--- a/Especificação Funcional - FIN 10744_FI06799_005.docx
+++ b/Especificação Funcional - FIN 10744_FI06799_005.docx
@@ -1,6 +1,6 @@
 
 <file path=word/document.xml><?xml version="1.0" encoding="utf-8"?>
-<w:document xmlns:wpc="http://schemas.microsoft.com/office/word/2010/wordprocessingCanvas" xmlns:cx="http://schemas.microsoft.com/office/drawing/2014/chartex" xmlns:cx1="http://schemas.microsoft.com/office/drawing/2015/9/8/chartex" xmlns:cx2="http://schemas.microsoft.com/office/drawing/2015/10/21/chartex" xmlns:cx3="http://schemas.microsoft.com/office/drawing/2016/5/9/chartex" xmlns:cx4="http://schemas.microsoft.com/office/drawing/2016/5/10/chartex" xmlns:cx5="http://schemas.microsoft.com/office/drawing/2016/5/11/chartex" xmlns:cx6="http://schemas.microsoft.com/office/drawing/2016/5/12/chartex" xmlns:cx7="http://schemas.microsoft.com/office/drawing/2016/5/13/chartex" xmlns:cx8="http://schemas.microsoft.com/office/drawing/2016/5/14/chartex" xmlns:mc="http://schemas.openxmlformats.org/markup-compatibility/2006" xmlns:aink="http://schemas.microsoft.com/office/drawing/2016/ink" xmlns:am3d="http://schemas.microsoft.com/office/drawing/2017/model3d" xmlns:o="urn:schemas-microsoft-com:office:office" xmlns:oel="http://schemas.microsoft.com/office/2019/extlst" xmlns:r="http://schemas.openxmlformats.org/officeDocument/2006/relationships" xmlns:m="http://schemas.openxmlformats.org/officeDocument/2006/math" xmlns:v="urn:schemas-microsoft-com:vml" xmlns:wp14="http://schemas.microsoft.com/office/word/2010/wordprocessingDrawing" xmlns:wp="http://schemas.openxmlformats.org/drawingml/2006/wordprocessingDrawing" xmlns:w10="urn:schemas-microsoft-com:office:word" xmlns:w="http://schemas.openxmlformats.org/wordprocessingml/2006/main" xmlns:w14="http://schemas.microsoft.com/office/word/2010/wordml" xmlns:w15="http://schemas.microsoft.com/office/word/2012/wordml" xmlns:w16cex="http://schemas.microsoft.com/office/word/2018/wordml/cex" xmlns:w16cid="http://schemas.microsoft.com/office/word/2016/wordml/cid" xmlns:w16="http://schemas.microsoft.com/office/word/2018/wordml" xmlns:w16sdtdh="http://schemas.microsoft.com/office/word/2020/wordml/sdtdatahash" xmlns:w16se="http://schemas.microsoft.com/office/word/2015/wordml/symex" xmlns:wpg="http://schemas.microsoft.com/office/word/2010/wordprocessingGroup" xmlns:wpi="http://schemas.microsoft.com/office/word/2010/wordprocessingInk" xmlns:wne="http://schemas.microsoft.com/office/word/2006/wordml" xmlns:wps="http://schemas.microsoft.com/office/word/2010/wordprocessingShape" mc:Ignorable="w14 w15 w16se w16cid w16 w16cex w16sdtdh wp14">
+<w:document xmlns:wpc="http://schemas.microsoft.com/office/word/2010/wordprocessingCanvas" xmlns:cx="http://schemas.microsoft.com/office/drawing/2014/chartex" xmlns:cx1="http://schemas.microsoft.com/office/drawing/2015/9/8/chartex" xmlns:cx2="http://schemas.microsoft.com/office/drawing/2015/10/21/chartex" xmlns:cx3="http://schemas.microsoft.com/office/drawing/2016/5/9/chartex" xmlns:cx4="http://schemas.microsoft.com/office/drawing/2016/5/10/chartex" xmlns:cx5="http://schemas.microsoft.com/office/drawing/2016/5/11/chartex" xmlns:cx6="http://schemas.microsoft.com/office/drawing/2016/5/12/chartex" xmlns:cx7="http://schemas.microsoft.com/office/drawing/2016/5/13/chartex" xmlns:cx8="http://schemas.microsoft.com/office/drawing/2016/5/14/chartex" xmlns:mc="http://schemas.openxmlformats.org/markup-compatibility/2006" xmlns:aink="http://schemas.microsoft.com/office/drawing/2016/ink" xmlns:am3d="http://schemas.microsoft.com/office/drawing/2017/model3d" xmlns:o="urn:schemas-microsoft-com:office:office" xmlns:oel="http://schemas.microsoft.com/office/2019/extlst" xmlns:r="http://schemas.openxmlformats.org/officeDocument/2006/relationships" xmlns:m="http://schemas.openxmlformats.org/officeDocument/2006/math" xmlns:v="urn:schemas-microsoft-com:vml" xmlns:wp14="http://schemas.microsoft.com/office/word/2010/wordprocessingDrawing" xmlns:wp="http://schemas.openxmlformats.org/drawingml/2006/wordprocessingDrawing" xmlns:w10="urn:schemas-microsoft-com:office:word" xmlns:w="http://schemas.openxmlformats.org/wordprocessingml/2006/main" xmlns:w14="http://schemas.microsoft.com/office/word/2010/wordml" xmlns:w15="http://schemas.microsoft.com/office/word/2012/wordml" xmlns:w16cex="http://schemas.microsoft.com/office/word/2018/wordml/cex" xmlns:w16cid="http://schemas.microsoft.com/office/word/2016/wordml/cid" xmlns:w16="http://schemas.microsoft.com/office/word/2018/wordml" xmlns:w16du="http://schemas.microsoft.com/office/word/2023/wordml/word16du" xmlns:w16sdtdh="http://schemas.microsoft.com/office/word/2020/wordml/sdtdatahash" xmlns:w16sdtfl="http://schemas.microsoft.com/office/word/2024/wordml/sdtformatlock" xmlns:w16se="http://schemas.microsoft.com/office/word/2015/wordml/symex" xmlns:wpg="http://schemas.microsoft.com/office/word/2010/wordprocessingGroup" xmlns:wpi="http://schemas.microsoft.com/office/word/2010/wordprocessingInk" xmlns:wne="http://schemas.microsoft.com/office/word/2006/wordml" xmlns:wps="http://schemas.microsoft.com/office/word/2010/wordprocessingShape" mc:Ignorable="w14 w15 w16se w16cid w16 w16cex w16sdtdh w16sdtfl w16du wp14">
   <w:body>
     <w:tbl>
       <w:tblPr>
@@ -76,7 +76,6 @@
               <w:bottom w:val="single" w:sz="4" w:space="0" w:color="00000A"/>
               <w:right w:val="single" w:sz="4" w:space="0" w:color="00000A"/>
             </w:tcBorders>
-            <w:shd w:val="clear" w:color="auto" w:fill="auto"/>
             <w:tcMar>
               <w:left w:w="60" w:type="dxa"/>
             </w:tcMar>
@@ -109,7 +108,6 @@
               <w:bottom w:val="single" w:sz="4" w:space="0" w:color="00000A"/>
               <w:right w:val="single" w:sz="12" w:space="0" w:color="00000A"/>
             </w:tcBorders>
-            <w:shd w:val="clear" w:color="auto" w:fill="auto"/>
             <w:tcMar>
               <w:left w:w="70" w:type="dxa"/>
             </w:tcMar>
@@ -167,7 +165,6 @@
               <w:bottom w:val="single" w:sz="4" w:space="0" w:color="00000A"/>
               <w:right w:val="single" w:sz="4" w:space="0" w:color="00000A"/>
             </w:tcBorders>
-            <w:shd w:val="clear" w:color="auto" w:fill="auto"/>
             <w:tcMar>
               <w:left w:w="60" w:type="dxa"/>
             </w:tcMar>
@@ -199,7 +196,6 @@
               <w:bottom w:val="single" w:sz="4" w:space="0" w:color="00000A"/>
               <w:right w:val="single" w:sz="12" w:space="0" w:color="00000A"/>
             </w:tcBorders>
-            <w:shd w:val="clear" w:color="auto" w:fill="auto"/>
             <w:tcMar>
               <w:left w:w="70" w:type="dxa"/>
             </w:tcMar>
@@ -234,7 +230,6 @@
               <w:bottom w:val="single" w:sz="4" w:space="0" w:color="00000A"/>
               <w:right w:val="single" w:sz="12" w:space="0" w:color="00000A"/>
             </w:tcBorders>
-            <w:shd w:val="clear" w:color="auto" w:fill="auto"/>
             <w:tcMar>
               <w:left w:w="70" w:type="dxa"/>
             </w:tcMar>
@@ -264,7 +259,6 @@
               <w:bottom w:val="single" w:sz="4" w:space="0" w:color="00000A"/>
               <w:right w:val="single" w:sz="12" w:space="0" w:color="00000A"/>
             </w:tcBorders>
-            <w:shd w:val="clear" w:color="auto" w:fill="auto"/>
             <w:tcMar>
               <w:left w:w="70" w:type="dxa"/>
             </w:tcMar>
@@ -310,7 +304,6 @@
               <w:bottom w:val="single" w:sz="4" w:space="0" w:color="00000A"/>
               <w:right w:val="single" w:sz="4" w:space="0" w:color="00000A"/>
             </w:tcBorders>
-            <w:shd w:val="clear" w:color="auto" w:fill="auto"/>
             <w:tcMar>
               <w:left w:w="60" w:type="dxa"/>
             </w:tcMar>
@@ -332,7 +325,6 @@
               <w:bottom w:val="single" w:sz="4" w:space="0" w:color="00000A"/>
               <w:right w:val="single" w:sz="12" w:space="0" w:color="00000A"/>
             </w:tcBorders>
-            <w:shd w:val="clear" w:color="auto" w:fill="auto"/>
             <w:tcMar>
               <w:left w:w="70" w:type="dxa"/>
             </w:tcMar>
@@ -378,7 +370,6 @@
               <w:bottom w:val="single" w:sz="4" w:space="0" w:color="00000A"/>
               <w:right w:val="single" w:sz="4" w:space="0" w:color="00000A"/>
             </w:tcBorders>
-            <w:shd w:val="clear" w:color="auto" w:fill="auto"/>
             <w:tcMar>
               <w:left w:w="60" w:type="dxa"/>
             </w:tcMar>
@@ -400,7 +391,6 @@
               <w:bottom w:val="single" w:sz="4" w:space="0" w:color="00000A"/>
               <w:right w:val="single" w:sz="12" w:space="0" w:color="00000A"/>
             </w:tcBorders>
-            <w:shd w:val="clear" w:color="auto" w:fill="auto"/>
             <w:tcMar>
               <w:left w:w="70" w:type="dxa"/>
             </w:tcMar>
@@ -470,7 +460,6 @@
               <w:bottom w:val="single" w:sz="12" w:space="0" w:color="00000A"/>
               <w:right w:val="single" w:sz="4" w:space="0" w:color="00000A"/>
             </w:tcBorders>
-            <w:shd w:val="clear" w:color="auto" w:fill="auto"/>
             <w:tcMar>
               <w:left w:w="60" w:type="dxa"/>
             </w:tcMar>
@@ -492,7 +481,6 @@
               <w:bottom w:val="single" w:sz="12" w:space="0" w:color="00000A"/>
               <w:right w:val="single" w:sz="12" w:space="0" w:color="00000A"/>
             </w:tcBorders>
-            <w:shd w:val="clear" w:color="auto" w:fill="auto"/>
             <w:tcMar>
               <w:left w:w="70" w:type="dxa"/>
             </w:tcMar>
@@ -535,7 +523,6 @@
               <w:bottom w:val="single" w:sz="4" w:space="0" w:color="00000A"/>
               <w:right w:val="single" w:sz="4" w:space="0" w:color="00000A"/>
             </w:tcBorders>
-            <w:shd w:val="clear" w:color="auto" w:fill="auto"/>
             <w:tcMar>
               <w:left w:w="60" w:type="dxa"/>
             </w:tcMar>
@@ -557,7 +544,6 @@
               <w:bottom w:val="single" w:sz="4" w:space="0" w:color="00000A"/>
               <w:right w:val="single" w:sz="12" w:space="0" w:color="00000A"/>
             </w:tcBorders>
-            <w:shd w:val="clear" w:color="auto" w:fill="auto"/>
             <w:tcMar>
               <w:left w:w="70" w:type="dxa"/>
             </w:tcMar>
@@ -730,7 +716,6 @@
               <w:bottom w:val="single" w:sz="12" w:space="0" w:color="00000A"/>
               <w:right w:val="single" w:sz="4" w:space="0" w:color="00000A"/>
             </w:tcBorders>
-            <w:shd w:val="clear" w:color="auto" w:fill="auto"/>
             <w:tcMar>
               <w:left w:w="60" w:type="dxa"/>
             </w:tcMar>
@@ -752,7 +737,6 @@
               <w:bottom w:val="single" w:sz="12" w:space="0" w:color="00000A"/>
               <w:right w:val="single" w:sz="12" w:space="0" w:color="00000A"/>
             </w:tcBorders>
-            <w:shd w:val="clear" w:color="auto" w:fill="auto"/>
             <w:tcMar>
               <w:left w:w="70" w:type="dxa"/>
             </w:tcMar>
@@ -851,7 +835,6 @@
               <w:bottom w:val="single" w:sz="4" w:space="0" w:color="00000A"/>
               <w:right w:val="single" w:sz="4" w:space="0" w:color="00000A"/>
             </w:tcBorders>
-            <w:shd w:val="clear" w:color="auto" w:fill="auto"/>
             <w:tcMar>
               <w:left w:w="60" w:type="dxa"/>
             </w:tcMar>
@@ -875,7 +858,6 @@
               <w:bottom w:val="single" w:sz="4" w:space="0" w:color="00000A"/>
               <w:right w:val="single" w:sz="12" w:space="0" w:color="00000A"/>
             </w:tcBorders>
-            <w:shd w:val="clear" w:color="auto" w:fill="auto"/>
             <w:tcMar>
               <w:left w:w="70" w:type="dxa"/>
             </w:tcMar>
@@ -914,7 +896,6 @@
               <w:bottom w:val="single" w:sz="4" w:space="0" w:color="00000A"/>
               <w:right w:val="single" w:sz="4" w:space="0" w:color="00000A"/>
             </w:tcBorders>
-            <w:shd w:val="clear" w:color="auto" w:fill="auto"/>
             <w:tcMar>
               <w:left w:w="60" w:type="dxa"/>
             </w:tcMar>
@@ -935,7 +916,6 @@
               <w:bottom w:val="single" w:sz="4" w:space="0" w:color="00000A"/>
               <w:right w:val="single" w:sz="12" w:space="0" w:color="00000A"/>
             </w:tcBorders>
-            <w:shd w:val="clear" w:color="auto" w:fill="auto"/>
             <w:tcMar>
               <w:left w:w="70" w:type="dxa"/>
             </w:tcMar>
@@ -974,7 +954,6 @@
               <w:bottom w:val="single" w:sz="12" w:space="0" w:color="00000A"/>
               <w:right w:val="single" w:sz="4" w:space="0" w:color="00000A"/>
             </w:tcBorders>
-            <w:shd w:val="clear" w:color="auto" w:fill="auto"/>
             <w:tcMar>
               <w:left w:w="60" w:type="dxa"/>
             </w:tcMar>
@@ -998,7 +977,6 @@
               <w:bottom w:val="single" w:sz="12" w:space="0" w:color="00000A"/>
               <w:right w:val="single" w:sz="12" w:space="0" w:color="00000A"/>
             </w:tcBorders>
-            <w:shd w:val="clear" w:color="auto" w:fill="auto"/>
             <w:tcMar>
               <w:left w:w="70" w:type="dxa"/>
             </w:tcMar>
@@ -1101,7 +1079,6 @@
               <w:bottom w:val="single" w:sz="4" w:space="0" w:color="00000A"/>
               <w:right w:val="single" w:sz="4" w:space="0" w:color="00000A"/>
             </w:tcBorders>
-            <w:shd w:val="clear" w:color="auto" w:fill="auto"/>
             <w:tcMar>
               <w:left w:w="60" w:type="dxa"/>
             </w:tcMar>
@@ -1125,7 +1102,6 @@
               <w:bottom w:val="single" w:sz="4" w:space="0" w:color="00000A"/>
               <w:right w:val="single" w:sz="12" w:space="0" w:color="00000A"/>
             </w:tcBorders>
-            <w:shd w:val="clear" w:color="auto" w:fill="auto"/>
             <w:tcMar>
               <w:left w:w="70" w:type="dxa"/>
             </w:tcMar>
@@ -1164,7 +1140,6 @@
               <w:bottom w:val="single" w:sz="4" w:space="0" w:color="00000A"/>
               <w:right w:val="single" w:sz="4" w:space="0" w:color="00000A"/>
             </w:tcBorders>
-            <w:shd w:val="clear" w:color="auto" w:fill="auto"/>
             <w:tcMar>
               <w:left w:w="60" w:type="dxa"/>
             </w:tcMar>
@@ -1185,7 +1160,6 @@
               <w:bottom w:val="single" w:sz="4" w:space="0" w:color="00000A"/>
               <w:right w:val="single" w:sz="12" w:space="0" w:color="00000A"/>
             </w:tcBorders>
-            <w:shd w:val="clear" w:color="auto" w:fill="auto"/>
             <w:tcMar>
               <w:left w:w="70" w:type="dxa"/>
             </w:tcMar>
@@ -1224,7 +1198,6 @@
               <w:bottom w:val="single" w:sz="12" w:space="0" w:color="00000A"/>
               <w:right w:val="single" w:sz="4" w:space="0" w:color="00000A"/>
             </w:tcBorders>
-            <w:shd w:val="clear" w:color="auto" w:fill="auto"/>
             <w:tcMar>
               <w:left w:w="60" w:type="dxa"/>
             </w:tcMar>
@@ -1248,7 +1221,6 @@
               <w:bottom w:val="single" w:sz="12" w:space="0" w:color="00000A"/>
               <w:right w:val="single" w:sz="12" w:space="0" w:color="00000A"/>
             </w:tcBorders>
-            <w:shd w:val="clear" w:color="auto" w:fill="auto"/>
             <w:tcMar>
               <w:left w:w="70" w:type="dxa"/>
             </w:tcMar>
@@ -1348,7 +1320,6 @@
               <w:bottom w:val="single" w:sz="4" w:space="0" w:color="00000A"/>
               <w:right w:val="single" w:sz="4" w:space="0" w:color="00000A"/>
             </w:tcBorders>
-            <w:shd w:val="clear" w:color="auto" w:fill="auto"/>
             <w:tcMar>
               <w:left w:w="60" w:type="dxa"/>
             </w:tcMar>
@@ -1376,7 +1347,6 @@
               <w:bottom w:val="single" w:sz="4" w:space="0" w:color="00000A"/>
               <w:right w:val="single" w:sz="12" w:space="0" w:color="00000A"/>
             </w:tcBorders>
-            <w:shd w:val="clear" w:color="auto" w:fill="auto"/>
             <w:tcMar>
               <w:left w:w="70" w:type="dxa"/>
             </w:tcMar>
@@ -1498,7 +1468,6 @@
               <w:bottom w:val="single" w:sz="4" w:space="0" w:color="00000A"/>
               <w:right w:val="single" w:sz="12" w:space="0" w:color="00000A"/>
             </w:tcBorders>
-            <w:shd w:val="clear" w:color="auto" w:fill="auto"/>
             <w:tcMar>
               <w:left w:w="70" w:type="dxa"/>
             </w:tcMar>
@@ -1590,7 +1559,6 @@
               <w:bottom w:val="single" w:sz="4" w:space="0" w:color="00000A"/>
               <w:right w:val="single" w:sz="4" w:space="0" w:color="00000A"/>
             </w:tcBorders>
-            <w:shd w:val="clear" w:color="auto" w:fill="auto"/>
             <w:tcMar>
               <w:left w:w="60" w:type="dxa"/>
             </w:tcMar>
@@ -1614,7 +1582,6 @@
               <w:bottom w:val="single" w:sz="4" w:space="0" w:color="00000A"/>
               <w:right w:val="single" w:sz="12" w:space="0" w:color="00000A"/>
             </w:tcBorders>
-            <w:shd w:val="clear" w:color="auto" w:fill="auto"/>
             <w:tcMar>
               <w:left w:w="70" w:type="dxa"/>
             </w:tcMar>
@@ -1653,7 +1620,6 @@
               <w:bottom w:val="single" w:sz="4" w:space="0" w:color="00000A"/>
               <w:right w:val="single" w:sz="4" w:space="0" w:color="00000A"/>
             </w:tcBorders>
-            <w:shd w:val="clear" w:color="auto" w:fill="auto"/>
             <w:tcMar>
               <w:left w:w="60" w:type="dxa"/>
             </w:tcMar>
@@ -1674,7 +1640,6 @@
               <w:bottom w:val="single" w:sz="4" w:space="0" w:color="00000A"/>
               <w:right w:val="single" w:sz="12" w:space="0" w:color="00000A"/>
             </w:tcBorders>
-            <w:shd w:val="clear" w:color="auto" w:fill="auto"/>
             <w:tcMar>
               <w:left w:w="70" w:type="dxa"/>
             </w:tcMar>
@@ -1713,7 +1678,6 @@
               <w:bottom w:val="single" w:sz="12" w:space="0" w:color="00000A"/>
               <w:right w:val="single" w:sz="4" w:space="0" w:color="00000A"/>
             </w:tcBorders>
-            <w:shd w:val="clear" w:color="auto" w:fill="auto"/>
             <w:tcMar>
               <w:left w:w="60" w:type="dxa"/>
             </w:tcMar>
@@ -1737,7 +1701,6 @@
               <w:bottom w:val="single" w:sz="12" w:space="0" w:color="00000A"/>
               <w:right w:val="single" w:sz="12" w:space="0" w:color="00000A"/>
             </w:tcBorders>
-            <w:shd w:val="clear" w:color="auto" w:fill="auto"/>
             <w:tcMar>
               <w:left w:w="70" w:type="dxa"/>
             </w:tcMar>
@@ -1948,7 +1911,6 @@
               <w:bottom w:val="single" w:sz="12" w:space="0" w:color="00000A"/>
               <w:right w:val="single" w:sz="4" w:space="0" w:color="00000A"/>
             </w:tcBorders>
-            <w:shd w:val="clear" w:color="auto" w:fill="auto"/>
             <w:tcMar>
               <w:left w:w="60" w:type="dxa"/>
             </w:tcMar>
@@ -1985,7 +1947,6 @@
               <w:bottom w:val="single" w:sz="12" w:space="0" w:color="00000A"/>
               <w:right w:val="single" w:sz="4" w:space="0" w:color="00000A"/>
             </w:tcBorders>
-            <w:shd w:val="clear" w:color="auto" w:fill="auto"/>
             <w:tcMar>
               <w:left w:w="70" w:type="dxa"/>
             </w:tcMar>
@@ -2051,7 +2012,6 @@
               <w:bottom w:val="single" w:sz="12" w:space="0" w:color="00000A"/>
               <w:right w:val="single" w:sz="4" w:space="0" w:color="00000A"/>
             </w:tcBorders>
-            <w:shd w:val="clear" w:color="auto" w:fill="auto"/>
             <w:tcMar>
               <w:left w:w="70" w:type="dxa"/>
             </w:tcMar>
@@ -2105,7 +2065,6 @@
               <w:bottom w:val="single" w:sz="12" w:space="0" w:color="00000A"/>
               <w:right w:val="single" w:sz="4" w:space="0" w:color="00000A"/>
             </w:tcBorders>
-            <w:shd w:val="clear" w:color="auto" w:fill="auto"/>
             <w:tcMar>
               <w:left w:w="70" w:type="dxa"/>
             </w:tcMar>
@@ -2147,7 +2106,6 @@
               <w:bottom w:val="single" w:sz="12" w:space="0" w:color="00000A"/>
               <w:right w:val="single" w:sz="12" w:space="0" w:color="00000A"/>
             </w:tcBorders>
-            <w:shd w:val="clear" w:color="auto" w:fill="auto"/>
             <w:tcMar>
               <w:left w:w="70" w:type="dxa"/>
             </w:tcMar>
@@ -2498,7 +2456,6 @@
               <w:bottom w:val="single" w:sz="6" w:space="0" w:color="00000A"/>
               <w:right w:val="single" w:sz="12" w:space="0" w:color="00000A"/>
             </w:tcBorders>
-            <w:shd w:val="clear" w:color="auto" w:fill="auto"/>
             <w:tcMar>
               <w:left w:w="114" w:type="dxa"/>
             </w:tcMar>
@@ -2566,7 +2523,6 @@
               <w:bottom w:val="single" w:sz="6" w:space="0" w:color="00000A"/>
               <w:right w:val="single" w:sz="12" w:space="0" w:color="00000A"/>
             </w:tcBorders>
-            <w:shd w:val="clear" w:color="auto" w:fill="auto"/>
             <w:tcMar>
               <w:left w:w="114" w:type="dxa"/>
             </w:tcMar>
@@ -2627,7 +2583,6 @@
               <w:bottom w:val="single" w:sz="12" w:space="0" w:color="00000A"/>
               <w:right w:val="single" w:sz="12" w:space="0" w:color="00000A"/>
             </w:tcBorders>
-            <w:shd w:val="clear" w:color="auto" w:fill="auto"/>
             <w:tcMar>
               <w:left w:w="114" w:type="dxa"/>
             </w:tcMar>
@@ -3019,6 +2974,7 @@
       </w:pPr>
       <w:r>
         <w:rPr>
+          <w:noProof/>
           <w:color w:val="0000FF"/>
         </w:rPr>
         <w:drawing>
@@ -3073,6 +3029,7 @@
       </w:pPr>
       <w:r>
         <w:rPr>
+          <w:noProof/>
           <w:color w:val="0000FF"/>
         </w:rPr>
         <w:drawing>
@@ -3869,7 +3826,6 @@
               <w:bottom w:val="single" w:sz="4" w:space="0" w:color="3366FF"/>
               <w:right w:val="single" w:sz="4" w:space="0" w:color="3366FF"/>
             </w:tcBorders>
-            <w:shd w:val="clear" w:color="auto" w:fill="auto"/>
             <w:tcMar>
               <w:left w:w="70" w:type="dxa"/>
             </w:tcMar>
@@ -3921,7 +3877,6 @@
               <w:bottom w:val="single" w:sz="4" w:space="0" w:color="3366FF"/>
               <w:right w:val="single" w:sz="4" w:space="0" w:color="3366FF"/>
             </w:tcBorders>
-            <w:shd w:val="clear" w:color="auto" w:fill="auto"/>
             <w:tcMar>
               <w:left w:w="70" w:type="dxa"/>
             </w:tcMar>
@@ -3980,7 +3935,6 @@
               <w:bottom w:val="single" w:sz="4" w:space="0" w:color="3366FF"/>
               <w:right w:val="single" w:sz="4" w:space="0" w:color="3366FF"/>
             </w:tcBorders>
-            <w:shd w:val="clear" w:color="auto" w:fill="auto"/>
             <w:tcMar>
               <w:left w:w="70" w:type="dxa"/>
             </w:tcMar>
@@ -5408,6 +5362,13 @@
                 <w:szCs w:val="18"/>
               </w:rPr>
             </w:pPr>
+            <w:r>
+              <w:rPr>
+                <w:sz w:val="18"/>
+                <w:szCs w:val="18"/>
+              </w:rPr>
+              <w:t>INCLUDE</w:t>
+            </w:r>
           </w:p>
         </w:tc>
         <w:tc>
@@ -5423,12 +5384,18 @@
           </w:tcPr>
           <w:p>
             <w:pPr>
-              <w:snapToGrid w:val="0"/>
+              <w:spacing w:after="240"/>
               <w:rPr>
                 <w:sz w:val="18"/>
                 <w:szCs w:val="18"/>
               </w:rPr>
             </w:pPr>
+            <w:r>
+              <w:rPr>
+                <w:lang w:val="es-419"/>
+              </w:rPr>
+              <w:t>YSINC_ZXM08U16_DTVENCIM</w:t>
+            </w:r>
           </w:p>
         </w:tc>
       </w:tr>
@@ -5523,6 +5490,5294 @@
     </w:p>
     <w:p>
       <w:pPr>
+        <w:spacing w:after="240"/>
+        <w:ind w:left="391" w:hanging="391"/>
+      </w:pPr>
+    </w:p>
+    <w:p>
+      <w:pPr>
+        <w:spacing w:after="240"/>
+        <w:ind w:left="391" w:hanging="391"/>
+      </w:pPr>
+      <w:proofErr w:type="spellStart"/>
+      <w:r>
+        <w:t>Inclusao</w:t>
+      </w:r>
+      <w:proofErr w:type="spellEnd"/>
+      <w:r>
+        <w:t xml:space="preserve"> de </w:t>
+      </w:r>
+      <w:proofErr w:type="spellStart"/>
+      <w:r>
+        <w:t>L’ogica</w:t>
+      </w:r>
+      <w:proofErr w:type="spellEnd"/>
+      <w:r>
+        <w:t xml:space="preserve"> para </w:t>
+      </w:r>
+      <w:proofErr w:type="spellStart"/>
+      <w:r>
+        <w:t>atenteder</w:t>
+      </w:r>
+      <w:proofErr w:type="spellEnd"/>
+      <w:r>
+        <w:t xml:space="preserve"> a condição de pagamento para </w:t>
+      </w:r>
+      <w:proofErr w:type="spellStart"/>
+      <w:r>
+        <w:t>fornecerdor</w:t>
+      </w:r>
+      <w:proofErr w:type="spellEnd"/>
+      <w:r>
+        <w:t xml:space="preserve"> A014</w:t>
+      </w:r>
+    </w:p>
+    <w:p>
+      <w:pPr>
+        <w:spacing w:after="240"/>
+        <w:ind w:left="391" w:hanging="391"/>
+      </w:pPr>
+    </w:p>
+    <w:tbl>
+      <w:tblPr>
+        <w:tblStyle w:val="Tabelacomgrade"/>
+        <w:tblW w:w="0" w:type="auto"/>
+        <w:tblInd w:w="391" w:type="dxa"/>
+        <w:tblLook w:val="04A0" w:firstRow="1" w:lastRow="0" w:firstColumn="1" w:lastColumn="0" w:noHBand="0" w:noVBand="1"/>
+      </w:tblPr>
+      <w:tblGrid>
+        <w:gridCol w:w="10077"/>
+      </w:tblGrid>
+      <w:tr>
+        <w:tc>
+          <w:tcPr>
+            <w:tcW w:w="10468" w:type="dxa"/>
+          </w:tcPr>
+          <w:p>
+            <w:pPr>
+              <w:rPr>
+                <w:sz w:val="16"/>
+                <w:szCs w:val="16"/>
+                <w:lang w:val="es-419"/>
+              </w:rPr>
+            </w:pPr>
+            <w:r>
+              <w:rPr>
+                <w:sz w:val="16"/>
+                <w:szCs w:val="16"/>
+                <w:lang w:val="es-419"/>
+              </w:rPr>
+              <w:t>YSINC_ZXM08U16_DTVENCIM</w:t>
+            </w:r>
+          </w:p>
+          <w:p>
+            <w:pPr>
+              <w:rPr>
+                <w:sz w:val="16"/>
+                <w:szCs w:val="16"/>
+              </w:rPr>
+            </w:pPr>
+          </w:p>
+        </w:tc>
+      </w:tr>
+      <w:tr>
+        <w:tc>
+          <w:tcPr>
+            <w:tcW w:w="10468" w:type="dxa"/>
+          </w:tcPr>
+          <w:p>
+            <w:pPr>
+              <w:rPr>
+                <w:sz w:val="16"/>
+                <w:szCs w:val="16"/>
+                <w:lang w:val="es-419"/>
+              </w:rPr>
+            </w:pPr>
+            <w:r>
+              <w:rPr>
+                <w:sz w:val="16"/>
+                <w:szCs w:val="16"/>
+                <w:lang w:val="es-419"/>
+              </w:rPr>
+              <w:t>*&amp;---------------------------------------------------------------------*</w:t>
+            </w:r>
+          </w:p>
+          <w:p>
+            <w:pPr>
+              <w:rPr>
+                <w:sz w:val="16"/>
+                <w:szCs w:val="16"/>
+                <w:lang w:val="es-419"/>
+              </w:rPr>
+            </w:pPr>
+            <w:r>
+              <w:rPr>
+                <w:sz w:val="16"/>
+                <w:szCs w:val="16"/>
+                <w:lang w:val="es-419"/>
+              </w:rPr>
+              <w:t xml:space="preserve">*&amp; </w:t>
+            </w:r>
+            <w:proofErr w:type="spellStart"/>
+            <w:r>
+              <w:rPr>
+                <w:sz w:val="16"/>
+                <w:szCs w:val="16"/>
+                <w:lang w:val="es-419"/>
+              </w:rPr>
+              <w:t>Include</w:t>
+            </w:r>
+            <w:proofErr w:type="spellEnd"/>
+            <w:r>
+              <w:rPr>
+                <w:sz w:val="16"/>
+                <w:szCs w:val="16"/>
+                <w:lang w:val="es-419"/>
+              </w:rPr>
+              <w:t xml:space="preserve">          YSINC_ZXM08U16_DTVENCIM</w:t>
+            </w:r>
+          </w:p>
+          <w:p>
+            <w:pPr>
+              <w:rPr>
+                <w:sz w:val="16"/>
+                <w:szCs w:val="16"/>
+                <w:lang w:val="es-419"/>
+              </w:rPr>
+            </w:pPr>
+            <w:r>
+              <w:rPr>
+                <w:sz w:val="16"/>
+                <w:szCs w:val="16"/>
+                <w:lang w:val="es-419"/>
+              </w:rPr>
+              <w:t>*&amp;---------------------------------------------------------------------*</w:t>
+            </w:r>
+          </w:p>
+          <w:p>
+            <w:pPr>
+              <w:rPr>
+                <w:sz w:val="16"/>
+                <w:szCs w:val="16"/>
+                <w:lang w:val="es-419"/>
+              </w:rPr>
+            </w:pPr>
+            <w:r>
+              <w:rPr>
+                <w:sz w:val="16"/>
+                <w:szCs w:val="16"/>
+                <w:lang w:val="es-419"/>
+              </w:rPr>
+              <w:t xml:space="preserve">*&amp; DS4K914785 - </w:t>
+            </w:r>
+            <w:proofErr w:type="gramStart"/>
+            <w:r>
+              <w:rPr>
+                <w:sz w:val="16"/>
+                <w:szCs w:val="16"/>
+                <w:lang w:val="es-419"/>
+              </w:rPr>
+              <w:t>ABAPBQMT  -</w:t>
+            </w:r>
+            <w:proofErr w:type="gramEnd"/>
+            <w:r>
+              <w:rPr>
+                <w:sz w:val="16"/>
+                <w:szCs w:val="16"/>
+                <w:lang w:val="es-419"/>
+              </w:rPr>
+              <w:t xml:space="preserve"> 8000005943: FIN10739-COND.PGTO FORNECEDOR - A005</w:t>
+            </w:r>
+          </w:p>
+          <w:p>
+            <w:pPr>
+              <w:rPr>
+                <w:sz w:val="16"/>
+                <w:szCs w:val="16"/>
+                <w:lang w:val="en-US"/>
+              </w:rPr>
+            </w:pPr>
+            <w:r>
+              <w:rPr>
+                <w:sz w:val="16"/>
+                <w:szCs w:val="16"/>
+                <w:lang w:val="en-US"/>
+              </w:rPr>
+              <w:t>*&amp;</w:t>
+            </w:r>
+          </w:p>
+          <w:p>
+            <w:pPr>
+              <w:rPr>
+                <w:sz w:val="16"/>
+                <w:szCs w:val="16"/>
+                <w:lang w:val="en-US"/>
+              </w:rPr>
+            </w:pPr>
+            <w:r>
+              <w:rPr>
+                <w:sz w:val="16"/>
+                <w:szCs w:val="16"/>
+                <w:lang w:val="en-US"/>
+              </w:rPr>
+              <w:t>*&amp;---------------------------------------------------------------------*</w:t>
+            </w:r>
+          </w:p>
+          <w:p>
+            <w:pPr>
+              <w:rPr>
+                <w:sz w:val="16"/>
+                <w:szCs w:val="16"/>
+                <w:lang w:val="en-US"/>
+              </w:rPr>
+            </w:pPr>
+          </w:p>
+          <w:p>
+            <w:pPr>
+              <w:rPr>
+                <w:sz w:val="16"/>
+                <w:szCs w:val="16"/>
+                <w:lang w:val="en-US"/>
+              </w:rPr>
+            </w:pPr>
+            <w:r>
+              <w:rPr>
+                <w:sz w:val="16"/>
+                <w:szCs w:val="16"/>
+                <w:lang w:val="en-US"/>
+              </w:rPr>
+              <w:t xml:space="preserve">DATA: </w:t>
+            </w:r>
+            <w:proofErr w:type="spellStart"/>
+            <w:r>
+              <w:rPr>
+                <w:sz w:val="16"/>
+                <w:szCs w:val="16"/>
+                <w:lang w:val="en-US"/>
+              </w:rPr>
+              <w:t>lv_data</w:t>
+            </w:r>
+            <w:proofErr w:type="spellEnd"/>
+            <w:r>
+              <w:rPr>
+                <w:sz w:val="16"/>
+                <w:szCs w:val="16"/>
+                <w:lang w:val="en-US"/>
+              </w:rPr>
+              <w:t xml:space="preserve">      TYPE datum VALUE IS INITIAL,</w:t>
+            </w:r>
+          </w:p>
+          <w:p>
+            <w:pPr>
+              <w:rPr>
+                <w:sz w:val="16"/>
+                <w:szCs w:val="16"/>
+                <w:lang w:val="en-US"/>
+              </w:rPr>
+            </w:pPr>
+            <w:r>
+              <w:rPr>
+                <w:sz w:val="16"/>
+                <w:szCs w:val="16"/>
+                <w:lang w:val="en-US"/>
+              </w:rPr>
+              <w:t xml:space="preserve">      </w:t>
+            </w:r>
+            <w:proofErr w:type="spellStart"/>
+            <w:r>
+              <w:rPr>
+                <w:sz w:val="16"/>
+                <w:szCs w:val="16"/>
+                <w:lang w:val="en-US"/>
+              </w:rPr>
+              <w:t>lv_data_util</w:t>
+            </w:r>
+            <w:proofErr w:type="spellEnd"/>
+            <w:r>
+              <w:rPr>
+                <w:sz w:val="16"/>
+                <w:szCs w:val="16"/>
+                <w:lang w:val="en-US"/>
+              </w:rPr>
+              <w:t xml:space="preserve"> TYPE datum VALUE IS INITIAL.</w:t>
+            </w:r>
+          </w:p>
+          <w:p>
+            <w:pPr>
+              <w:rPr>
+                <w:sz w:val="16"/>
+                <w:szCs w:val="16"/>
+              </w:rPr>
+            </w:pPr>
+            <w:r>
+              <w:rPr>
+                <w:sz w:val="16"/>
+                <w:szCs w:val="16"/>
+              </w:rPr>
+              <w:t xml:space="preserve">* Inicio da </w:t>
+            </w:r>
+            <w:proofErr w:type="spellStart"/>
+            <w:r>
+              <w:rPr>
+                <w:sz w:val="16"/>
+                <w:szCs w:val="16"/>
+              </w:rPr>
+              <w:t>nlcusao</w:t>
+            </w:r>
+            <w:proofErr w:type="spellEnd"/>
+            <w:r>
+              <w:rPr>
+                <w:sz w:val="16"/>
+                <w:szCs w:val="16"/>
+              </w:rPr>
+              <w:t xml:space="preserve"> 16/09/2026 FIN10740</w:t>
+            </w:r>
+          </w:p>
+          <w:p>
+            <w:pPr>
+              <w:rPr>
+                <w:sz w:val="16"/>
+                <w:szCs w:val="16"/>
+              </w:rPr>
+            </w:pPr>
+            <w:r>
+              <w:rPr>
+                <w:sz w:val="16"/>
+                <w:szCs w:val="16"/>
+              </w:rPr>
+              <w:t xml:space="preserve">DATA: </w:t>
+            </w:r>
+            <w:proofErr w:type="spellStart"/>
+            <w:r>
+              <w:rPr>
+                <w:sz w:val="16"/>
+                <w:szCs w:val="16"/>
+              </w:rPr>
+              <w:t>lv_data_decendial</w:t>
+            </w:r>
+            <w:proofErr w:type="spellEnd"/>
+            <w:r>
+              <w:rPr>
+                <w:sz w:val="16"/>
+                <w:szCs w:val="16"/>
+              </w:rPr>
+              <w:t xml:space="preserve"> TYPE </w:t>
+            </w:r>
+            <w:proofErr w:type="spellStart"/>
+            <w:r>
+              <w:rPr>
+                <w:sz w:val="16"/>
+                <w:szCs w:val="16"/>
+              </w:rPr>
+              <w:t>datum</w:t>
+            </w:r>
+            <w:proofErr w:type="spellEnd"/>
+            <w:r>
+              <w:rPr>
+                <w:sz w:val="16"/>
+                <w:szCs w:val="16"/>
+              </w:rPr>
+              <w:t xml:space="preserve"> VALUE IS INITIAL.</w:t>
+            </w:r>
+          </w:p>
+          <w:p>
+            <w:pPr>
+              <w:rPr>
+                <w:sz w:val="16"/>
+                <w:szCs w:val="16"/>
+              </w:rPr>
+            </w:pPr>
+            <w:r>
+              <w:rPr>
+                <w:sz w:val="16"/>
+                <w:szCs w:val="16"/>
+              </w:rPr>
+              <w:lastRenderedPageBreak/>
+              <w:t xml:space="preserve">DATA: lv_data_CONDA015 TYPE </w:t>
+            </w:r>
+            <w:proofErr w:type="spellStart"/>
+            <w:r>
+              <w:rPr>
+                <w:sz w:val="16"/>
+                <w:szCs w:val="16"/>
+              </w:rPr>
+              <w:t>datum</w:t>
+            </w:r>
+            <w:proofErr w:type="spellEnd"/>
+            <w:r>
+              <w:rPr>
+                <w:sz w:val="16"/>
+                <w:szCs w:val="16"/>
+              </w:rPr>
+              <w:t xml:space="preserve"> VALUE IS INITIAL.</w:t>
+            </w:r>
+          </w:p>
+          <w:p>
+            <w:pPr>
+              <w:rPr>
+                <w:sz w:val="16"/>
+                <w:szCs w:val="16"/>
+              </w:rPr>
+            </w:pPr>
+            <w:r>
+              <w:rPr>
+                <w:sz w:val="16"/>
+                <w:szCs w:val="16"/>
+              </w:rPr>
+              <w:t xml:space="preserve">DATA: lv_data_CONDA011 TYPE </w:t>
+            </w:r>
+            <w:proofErr w:type="spellStart"/>
+            <w:r>
+              <w:rPr>
+                <w:sz w:val="16"/>
+                <w:szCs w:val="16"/>
+              </w:rPr>
+              <w:t>datum</w:t>
+            </w:r>
+            <w:proofErr w:type="spellEnd"/>
+            <w:r>
+              <w:rPr>
+                <w:sz w:val="16"/>
+                <w:szCs w:val="16"/>
+              </w:rPr>
+              <w:t xml:space="preserve"> VALUE IS INITIAL.</w:t>
+            </w:r>
+          </w:p>
+          <w:p>
+            <w:pPr>
+              <w:rPr>
+                <w:sz w:val="16"/>
+                <w:szCs w:val="16"/>
+              </w:rPr>
+            </w:pPr>
+            <w:r>
+              <w:rPr>
+                <w:sz w:val="16"/>
+                <w:szCs w:val="16"/>
+              </w:rPr>
+              <w:t xml:space="preserve">DATA: lv_data_CONDA013 TYPE </w:t>
+            </w:r>
+            <w:proofErr w:type="spellStart"/>
+            <w:r>
+              <w:rPr>
+                <w:sz w:val="16"/>
+                <w:szCs w:val="16"/>
+              </w:rPr>
+              <w:t>datum</w:t>
+            </w:r>
+            <w:proofErr w:type="spellEnd"/>
+            <w:r>
+              <w:rPr>
+                <w:sz w:val="16"/>
+                <w:szCs w:val="16"/>
+              </w:rPr>
+              <w:t xml:space="preserve"> VALUE IS INITIAL.</w:t>
+            </w:r>
+          </w:p>
+          <w:p>
+            <w:pPr>
+              <w:rPr>
+                <w:sz w:val="16"/>
+                <w:szCs w:val="16"/>
+              </w:rPr>
+            </w:pPr>
+            <w:r>
+              <w:rPr>
+                <w:sz w:val="16"/>
+                <w:szCs w:val="16"/>
+              </w:rPr>
+              <w:t xml:space="preserve">DATA: lv_data_CONDA014 TYPE </w:t>
+            </w:r>
+            <w:proofErr w:type="spellStart"/>
+            <w:r>
+              <w:rPr>
+                <w:sz w:val="16"/>
+                <w:szCs w:val="16"/>
+              </w:rPr>
+              <w:t>datum</w:t>
+            </w:r>
+            <w:proofErr w:type="spellEnd"/>
+            <w:r>
+              <w:rPr>
+                <w:sz w:val="16"/>
+                <w:szCs w:val="16"/>
+              </w:rPr>
+              <w:t xml:space="preserve"> VALUE IS INITIAL.</w:t>
+            </w:r>
+          </w:p>
+          <w:p>
+            <w:pPr>
+              <w:rPr>
+                <w:sz w:val="16"/>
+                <w:szCs w:val="16"/>
+              </w:rPr>
+            </w:pPr>
+          </w:p>
+          <w:p>
+            <w:pPr>
+              <w:rPr>
+                <w:sz w:val="16"/>
+                <w:szCs w:val="16"/>
+              </w:rPr>
+            </w:pPr>
+          </w:p>
+          <w:p>
+            <w:pPr>
+              <w:rPr>
+                <w:sz w:val="16"/>
+                <w:szCs w:val="16"/>
+              </w:rPr>
+            </w:pPr>
+            <w:r>
+              <w:rPr>
+                <w:sz w:val="16"/>
+                <w:szCs w:val="16"/>
+              </w:rPr>
+              <w:t xml:space="preserve">* Fim da </w:t>
+            </w:r>
+            <w:proofErr w:type="spellStart"/>
+            <w:r>
+              <w:rPr>
+                <w:sz w:val="16"/>
+                <w:szCs w:val="16"/>
+              </w:rPr>
+              <w:t>nlcusao</w:t>
+            </w:r>
+            <w:proofErr w:type="spellEnd"/>
+            <w:r>
+              <w:rPr>
+                <w:sz w:val="16"/>
+                <w:szCs w:val="16"/>
+              </w:rPr>
+              <w:t xml:space="preserve"> 16/09/2026 FIN10740</w:t>
+            </w:r>
+          </w:p>
+          <w:p>
+            <w:pPr>
+              <w:rPr>
+                <w:sz w:val="16"/>
+                <w:szCs w:val="16"/>
+                <w:lang w:val="en-US"/>
+              </w:rPr>
+            </w:pPr>
+            <w:r>
+              <w:rPr>
+                <w:sz w:val="16"/>
+                <w:szCs w:val="16"/>
+                <w:lang w:val="en-US"/>
+              </w:rPr>
+              <w:t xml:space="preserve">DATA: </w:t>
+            </w:r>
+            <w:proofErr w:type="spellStart"/>
+            <w:r>
+              <w:rPr>
+                <w:sz w:val="16"/>
+                <w:szCs w:val="16"/>
+                <w:lang w:val="en-US"/>
+              </w:rPr>
+              <w:t>ls_invfo_condpgt</w:t>
+            </w:r>
+            <w:proofErr w:type="spellEnd"/>
+            <w:r>
+              <w:rPr>
+                <w:sz w:val="16"/>
+                <w:szCs w:val="16"/>
+                <w:lang w:val="en-US"/>
+              </w:rPr>
+              <w:t xml:space="preserve"> TYPE </w:t>
+            </w:r>
+            <w:proofErr w:type="spellStart"/>
+            <w:r>
+              <w:rPr>
+                <w:sz w:val="16"/>
+                <w:szCs w:val="16"/>
+                <w:lang w:val="en-US"/>
+              </w:rPr>
+              <w:t>invfo</w:t>
+            </w:r>
+            <w:proofErr w:type="spellEnd"/>
+            <w:r>
+              <w:rPr>
+                <w:sz w:val="16"/>
+                <w:szCs w:val="16"/>
+                <w:lang w:val="en-US"/>
+              </w:rPr>
+              <w:t>,</w:t>
+            </w:r>
+          </w:p>
+          <w:p>
+            <w:pPr>
+              <w:rPr>
+                <w:sz w:val="16"/>
+                <w:szCs w:val="16"/>
+                <w:lang w:val="en-US"/>
+              </w:rPr>
+            </w:pPr>
+            <w:r>
+              <w:rPr>
+                <w:sz w:val="16"/>
+                <w:szCs w:val="16"/>
+                <w:lang w:val="en-US"/>
+              </w:rPr>
+              <w:t xml:space="preserve">      ls__</w:t>
+            </w:r>
+            <w:proofErr w:type="spellStart"/>
+            <w:r>
+              <w:rPr>
+                <w:sz w:val="16"/>
+                <w:szCs w:val="16"/>
+                <w:lang w:val="en-US"/>
+              </w:rPr>
+              <w:t>drseg</w:t>
+            </w:r>
+            <w:proofErr w:type="spellEnd"/>
+            <w:r>
+              <w:rPr>
+                <w:sz w:val="16"/>
+                <w:szCs w:val="16"/>
+                <w:lang w:val="en-US"/>
+              </w:rPr>
+              <w:t xml:space="preserve">        LIKE LINE OF </w:t>
+            </w:r>
+            <w:proofErr w:type="spellStart"/>
+            <w:r>
+              <w:rPr>
+                <w:sz w:val="16"/>
+                <w:szCs w:val="16"/>
+                <w:lang w:val="en-US"/>
+              </w:rPr>
+              <w:t>t_drseg</w:t>
+            </w:r>
+            <w:proofErr w:type="spellEnd"/>
+            <w:r>
+              <w:rPr>
+                <w:sz w:val="16"/>
+                <w:szCs w:val="16"/>
+                <w:lang w:val="en-US"/>
+              </w:rPr>
+              <w:t>.</w:t>
+            </w:r>
+          </w:p>
+          <w:p>
+            <w:pPr>
+              <w:rPr>
+                <w:sz w:val="16"/>
+                <w:szCs w:val="16"/>
+                <w:lang w:val="en-US"/>
+              </w:rPr>
+            </w:pPr>
+          </w:p>
+          <w:p>
+            <w:pPr>
+              <w:rPr>
+                <w:sz w:val="16"/>
+                <w:szCs w:val="16"/>
+                <w:lang w:val="en-US"/>
+              </w:rPr>
+            </w:pPr>
+            <w:r>
+              <w:rPr>
+                <w:sz w:val="16"/>
+                <w:szCs w:val="16"/>
+                <w:lang w:val="en-US"/>
+              </w:rPr>
+              <w:t>FIELD-SYMBOLS: &lt;</w:t>
+            </w:r>
+            <w:proofErr w:type="spellStart"/>
+            <w:r>
+              <w:rPr>
+                <w:sz w:val="16"/>
+                <w:szCs w:val="16"/>
+                <w:lang w:val="en-US"/>
+              </w:rPr>
+              <w:t>fs_invfo_condpgt</w:t>
+            </w:r>
+            <w:proofErr w:type="spellEnd"/>
+            <w:r>
+              <w:rPr>
+                <w:sz w:val="16"/>
+                <w:szCs w:val="16"/>
+                <w:lang w:val="en-US"/>
+              </w:rPr>
+              <w:t>&gt; TYPE any,</w:t>
+            </w:r>
+          </w:p>
+          <w:p>
+            <w:pPr>
+              <w:rPr>
+                <w:sz w:val="16"/>
+                <w:szCs w:val="16"/>
+                <w:lang w:val="en-US"/>
+              </w:rPr>
+            </w:pPr>
+            <w:r>
+              <w:rPr>
+                <w:sz w:val="16"/>
+                <w:szCs w:val="16"/>
+                <w:lang w:val="en-US"/>
+              </w:rPr>
+              <w:t xml:space="preserve">               &lt;fs__</w:t>
+            </w:r>
+            <w:proofErr w:type="spellStart"/>
+            <w:r>
+              <w:rPr>
+                <w:sz w:val="16"/>
+                <w:szCs w:val="16"/>
+                <w:lang w:val="en-US"/>
+              </w:rPr>
+              <w:t>drseg</w:t>
+            </w:r>
+            <w:proofErr w:type="spellEnd"/>
+            <w:r>
+              <w:rPr>
+                <w:sz w:val="16"/>
+                <w:szCs w:val="16"/>
+                <w:lang w:val="en-US"/>
+              </w:rPr>
+              <w:t xml:space="preserve">&gt;        LIKE LINE OF </w:t>
+            </w:r>
+            <w:proofErr w:type="spellStart"/>
+            <w:r>
+              <w:rPr>
+                <w:sz w:val="16"/>
+                <w:szCs w:val="16"/>
+                <w:lang w:val="en-US"/>
+              </w:rPr>
+              <w:t>t_drseg</w:t>
+            </w:r>
+            <w:proofErr w:type="spellEnd"/>
+            <w:r>
+              <w:rPr>
+                <w:sz w:val="16"/>
+                <w:szCs w:val="16"/>
+                <w:lang w:val="en-US"/>
+              </w:rPr>
+              <w:t>.</w:t>
+            </w:r>
+          </w:p>
+          <w:p>
+            <w:pPr>
+              <w:rPr>
+                <w:sz w:val="16"/>
+                <w:szCs w:val="16"/>
+                <w:lang w:val="en-US"/>
+              </w:rPr>
+            </w:pPr>
+          </w:p>
+          <w:p>
+            <w:pPr>
+              <w:rPr>
+                <w:sz w:val="16"/>
+                <w:szCs w:val="16"/>
+              </w:rPr>
+            </w:pPr>
+            <w:r>
+              <w:rPr>
+                <w:sz w:val="16"/>
+                <w:szCs w:val="16"/>
+              </w:rPr>
+              <w:t>* quando for MIRO</w:t>
+            </w:r>
+          </w:p>
+          <w:p>
+            <w:pPr>
+              <w:rPr>
+                <w:sz w:val="16"/>
+                <w:szCs w:val="16"/>
+              </w:rPr>
+            </w:pPr>
+          </w:p>
+          <w:p>
+            <w:pPr>
+              <w:rPr>
+                <w:sz w:val="16"/>
+                <w:szCs w:val="16"/>
+              </w:rPr>
+            </w:pPr>
+            <w:r>
+              <w:rPr>
+                <w:sz w:val="16"/>
+                <w:szCs w:val="16"/>
+              </w:rPr>
+              <w:t xml:space="preserve">IF </w:t>
+            </w:r>
+            <w:proofErr w:type="spellStart"/>
+            <w:r>
+              <w:rPr>
+                <w:sz w:val="16"/>
+                <w:szCs w:val="16"/>
+              </w:rPr>
+              <w:t>sy-tcode</w:t>
+            </w:r>
+            <w:proofErr w:type="spellEnd"/>
+            <w:r>
+              <w:rPr>
+                <w:sz w:val="16"/>
+                <w:szCs w:val="16"/>
+              </w:rPr>
+              <w:t xml:space="preserve"> EQ 'MIRO</w:t>
+            </w:r>
+            <w:proofErr w:type="gramStart"/>
+            <w:r>
+              <w:rPr>
+                <w:sz w:val="16"/>
+                <w:szCs w:val="16"/>
+              </w:rPr>
+              <w:t>' .</w:t>
+            </w:r>
+            <w:proofErr w:type="gramEnd"/>
+          </w:p>
+          <w:p>
+            <w:pPr>
+              <w:rPr>
+                <w:sz w:val="16"/>
+                <w:szCs w:val="16"/>
+                <w:lang w:val="en-US"/>
+              </w:rPr>
+            </w:pPr>
+            <w:r>
+              <w:rPr>
+                <w:sz w:val="16"/>
+                <w:szCs w:val="16"/>
+              </w:rPr>
+              <w:t xml:space="preserve">  </w:t>
+            </w:r>
+            <w:r>
+              <w:rPr>
+                <w:sz w:val="16"/>
+                <w:szCs w:val="16"/>
+                <w:lang w:val="en-US"/>
+              </w:rPr>
+              <w:t xml:space="preserve">CLEAR </w:t>
+            </w:r>
+            <w:proofErr w:type="spellStart"/>
+            <w:r>
+              <w:rPr>
+                <w:sz w:val="16"/>
+                <w:szCs w:val="16"/>
+                <w:lang w:val="en-US"/>
+              </w:rPr>
+              <w:t>ls_invfo_condpgt</w:t>
+            </w:r>
+            <w:proofErr w:type="spellEnd"/>
+            <w:r>
+              <w:rPr>
+                <w:sz w:val="16"/>
+                <w:szCs w:val="16"/>
+                <w:lang w:val="en-US"/>
+              </w:rPr>
+              <w:t>.</w:t>
+            </w:r>
+          </w:p>
+          <w:p>
+            <w:pPr>
+              <w:rPr>
+                <w:sz w:val="16"/>
+                <w:szCs w:val="16"/>
+                <w:lang w:val="en-US"/>
+              </w:rPr>
+            </w:pPr>
+          </w:p>
+          <w:p>
+            <w:pPr>
+              <w:rPr>
+                <w:sz w:val="16"/>
+                <w:szCs w:val="16"/>
+                <w:lang w:val="en-US"/>
+              </w:rPr>
+            </w:pPr>
+            <w:r>
+              <w:rPr>
+                <w:sz w:val="16"/>
+                <w:szCs w:val="16"/>
+                <w:lang w:val="en-US"/>
+              </w:rPr>
+              <w:t xml:space="preserve">  ASSIGN ('(SAPLFDCB)INVFO') TO &lt;</w:t>
+            </w:r>
+            <w:proofErr w:type="spellStart"/>
+            <w:r>
+              <w:rPr>
+                <w:sz w:val="16"/>
+                <w:szCs w:val="16"/>
+                <w:lang w:val="en-US"/>
+              </w:rPr>
+              <w:t>fs_invfo_condpgt</w:t>
+            </w:r>
+            <w:proofErr w:type="spellEnd"/>
+            <w:r>
+              <w:rPr>
+                <w:sz w:val="16"/>
+                <w:szCs w:val="16"/>
+                <w:lang w:val="en-US"/>
+              </w:rPr>
+              <w:t>&gt;.</w:t>
+            </w:r>
+          </w:p>
+          <w:p>
+            <w:pPr>
+              <w:rPr>
+                <w:sz w:val="16"/>
+                <w:szCs w:val="16"/>
+                <w:lang w:val="en-US"/>
+              </w:rPr>
+            </w:pPr>
+            <w:r>
+              <w:rPr>
+                <w:sz w:val="16"/>
+                <w:szCs w:val="16"/>
+                <w:lang w:val="en-US"/>
+              </w:rPr>
+              <w:t xml:space="preserve">  IF &lt;</w:t>
+            </w:r>
+            <w:proofErr w:type="spellStart"/>
+            <w:r>
+              <w:rPr>
+                <w:sz w:val="16"/>
+                <w:szCs w:val="16"/>
+                <w:lang w:val="en-US"/>
+              </w:rPr>
+              <w:t>fs_invfo_condpgt</w:t>
+            </w:r>
+            <w:proofErr w:type="spellEnd"/>
+            <w:r>
+              <w:rPr>
+                <w:sz w:val="16"/>
+                <w:szCs w:val="16"/>
+                <w:lang w:val="en-US"/>
+              </w:rPr>
+              <w:t>&gt; IS ASSIGNED.</w:t>
+            </w:r>
+          </w:p>
+          <w:p>
+            <w:pPr>
+              <w:rPr>
+                <w:sz w:val="16"/>
+                <w:szCs w:val="16"/>
+              </w:rPr>
+            </w:pPr>
+            <w:r>
+              <w:rPr>
+                <w:sz w:val="16"/>
+                <w:szCs w:val="16"/>
+                <w:lang w:val="en-US"/>
+              </w:rPr>
+              <w:t xml:space="preserve">    </w:t>
+            </w:r>
+            <w:proofErr w:type="spellStart"/>
+            <w:r>
+              <w:rPr>
+                <w:sz w:val="16"/>
+                <w:szCs w:val="16"/>
+              </w:rPr>
+              <w:t>ls_invfo_condpgt</w:t>
+            </w:r>
+            <w:proofErr w:type="spellEnd"/>
+            <w:r>
+              <w:rPr>
+                <w:sz w:val="16"/>
+                <w:szCs w:val="16"/>
+              </w:rPr>
+              <w:t xml:space="preserve"> = &lt;</w:t>
+            </w:r>
+            <w:proofErr w:type="spellStart"/>
+            <w:r>
+              <w:rPr>
+                <w:sz w:val="16"/>
+                <w:szCs w:val="16"/>
+              </w:rPr>
+              <w:t>fs_invfo_condpgt</w:t>
+            </w:r>
+            <w:proofErr w:type="spellEnd"/>
+            <w:r>
+              <w:rPr>
+                <w:sz w:val="16"/>
+                <w:szCs w:val="16"/>
+              </w:rPr>
+              <w:t>&gt;.</w:t>
+            </w:r>
+          </w:p>
+          <w:p>
+            <w:pPr>
+              <w:rPr>
+                <w:sz w:val="16"/>
+                <w:szCs w:val="16"/>
+              </w:rPr>
+            </w:pPr>
+          </w:p>
+          <w:p>
+            <w:pPr>
+              <w:rPr>
+                <w:sz w:val="16"/>
+                <w:szCs w:val="16"/>
+              </w:rPr>
+            </w:pPr>
+            <w:r>
+              <w:rPr>
+                <w:sz w:val="16"/>
+                <w:szCs w:val="16"/>
+              </w:rPr>
+              <w:t xml:space="preserve">    " </w:t>
+            </w:r>
+            <w:proofErr w:type="spellStart"/>
+            <w:r>
+              <w:rPr>
+                <w:sz w:val="16"/>
+                <w:szCs w:val="16"/>
+              </w:rPr>
+              <w:t>Condicao</w:t>
+            </w:r>
+            <w:proofErr w:type="spellEnd"/>
+            <w:r>
+              <w:rPr>
+                <w:sz w:val="16"/>
+                <w:szCs w:val="16"/>
+              </w:rPr>
+              <w:t xml:space="preserve"> </w:t>
+            </w:r>
+            <w:proofErr w:type="spellStart"/>
+            <w:r>
+              <w:rPr>
+                <w:sz w:val="16"/>
+                <w:szCs w:val="16"/>
+              </w:rPr>
+              <w:t>pgto</w:t>
+            </w:r>
+            <w:proofErr w:type="spellEnd"/>
+            <w:r>
+              <w:rPr>
+                <w:sz w:val="16"/>
+                <w:szCs w:val="16"/>
+              </w:rPr>
+              <w:t xml:space="preserve"> Fornecedor = A005</w:t>
+            </w:r>
+          </w:p>
+          <w:p>
+            <w:pPr>
+              <w:rPr>
+                <w:sz w:val="16"/>
+                <w:szCs w:val="16"/>
+                <w:lang w:val="en-US"/>
+              </w:rPr>
+            </w:pPr>
+            <w:r>
+              <w:rPr>
+                <w:sz w:val="16"/>
+                <w:szCs w:val="16"/>
+              </w:rPr>
+              <w:t xml:space="preserve">    </w:t>
+            </w:r>
+            <w:r>
+              <w:rPr>
+                <w:sz w:val="16"/>
+                <w:szCs w:val="16"/>
+                <w:lang w:val="en-US"/>
+              </w:rPr>
+              <w:t xml:space="preserve">IF </w:t>
+            </w:r>
+            <w:proofErr w:type="spellStart"/>
+            <w:r>
+              <w:rPr>
+                <w:sz w:val="16"/>
+                <w:szCs w:val="16"/>
+                <w:lang w:val="en-US"/>
+              </w:rPr>
+              <w:t>ls_invfo_condpgt-zterm</w:t>
+            </w:r>
+            <w:proofErr w:type="spellEnd"/>
+            <w:r>
+              <w:rPr>
+                <w:sz w:val="16"/>
+                <w:szCs w:val="16"/>
+                <w:lang w:val="en-US"/>
+              </w:rPr>
+              <w:t xml:space="preserve"> = 'A005'.</w:t>
+            </w:r>
+          </w:p>
+          <w:p>
+            <w:pPr>
+              <w:rPr>
+                <w:sz w:val="16"/>
+                <w:szCs w:val="16"/>
+                <w:lang w:val="en-US"/>
+              </w:rPr>
+            </w:pPr>
+            <w:r>
+              <w:rPr>
+                <w:sz w:val="16"/>
+                <w:szCs w:val="16"/>
+                <w:lang w:val="en-US"/>
+              </w:rPr>
+              <w:t xml:space="preserve">      READ TABLE </w:t>
+            </w:r>
+            <w:proofErr w:type="spellStart"/>
+            <w:r>
+              <w:rPr>
+                <w:sz w:val="16"/>
+                <w:szCs w:val="16"/>
+                <w:lang w:val="en-US"/>
+              </w:rPr>
+              <w:t>t_</w:t>
+            </w:r>
+            <w:proofErr w:type="gramStart"/>
+            <w:r>
+              <w:rPr>
+                <w:sz w:val="16"/>
+                <w:szCs w:val="16"/>
+                <w:lang w:val="en-US"/>
+              </w:rPr>
+              <w:t>drseg</w:t>
+            </w:r>
+            <w:proofErr w:type="spellEnd"/>
+            <w:r>
+              <w:rPr>
+                <w:sz w:val="16"/>
+                <w:szCs w:val="16"/>
+                <w:lang w:val="en-US"/>
+              </w:rPr>
+              <w:t>[</w:t>
+            </w:r>
+            <w:proofErr w:type="gramEnd"/>
+            <w:r>
+              <w:rPr>
+                <w:sz w:val="16"/>
+                <w:szCs w:val="16"/>
+                <w:lang w:val="en-US"/>
+              </w:rPr>
+              <w:t>] ASSIGNING &lt;fs__</w:t>
+            </w:r>
+            <w:proofErr w:type="spellStart"/>
+            <w:r>
+              <w:rPr>
+                <w:sz w:val="16"/>
+                <w:szCs w:val="16"/>
+                <w:lang w:val="en-US"/>
+              </w:rPr>
+              <w:t>drseg</w:t>
+            </w:r>
+            <w:proofErr w:type="spellEnd"/>
+            <w:r>
+              <w:rPr>
+                <w:sz w:val="16"/>
+                <w:szCs w:val="16"/>
+                <w:lang w:val="en-US"/>
+              </w:rPr>
+              <w:t>&gt; INDEX 1.</w:t>
+            </w:r>
+          </w:p>
+          <w:p>
+            <w:pPr>
+              <w:rPr>
+                <w:sz w:val="16"/>
+                <w:szCs w:val="16"/>
+                <w:lang w:val="en-US"/>
+              </w:rPr>
+            </w:pPr>
+            <w:r>
+              <w:rPr>
+                <w:sz w:val="16"/>
+                <w:szCs w:val="16"/>
+                <w:lang w:val="en-US"/>
+              </w:rPr>
+              <w:t xml:space="preserve">      IF &lt;</w:t>
+            </w:r>
+            <w:proofErr w:type="spellStart"/>
+            <w:r>
+              <w:rPr>
+                <w:sz w:val="16"/>
+                <w:szCs w:val="16"/>
+                <w:lang w:val="en-US"/>
+              </w:rPr>
+              <w:t>fs_drseg</w:t>
+            </w:r>
+            <w:proofErr w:type="spellEnd"/>
+            <w:r>
+              <w:rPr>
+                <w:sz w:val="16"/>
+                <w:szCs w:val="16"/>
+                <w:lang w:val="en-US"/>
+              </w:rPr>
+              <w:t>&gt; IS ASSIGNED.</w:t>
+            </w:r>
+          </w:p>
+          <w:p>
+            <w:pPr>
+              <w:rPr>
+                <w:sz w:val="16"/>
+                <w:szCs w:val="16"/>
+                <w:lang w:val="en-US"/>
+              </w:rPr>
+            </w:pPr>
+            <w:r>
+              <w:rPr>
+                <w:sz w:val="16"/>
+                <w:szCs w:val="16"/>
+                <w:lang w:val="en-US"/>
+              </w:rPr>
+              <w:t xml:space="preserve">        ls__</w:t>
+            </w:r>
+            <w:proofErr w:type="spellStart"/>
+            <w:r>
+              <w:rPr>
+                <w:sz w:val="16"/>
+                <w:szCs w:val="16"/>
+                <w:lang w:val="en-US"/>
+              </w:rPr>
+              <w:t>drseg</w:t>
+            </w:r>
+            <w:proofErr w:type="spellEnd"/>
+            <w:r>
+              <w:rPr>
+                <w:sz w:val="16"/>
+                <w:szCs w:val="16"/>
+                <w:lang w:val="en-US"/>
+              </w:rPr>
+              <w:t xml:space="preserve"> = &lt;fs__</w:t>
+            </w:r>
+            <w:proofErr w:type="spellStart"/>
+            <w:r>
+              <w:rPr>
+                <w:sz w:val="16"/>
+                <w:szCs w:val="16"/>
+                <w:lang w:val="en-US"/>
+              </w:rPr>
+              <w:t>drseg</w:t>
+            </w:r>
+            <w:proofErr w:type="spellEnd"/>
+            <w:r>
+              <w:rPr>
+                <w:sz w:val="16"/>
+                <w:szCs w:val="16"/>
+                <w:lang w:val="en-US"/>
+              </w:rPr>
+              <w:t>&gt;.</w:t>
+            </w:r>
+          </w:p>
+          <w:p>
+            <w:pPr>
+              <w:rPr>
+                <w:sz w:val="16"/>
+                <w:szCs w:val="16"/>
+                <w:lang w:val="en-US"/>
+              </w:rPr>
+            </w:pPr>
+          </w:p>
+          <w:p>
+            <w:pPr>
+              <w:rPr>
+                <w:sz w:val="16"/>
+                <w:szCs w:val="16"/>
+                <w:lang w:val="en-US"/>
+              </w:rPr>
+            </w:pPr>
+            <w:r>
+              <w:rPr>
+                <w:sz w:val="16"/>
+                <w:szCs w:val="16"/>
+                <w:lang w:val="en-US"/>
+              </w:rPr>
+              <w:t xml:space="preserve">        IF &lt;</w:t>
+            </w:r>
+            <w:proofErr w:type="spellStart"/>
+            <w:r>
+              <w:rPr>
+                <w:sz w:val="16"/>
+                <w:szCs w:val="16"/>
+                <w:lang w:val="en-US"/>
+              </w:rPr>
+              <w:t>fs_drseg</w:t>
+            </w:r>
+            <w:proofErr w:type="spellEnd"/>
+            <w:r>
+              <w:rPr>
+                <w:sz w:val="16"/>
+                <w:szCs w:val="16"/>
+                <w:lang w:val="en-US"/>
+              </w:rPr>
+              <w:t>&gt; IS ASSIGNED.</w:t>
+            </w:r>
+          </w:p>
+          <w:p>
+            <w:pPr>
+              <w:rPr>
+                <w:sz w:val="16"/>
+                <w:szCs w:val="16"/>
+                <w:lang w:val="en-US"/>
+              </w:rPr>
+            </w:pPr>
+            <w:r>
+              <w:rPr>
+                <w:sz w:val="16"/>
+                <w:szCs w:val="16"/>
+                <w:lang w:val="en-US"/>
+              </w:rPr>
+              <w:t xml:space="preserve">          </w:t>
+            </w:r>
+            <w:proofErr w:type="spellStart"/>
+            <w:r>
+              <w:rPr>
+                <w:sz w:val="16"/>
+                <w:szCs w:val="16"/>
+                <w:lang w:val="en-US"/>
+              </w:rPr>
+              <w:t>ls_drseg</w:t>
+            </w:r>
+            <w:proofErr w:type="spellEnd"/>
+            <w:r>
+              <w:rPr>
+                <w:sz w:val="16"/>
+                <w:szCs w:val="16"/>
+                <w:lang w:val="en-US"/>
+              </w:rPr>
+              <w:t xml:space="preserve"> = &lt;</w:t>
+            </w:r>
+            <w:proofErr w:type="spellStart"/>
+            <w:r>
+              <w:rPr>
+                <w:sz w:val="16"/>
+                <w:szCs w:val="16"/>
+                <w:lang w:val="en-US"/>
+              </w:rPr>
+              <w:t>fs_drseg</w:t>
+            </w:r>
+            <w:proofErr w:type="spellEnd"/>
+            <w:r>
+              <w:rPr>
+                <w:sz w:val="16"/>
+                <w:szCs w:val="16"/>
+                <w:lang w:val="en-US"/>
+              </w:rPr>
+              <w:t>&gt;.</w:t>
+            </w:r>
+          </w:p>
+          <w:p>
+            <w:pPr>
+              <w:rPr>
+                <w:sz w:val="16"/>
+                <w:szCs w:val="16"/>
+                <w:lang w:val="en-US"/>
+              </w:rPr>
+            </w:pPr>
+          </w:p>
+          <w:p>
+            <w:pPr>
+              <w:rPr>
+                <w:sz w:val="16"/>
+                <w:szCs w:val="16"/>
+                <w:lang w:val="en-US"/>
+              </w:rPr>
+            </w:pPr>
+            <w:r>
+              <w:rPr>
+                <w:sz w:val="16"/>
+                <w:szCs w:val="16"/>
+                <w:lang w:val="en-US"/>
+              </w:rPr>
+              <w:t xml:space="preserve">          IF ls__</w:t>
+            </w:r>
+            <w:proofErr w:type="spellStart"/>
+            <w:r>
+              <w:rPr>
+                <w:sz w:val="16"/>
+                <w:szCs w:val="16"/>
+                <w:lang w:val="en-US"/>
+              </w:rPr>
+              <w:t>drseg-bpmng</w:t>
+            </w:r>
+            <w:proofErr w:type="spellEnd"/>
+            <w:r>
+              <w:rPr>
+                <w:sz w:val="16"/>
+                <w:szCs w:val="16"/>
+                <w:lang w:val="en-US"/>
+              </w:rPr>
+              <w:t xml:space="preserve"> IS NOT INITIAL AND ls__</w:t>
+            </w:r>
+            <w:proofErr w:type="spellStart"/>
+            <w:r>
+              <w:rPr>
+                <w:sz w:val="16"/>
+                <w:szCs w:val="16"/>
+                <w:lang w:val="en-US"/>
+              </w:rPr>
+              <w:t>drseg-wemng</w:t>
+            </w:r>
+            <w:proofErr w:type="spellEnd"/>
+            <w:r>
+              <w:rPr>
+                <w:sz w:val="16"/>
+                <w:szCs w:val="16"/>
+                <w:lang w:val="en-US"/>
+              </w:rPr>
+              <w:t xml:space="preserve"> IS NOT INITIAL.</w:t>
+            </w:r>
+          </w:p>
+          <w:p>
+            <w:pPr>
+              <w:rPr>
+                <w:sz w:val="16"/>
+                <w:szCs w:val="16"/>
+                <w:lang w:val="en-US"/>
+              </w:rPr>
+            </w:pPr>
+            <w:r>
+              <w:rPr>
+                <w:sz w:val="16"/>
+                <w:szCs w:val="16"/>
+                <w:lang w:val="en-US"/>
+              </w:rPr>
+              <w:t xml:space="preserve">            SELECT SINGLE </w:t>
+            </w:r>
+            <w:proofErr w:type="spellStart"/>
+            <w:r>
+              <w:rPr>
+                <w:sz w:val="16"/>
+                <w:szCs w:val="16"/>
+                <w:lang w:val="en-US"/>
+              </w:rPr>
+              <w:t>budat</w:t>
+            </w:r>
+            <w:proofErr w:type="spellEnd"/>
+            <w:r>
+              <w:rPr>
+                <w:sz w:val="16"/>
+                <w:szCs w:val="16"/>
+                <w:lang w:val="en-US"/>
+              </w:rPr>
+              <w:t xml:space="preserve"> FROM </w:t>
+            </w:r>
+            <w:proofErr w:type="spellStart"/>
+            <w:r>
+              <w:rPr>
+                <w:sz w:val="16"/>
+                <w:szCs w:val="16"/>
+                <w:lang w:val="en-US"/>
+              </w:rPr>
+              <w:t>mkpf</w:t>
+            </w:r>
+            <w:proofErr w:type="spellEnd"/>
+          </w:p>
+          <w:p>
+            <w:pPr>
+              <w:rPr>
+                <w:sz w:val="16"/>
+                <w:szCs w:val="16"/>
+                <w:lang w:val="en-US"/>
+              </w:rPr>
+            </w:pPr>
+            <w:r>
+              <w:rPr>
+                <w:sz w:val="16"/>
+                <w:szCs w:val="16"/>
+                <w:lang w:val="en-US"/>
+              </w:rPr>
+              <w:t xml:space="preserve">                     INTO </w:t>
+            </w:r>
+            <w:proofErr w:type="spellStart"/>
+            <w:r>
+              <w:rPr>
+                <w:sz w:val="16"/>
+                <w:szCs w:val="16"/>
+                <w:lang w:val="en-US"/>
+              </w:rPr>
+              <w:t>lv_data</w:t>
+            </w:r>
+            <w:proofErr w:type="spellEnd"/>
+          </w:p>
+          <w:p>
+            <w:pPr>
+              <w:rPr>
+                <w:sz w:val="16"/>
+                <w:szCs w:val="16"/>
+                <w:lang w:val="en-US"/>
+              </w:rPr>
+            </w:pPr>
+            <w:r>
+              <w:rPr>
+                <w:sz w:val="16"/>
+                <w:szCs w:val="16"/>
+                <w:lang w:val="en-US"/>
+              </w:rPr>
+              <w:t xml:space="preserve">                    WHERE </w:t>
+            </w:r>
+            <w:proofErr w:type="spellStart"/>
+            <w:r>
+              <w:rPr>
+                <w:sz w:val="16"/>
+                <w:szCs w:val="16"/>
+                <w:lang w:val="en-US"/>
+              </w:rPr>
+              <w:t>mblnr</w:t>
+            </w:r>
+            <w:proofErr w:type="spellEnd"/>
+            <w:r>
+              <w:rPr>
+                <w:sz w:val="16"/>
+                <w:szCs w:val="16"/>
+                <w:lang w:val="en-US"/>
+              </w:rPr>
+              <w:t xml:space="preserve"> = ls__</w:t>
+            </w:r>
+            <w:proofErr w:type="spellStart"/>
+            <w:r>
+              <w:rPr>
+                <w:sz w:val="16"/>
+                <w:szCs w:val="16"/>
+                <w:lang w:val="en-US"/>
+              </w:rPr>
+              <w:t>drseg-lfbnr</w:t>
+            </w:r>
+            <w:proofErr w:type="spellEnd"/>
+          </w:p>
+          <w:p>
+            <w:pPr>
+              <w:rPr>
+                <w:sz w:val="16"/>
+                <w:szCs w:val="16"/>
+                <w:lang w:val="en-US"/>
+              </w:rPr>
+            </w:pPr>
+            <w:r>
+              <w:rPr>
+                <w:sz w:val="16"/>
+                <w:szCs w:val="16"/>
+                <w:lang w:val="en-US"/>
+              </w:rPr>
+              <w:t xml:space="preserve">                      AND </w:t>
+            </w:r>
+            <w:proofErr w:type="spellStart"/>
+            <w:r>
+              <w:rPr>
+                <w:sz w:val="16"/>
+                <w:szCs w:val="16"/>
+                <w:lang w:val="en-US"/>
+              </w:rPr>
+              <w:t>mjahr</w:t>
+            </w:r>
+            <w:proofErr w:type="spellEnd"/>
+            <w:r>
+              <w:rPr>
+                <w:sz w:val="16"/>
+                <w:szCs w:val="16"/>
+                <w:lang w:val="en-US"/>
+              </w:rPr>
+              <w:t xml:space="preserve"> = ls__</w:t>
+            </w:r>
+            <w:proofErr w:type="spellStart"/>
+            <w:r>
+              <w:rPr>
+                <w:sz w:val="16"/>
+                <w:szCs w:val="16"/>
+                <w:lang w:val="en-US"/>
+              </w:rPr>
+              <w:t>drseg-lfgja</w:t>
+            </w:r>
+            <w:proofErr w:type="spellEnd"/>
+            <w:r>
+              <w:rPr>
+                <w:sz w:val="16"/>
+                <w:szCs w:val="16"/>
+                <w:lang w:val="en-US"/>
+              </w:rPr>
+              <w:t>.</w:t>
+            </w:r>
+          </w:p>
+          <w:p>
+            <w:pPr>
+              <w:rPr>
+                <w:sz w:val="16"/>
+                <w:szCs w:val="16"/>
+                <w:lang w:val="en-US"/>
+              </w:rPr>
+            </w:pPr>
+            <w:r>
+              <w:rPr>
+                <w:sz w:val="16"/>
+                <w:szCs w:val="16"/>
+                <w:lang w:val="en-US"/>
+              </w:rPr>
+              <w:t xml:space="preserve">            IF </w:t>
+            </w:r>
+            <w:proofErr w:type="spellStart"/>
+            <w:r>
+              <w:rPr>
+                <w:sz w:val="16"/>
+                <w:szCs w:val="16"/>
+                <w:lang w:val="en-US"/>
+              </w:rPr>
+              <w:t>sy-subrc</w:t>
+            </w:r>
+            <w:proofErr w:type="spellEnd"/>
+            <w:r>
+              <w:rPr>
+                <w:sz w:val="16"/>
+                <w:szCs w:val="16"/>
+                <w:lang w:val="en-US"/>
+              </w:rPr>
+              <w:t xml:space="preserve"> = 0.</w:t>
+            </w:r>
+          </w:p>
+          <w:p>
+            <w:pPr>
+              <w:rPr>
+                <w:sz w:val="16"/>
+                <w:szCs w:val="16"/>
+                <w:lang w:val="en-US"/>
+              </w:rPr>
+            </w:pPr>
+            <w:r>
+              <w:rPr>
+                <w:sz w:val="16"/>
+                <w:szCs w:val="16"/>
+                <w:lang w:val="en-US"/>
+              </w:rPr>
+              <w:t xml:space="preserve">              </w:t>
+            </w:r>
+            <w:proofErr w:type="spellStart"/>
+            <w:r>
+              <w:rPr>
+                <w:sz w:val="16"/>
+                <w:szCs w:val="16"/>
+                <w:lang w:val="en-US"/>
+              </w:rPr>
+              <w:t>lv_data_util</w:t>
+            </w:r>
+            <w:proofErr w:type="spellEnd"/>
+            <w:r>
+              <w:rPr>
+                <w:sz w:val="16"/>
+                <w:szCs w:val="16"/>
+                <w:lang w:val="en-US"/>
+              </w:rPr>
+              <w:t xml:space="preserve"> = </w:t>
+            </w:r>
+            <w:proofErr w:type="spellStart"/>
+            <w:r>
+              <w:rPr>
+                <w:sz w:val="16"/>
+                <w:szCs w:val="16"/>
+                <w:lang w:val="en-US"/>
+              </w:rPr>
+              <w:t>ycl_condpag_util</w:t>
+            </w:r>
+            <w:proofErr w:type="spellEnd"/>
+            <w:r>
+              <w:rPr>
+                <w:sz w:val="16"/>
+                <w:szCs w:val="16"/>
+                <w:lang w:val="en-US"/>
+              </w:rPr>
+              <w:t>=&gt;</w:t>
+            </w:r>
+            <w:proofErr w:type="spellStart"/>
+            <w:r>
+              <w:rPr>
+                <w:sz w:val="16"/>
+                <w:szCs w:val="16"/>
+                <w:lang w:val="en-US"/>
+              </w:rPr>
+              <w:t>get_</w:t>
+            </w:r>
+            <w:proofErr w:type="gramStart"/>
+            <w:r>
+              <w:rPr>
+                <w:sz w:val="16"/>
+                <w:szCs w:val="16"/>
+                <w:lang w:val="en-US"/>
+              </w:rPr>
+              <w:t>instance</w:t>
+            </w:r>
+            <w:proofErr w:type="spellEnd"/>
+            <w:r>
+              <w:rPr>
+                <w:sz w:val="16"/>
+                <w:szCs w:val="16"/>
+                <w:lang w:val="en-US"/>
+              </w:rPr>
+              <w:t>( )</w:t>
+            </w:r>
+            <w:proofErr w:type="gramEnd"/>
+            <w:r>
+              <w:rPr>
+                <w:sz w:val="16"/>
+                <w:szCs w:val="16"/>
+                <w:lang w:val="en-US"/>
+              </w:rPr>
+              <w:t>-&gt;</w:t>
+            </w:r>
+            <w:proofErr w:type="spellStart"/>
+            <w:r>
+              <w:rPr>
+                <w:sz w:val="16"/>
+                <w:szCs w:val="16"/>
+                <w:lang w:val="en-US"/>
+              </w:rPr>
+              <w:t>get_data_</w:t>
+            </w:r>
+            <w:proofErr w:type="gramStart"/>
+            <w:r>
+              <w:rPr>
+                <w:sz w:val="16"/>
+                <w:szCs w:val="16"/>
+                <w:lang w:val="en-US"/>
+              </w:rPr>
+              <w:t>util</w:t>
+            </w:r>
+            <w:proofErr w:type="spellEnd"/>
+            <w:r>
+              <w:rPr>
+                <w:sz w:val="16"/>
+                <w:szCs w:val="16"/>
+                <w:lang w:val="en-US"/>
+              </w:rPr>
+              <w:t>( EXPORTING</w:t>
+            </w:r>
+            <w:proofErr w:type="gramEnd"/>
+            <w:r>
+              <w:rPr>
+                <w:sz w:val="16"/>
+                <w:szCs w:val="16"/>
+                <w:lang w:val="en-US"/>
+              </w:rPr>
+              <w:t xml:space="preserve"> </w:t>
+            </w:r>
+            <w:proofErr w:type="spellStart"/>
+            <w:r>
+              <w:rPr>
+                <w:sz w:val="16"/>
+                <w:szCs w:val="16"/>
+                <w:lang w:val="en-US"/>
+              </w:rPr>
+              <w:t>vi_num_dias</w:t>
+            </w:r>
+            <w:proofErr w:type="spellEnd"/>
+            <w:r>
+              <w:rPr>
+                <w:sz w:val="16"/>
+                <w:szCs w:val="16"/>
+                <w:lang w:val="en-US"/>
+              </w:rPr>
+              <w:t xml:space="preserve"> = </w:t>
+            </w:r>
+            <w:proofErr w:type="gramStart"/>
+            <w:r>
+              <w:rPr>
+                <w:sz w:val="16"/>
+                <w:szCs w:val="16"/>
+                <w:lang w:val="en-US"/>
+              </w:rPr>
+              <w:t xml:space="preserve">5  </w:t>
+            </w:r>
+            <w:proofErr w:type="spellStart"/>
+            <w:r>
+              <w:rPr>
+                <w:sz w:val="16"/>
+                <w:szCs w:val="16"/>
+                <w:lang w:val="en-US"/>
+              </w:rPr>
+              <w:t>vi</w:t>
+            </w:r>
+            <w:proofErr w:type="gramEnd"/>
+            <w:r>
+              <w:rPr>
+                <w:sz w:val="16"/>
+                <w:szCs w:val="16"/>
+                <w:lang w:val="en-US"/>
+              </w:rPr>
+              <w:t>_data</w:t>
+            </w:r>
+            <w:proofErr w:type="spellEnd"/>
+            <w:r>
+              <w:rPr>
+                <w:sz w:val="16"/>
+                <w:szCs w:val="16"/>
+                <w:lang w:val="en-US"/>
+              </w:rPr>
+              <w:t xml:space="preserve"> = </w:t>
+            </w:r>
+            <w:proofErr w:type="spellStart"/>
+            <w:r>
+              <w:rPr>
+                <w:sz w:val="16"/>
+                <w:szCs w:val="16"/>
+                <w:lang w:val="en-US"/>
+              </w:rPr>
+              <w:t>lv_</w:t>
+            </w:r>
+            <w:proofErr w:type="gramStart"/>
+            <w:r>
+              <w:rPr>
+                <w:sz w:val="16"/>
+                <w:szCs w:val="16"/>
+                <w:lang w:val="en-US"/>
+              </w:rPr>
+              <w:t>data</w:t>
+            </w:r>
+            <w:proofErr w:type="spellEnd"/>
+            <w:r>
+              <w:rPr>
+                <w:sz w:val="16"/>
+                <w:szCs w:val="16"/>
+                <w:lang w:val="en-US"/>
+              </w:rPr>
+              <w:t xml:space="preserve"> )</w:t>
+            </w:r>
+            <w:proofErr w:type="gramEnd"/>
+            <w:r>
+              <w:rPr>
+                <w:sz w:val="16"/>
+                <w:szCs w:val="16"/>
+                <w:lang w:val="en-US"/>
+              </w:rPr>
+              <w:t>.</w:t>
+            </w:r>
+          </w:p>
+          <w:p>
+            <w:pPr>
+              <w:rPr>
+                <w:sz w:val="16"/>
+                <w:szCs w:val="16"/>
+                <w:lang w:val="en-US"/>
+              </w:rPr>
+            </w:pPr>
+          </w:p>
+          <w:p>
+            <w:pPr>
+              <w:rPr>
+                <w:sz w:val="16"/>
+                <w:szCs w:val="16"/>
+                <w:lang w:val="en-US"/>
+              </w:rPr>
+            </w:pPr>
+            <w:r>
+              <w:rPr>
+                <w:sz w:val="16"/>
+                <w:szCs w:val="16"/>
+                <w:lang w:val="en-US"/>
+              </w:rPr>
+              <w:t xml:space="preserve">              </w:t>
+            </w:r>
+            <w:proofErr w:type="spellStart"/>
+            <w:r>
+              <w:rPr>
+                <w:sz w:val="16"/>
+                <w:szCs w:val="16"/>
+                <w:lang w:val="en-US"/>
+              </w:rPr>
+              <w:t>ls_invfo_condpgt-zfbdt</w:t>
+            </w:r>
+            <w:proofErr w:type="spellEnd"/>
+            <w:r>
+              <w:rPr>
+                <w:sz w:val="16"/>
+                <w:szCs w:val="16"/>
+                <w:lang w:val="en-US"/>
+              </w:rPr>
+              <w:t xml:space="preserve"> = COND </w:t>
+            </w:r>
+            <w:proofErr w:type="gramStart"/>
+            <w:r>
+              <w:rPr>
+                <w:sz w:val="16"/>
+                <w:szCs w:val="16"/>
+                <w:lang w:val="en-US"/>
+              </w:rPr>
+              <w:t>#( WHEN</w:t>
+            </w:r>
+            <w:proofErr w:type="gramEnd"/>
+            <w:r>
+              <w:rPr>
+                <w:sz w:val="16"/>
+                <w:szCs w:val="16"/>
+                <w:lang w:val="en-US"/>
+              </w:rPr>
+              <w:t xml:space="preserve"> </w:t>
+            </w:r>
+            <w:proofErr w:type="spellStart"/>
+            <w:r>
+              <w:rPr>
+                <w:sz w:val="16"/>
+                <w:szCs w:val="16"/>
+                <w:lang w:val="en-US"/>
+              </w:rPr>
+              <w:t>lv_data_util</w:t>
+            </w:r>
+            <w:proofErr w:type="spellEnd"/>
+            <w:r>
+              <w:rPr>
+                <w:sz w:val="16"/>
+                <w:szCs w:val="16"/>
+                <w:lang w:val="en-US"/>
+              </w:rPr>
+              <w:t xml:space="preserve"> GT </w:t>
+            </w:r>
+            <w:proofErr w:type="spellStart"/>
+            <w:r>
+              <w:rPr>
+                <w:sz w:val="16"/>
+                <w:szCs w:val="16"/>
+                <w:lang w:val="en-US"/>
+              </w:rPr>
+              <w:t>lv_data</w:t>
+            </w:r>
+            <w:proofErr w:type="spellEnd"/>
+            <w:r>
+              <w:rPr>
+                <w:sz w:val="16"/>
+                <w:szCs w:val="16"/>
+                <w:lang w:val="en-US"/>
+              </w:rPr>
+              <w:t xml:space="preserve"> THEN </w:t>
+            </w:r>
+            <w:proofErr w:type="spellStart"/>
+            <w:r>
+              <w:rPr>
+                <w:sz w:val="16"/>
+                <w:szCs w:val="16"/>
+                <w:lang w:val="en-US"/>
+              </w:rPr>
+              <w:t>lv_data_util</w:t>
+            </w:r>
+            <w:proofErr w:type="spellEnd"/>
+            <w:r>
+              <w:rPr>
+                <w:sz w:val="16"/>
+                <w:szCs w:val="16"/>
+                <w:lang w:val="en-US"/>
+              </w:rPr>
+              <w:t xml:space="preserve"> ELSE </w:t>
+            </w:r>
+            <w:proofErr w:type="spellStart"/>
+            <w:r>
+              <w:rPr>
+                <w:sz w:val="16"/>
+                <w:szCs w:val="16"/>
+                <w:lang w:val="en-US"/>
+              </w:rPr>
+              <w:t>lv_</w:t>
+            </w:r>
+            <w:proofErr w:type="gramStart"/>
+            <w:r>
+              <w:rPr>
+                <w:sz w:val="16"/>
+                <w:szCs w:val="16"/>
+                <w:lang w:val="en-US"/>
+              </w:rPr>
+              <w:t>data</w:t>
+            </w:r>
+            <w:proofErr w:type="spellEnd"/>
+            <w:r>
+              <w:rPr>
+                <w:sz w:val="16"/>
+                <w:szCs w:val="16"/>
+                <w:lang w:val="en-US"/>
+              </w:rPr>
+              <w:t xml:space="preserve"> )</w:t>
+            </w:r>
+            <w:proofErr w:type="gramEnd"/>
+            <w:r>
+              <w:rPr>
+                <w:sz w:val="16"/>
+                <w:szCs w:val="16"/>
+                <w:lang w:val="en-US"/>
+              </w:rPr>
+              <w:t xml:space="preserve"> .</w:t>
+            </w:r>
+          </w:p>
+          <w:p>
+            <w:pPr>
+              <w:rPr>
+                <w:sz w:val="16"/>
+                <w:szCs w:val="16"/>
+                <w:lang w:val="en-US"/>
+              </w:rPr>
+            </w:pPr>
+          </w:p>
+          <w:p>
+            <w:pPr>
+              <w:rPr>
+                <w:sz w:val="16"/>
+                <w:szCs w:val="16"/>
+                <w:lang w:val="en-US"/>
+              </w:rPr>
+            </w:pPr>
+            <w:r>
+              <w:rPr>
+                <w:sz w:val="16"/>
+                <w:szCs w:val="16"/>
+                <w:lang w:val="en-US"/>
+              </w:rPr>
+              <w:t xml:space="preserve">              &lt;</w:t>
+            </w:r>
+            <w:proofErr w:type="spellStart"/>
+            <w:r>
+              <w:rPr>
+                <w:sz w:val="16"/>
+                <w:szCs w:val="16"/>
+                <w:lang w:val="en-US"/>
+              </w:rPr>
+              <w:t>fs_invfo_condpgt</w:t>
+            </w:r>
+            <w:proofErr w:type="spellEnd"/>
+            <w:r>
+              <w:rPr>
+                <w:sz w:val="16"/>
+                <w:szCs w:val="16"/>
+                <w:lang w:val="en-US"/>
+              </w:rPr>
+              <w:t xml:space="preserve">&gt; = </w:t>
+            </w:r>
+            <w:proofErr w:type="spellStart"/>
+            <w:r>
+              <w:rPr>
+                <w:sz w:val="16"/>
+                <w:szCs w:val="16"/>
+                <w:lang w:val="en-US"/>
+              </w:rPr>
+              <w:t>ls_invfo_condpgt</w:t>
+            </w:r>
+            <w:proofErr w:type="spellEnd"/>
+            <w:r>
+              <w:rPr>
+                <w:sz w:val="16"/>
+                <w:szCs w:val="16"/>
+                <w:lang w:val="en-US"/>
+              </w:rPr>
+              <w:t>.</w:t>
+            </w:r>
+          </w:p>
+          <w:p>
+            <w:pPr>
+              <w:rPr>
+                <w:sz w:val="16"/>
+                <w:szCs w:val="16"/>
+                <w:lang w:val="en-US"/>
+              </w:rPr>
+            </w:pPr>
+          </w:p>
+          <w:p>
+            <w:pPr>
+              <w:rPr>
+                <w:sz w:val="16"/>
+                <w:szCs w:val="16"/>
+                <w:lang w:val="en-US"/>
+              </w:rPr>
+            </w:pPr>
+            <w:r>
+              <w:rPr>
+                <w:sz w:val="16"/>
+                <w:szCs w:val="16"/>
+                <w:lang w:val="en-US"/>
+              </w:rPr>
+              <w:t xml:space="preserve">            ENDIF.</w:t>
+            </w:r>
+          </w:p>
+          <w:p>
+            <w:pPr>
+              <w:rPr>
+                <w:sz w:val="16"/>
+                <w:szCs w:val="16"/>
+                <w:lang w:val="en-US"/>
+              </w:rPr>
+            </w:pPr>
+            <w:r>
+              <w:rPr>
+                <w:sz w:val="16"/>
+                <w:szCs w:val="16"/>
+                <w:lang w:val="en-US"/>
+              </w:rPr>
+              <w:t xml:space="preserve">          ENDIF.</w:t>
+            </w:r>
+          </w:p>
+          <w:p>
+            <w:pPr>
+              <w:rPr>
+                <w:sz w:val="16"/>
+                <w:szCs w:val="16"/>
+                <w:lang w:val="en-US"/>
+              </w:rPr>
+            </w:pPr>
+            <w:r>
+              <w:rPr>
+                <w:sz w:val="16"/>
+                <w:szCs w:val="16"/>
+                <w:lang w:val="en-US"/>
+              </w:rPr>
+              <w:t xml:space="preserve">        ENDIF.</w:t>
+            </w:r>
+          </w:p>
+          <w:p>
+            <w:pPr>
+              <w:rPr>
+                <w:sz w:val="16"/>
+                <w:szCs w:val="16"/>
+                <w:lang w:val="en-US"/>
+              </w:rPr>
+            </w:pPr>
+            <w:r>
+              <w:rPr>
+                <w:sz w:val="16"/>
+                <w:szCs w:val="16"/>
+                <w:lang w:val="en-US"/>
+              </w:rPr>
+              <w:t xml:space="preserve">      ENDIF.</w:t>
+            </w:r>
+          </w:p>
+          <w:p>
+            <w:pPr>
+              <w:rPr>
+                <w:sz w:val="16"/>
+                <w:szCs w:val="16"/>
+                <w:lang w:val="en-US"/>
+              </w:rPr>
+            </w:pPr>
+            <w:r>
+              <w:rPr>
+                <w:sz w:val="16"/>
+                <w:szCs w:val="16"/>
+                <w:lang w:val="en-US"/>
+              </w:rPr>
+              <w:t xml:space="preserve">    ENDIF.</w:t>
+            </w:r>
+          </w:p>
+          <w:p>
+            <w:pPr>
+              <w:rPr>
+                <w:sz w:val="16"/>
+                <w:szCs w:val="16"/>
+                <w:lang w:val="en-US"/>
+              </w:rPr>
+            </w:pPr>
+          </w:p>
+          <w:p>
+            <w:pPr>
+              <w:rPr>
+                <w:sz w:val="16"/>
+                <w:szCs w:val="16"/>
+                <w:lang w:val="en-US"/>
+              </w:rPr>
+            </w:pPr>
+            <w:r>
+              <w:rPr>
+                <w:sz w:val="16"/>
+                <w:szCs w:val="16"/>
+                <w:lang w:val="en-US"/>
+              </w:rPr>
+              <w:t xml:space="preserve">* </w:t>
+            </w:r>
+            <w:proofErr w:type="spellStart"/>
+            <w:r>
+              <w:rPr>
+                <w:sz w:val="16"/>
+                <w:szCs w:val="16"/>
+                <w:lang w:val="en-US"/>
+              </w:rPr>
+              <w:t>Inicio</w:t>
+            </w:r>
+            <w:proofErr w:type="spellEnd"/>
+            <w:r>
+              <w:rPr>
+                <w:sz w:val="16"/>
+                <w:szCs w:val="16"/>
+                <w:lang w:val="en-US"/>
+              </w:rPr>
+              <w:t xml:space="preserve"> da </w:t>
+            </w:r>
+            <w:proofErr w:type="spellStart"/>
+            <w:r>
+              <w:rPr>
+                <w:sz w:val="16"/>
+                <w:szCs w:val="16"/>
+                <w:lang w:val="en-US"/>
+              </w:rPr>
+              <w:t>nlcusao</w:t>
+            </w:r>
+            <w:proofErr w:type="spellEnd"/>
+            <w:r>
+              <w:rPr>
+                <w:sz w:val="16"/>
+                <w:szCs w:val="16"/>
+                <w:lang w:val="en-US"/>
+              </w:rPr>
+              <w:t xml:space="preserve"> 16/09/2026 FIN10740</w:t>
+            </w:r>
+          </w:p>
+          <w:p>
+            <w:pPr>
+              <w:rPr>
+                <w:sz w:val="16"/>
+                <w:szCs w:val="16"/>
+                <w:lang w:val="en-US"/>
+              </w:rPr>
+            </w:pPr>
+            <w:r>
+              <w:rPr>
+                <w:sz w:val="16"/>
+                <w:szCs w:val="16"/>
+                <w:lang w:val="en-US"/>
+              </w:rPr>
+              <w:t xml:space="preserve">    IF </w:t>
+            </w:r>
+            <w:proofErr w:type="spellStart"/>
+            <w:r>
+              <w:rPr>
+                <w:sz w:val="16"/>
+                <w:szCs w:val="16"/>
+                <w:lang w:val="en-US"/>
+              </w:rPr>
+              <w:t>ls_invfo_condpgt-zterm</w:t>
+            </w:r>
+            <w:proofErr w:type="spellEnd"/>
+            <w:r>
+              <w:rPr>
+                <w:sz w:val="16"/>
+                <w:szCs w:val="16"/>
+                <w:lang w:val="en-US"/>
+              </w:rPr>
+              <w:t xml:space="preserve"> = 'A050'.</w:t>
+            </w:r>
+          </w:p>
+          <w:p>
+            <w:pPr>
+              <w:rPr>
+                <w:sz w:val="16"/>
+                <w:szCs w:val="16"/>
+                <w:lang w:val="en-US"/>
+              </w:rPr>
+            </w:pPr>
+          </w:p>
+          <w:p>
+            <w:pPr>
+              <w:rPr>
+                <w:sz w:val="16"/>
+                <w:szCs w:val="16"/>
+                <w:lang w:val="en-US"/>
+              </w:rPr>
+            </w:pPr>
+            <w:r>
+              <w:rPr>
+                <w:sz w:val="16"/>
+                <w:szCs w:val="16"/>
+                <w:lang w:val="en-US"/>
+              </w:rPr>
+              <w:t xml:space="preserve">      CLEAR: </w:t>
+            </w:r>
+            <w:proofErr w:type="spellStart"/>
+            <w:r>
+              <w:rPr>
+                <w:sz w:val="16"/>
+                <w:szCs w:val="16"/>
+                <w:lang w:val="en-US"/>
+              </w:rPr>
+              <w:t>lv_data_decendial</w:t>
+            </w:r>
+            <w:proofErr w:type="spellEnd"/>
+            <w:r>
+              <w:rPr>
+                <w:sz w:val="16"/>
+                <w:szCs w:val="16"/>
+                <w:lang w:val="en-US"/>
+              </w:rPr>
+              <w:t xml:space="preserve">, </w:t>
+            </w:r>
+            <w:proofErr w:type="spellStart"/>
+            <w:r>
+              <w:rPr>
+                <w:sz w:val="16"/>
+                <w:szCs w:val="16"/>
+                <w:lang w:val="en-US"/>
+              </w:rPr>
+              <w:t>lv_data</w:t>
+            </w:r>
+            <w:proofErr w:type="spellEnd"/>
+            <w:r>
+              <w:rPr>
+                <w:sz w:val="16"/>
+                <w:szCs w:val="16"/>
+                <w:lang w:val="en-US"/>
+              </w:rPr>
+              <w:t>.</w:t>
+            </w:r>
+          </w:p>
+          <w:p>
+            <w:pPr>
+              <w:rPr>
+                <w:sz w:val="16"/>
+                <w:szCs w:val="16"/>
+                <w:lang w:val="en-US"/>
+              </w:rPr>
+            </w:pPr>
+          </w:p>
+          <w:p>
+            <w:pPr>
+              <w:rPr>
+                <w:sz w:val="16"/>
+                <w:szCs w:val="16"/>
+                <w:lang w:val="en-US"/>
+              </w:rPr>
+            </w:pPr>
+            <w:r>
+              <w:rPr>
+                <w:sz w:val="16"/>
+                <w:szCs w:val="16"/>
+                <w:lang w:val="en-US"/>
+              </w:rPr>
+              <w:t xml:space="preserve">      </w:t>
+            </w:r>
+            <w:proofErr w:type="spellStart"/>
+            <w:r>
+              <w:rPr>
+                <w:sz w:val="16"/>
+                <w:szCs w:val="16"/>
+                <w:lang w:val="en-US"/>
+              </w:rPr>
+              <w:t>lv_data</w:t>
+            </w:r>
+            <w:proofErr w:type="spellEnd"/>
+            <w:r>
+              <w:rPr>
+                <w:sz w:val="16"/>
+                <w:szCs w:val="16"/>
+                <w:lang w:val="en-US"/>
+              </w:rPr>
+              <w:t xml:space="preserve"> = </w:t>
+            </w:r>
+            <w:proofErr w:type="spellStart"/>
+            <w:r>
+              <w:rPr>
+                <w:sz w:val="16"/>
+                <w:szCs w:val="16"/>
+                <w:lang w:val="en-US"/>
+              </w:rPr>
+              <w:t>ls_invfo_condpgt-bldat</w:t>
+            </w:r>
+            <w:proofErr w:type="spellEnd"/>
+            <w:r>
+              <w:rPr>
+                <w:sz w:val="16"/>
+                <w:szCs w:val="16"/>
+                <w:lang w:val="en-US"/>
+              </w:rPr>
+              <w:t>.</w:t>
+            </w:r>
+          </w:p>
+          <w:p>
+            <w:pPr>
+              <w:rPr>
+                <w:sz w:val="16"/>
+                <w:szCs w:val="16"/>
+                <w:lang w:val="en-US"/>
+              </w:rPr>
+            </w:pPr>
+          </w:p>
+          <w:p>
+            <w:pPr>
+              <w:rPr>
+                <w:sz w:val="16"/>
+                <w:szCs w:val="16"/>
+                <w:lang w:val="en-US"/>
+              </w:rPr>
+            </w:pPr>
+            <w:r>
+              <w:rPr>
+                <w:sz w:val="16"/>
+                <w:szCs w:val="16"/>
+                <w:lang w:val="en-US"/>
+              </w:rPr>
+              <w:t xml:space="preserve">      IF NOT </w:t>
+            </w:r>
+            <w:proofErr w:type="spellStart"/>
+            <w:r>
+              <w:rPr>
+                <w:sz w:val="16"/>
+                <w:szCs w:val="16"/>
+                <w:lang w:val="en-US"/>
+              </w:rPr>
+              <w:t>lv_data</w:t>
+            </w:r>
+            <w:proofErr w:type="spellEnd"/>
+            <w:r>
+              <w:rPr>
+                <w:sz w:val="16"/>
+                <w:szCs w:val="16"/>
+                <w:lang w:val="en-US"/>
+              </w:rPr>
+              <w:t xml:space="preserve"> IS INITIAL.</w:t>
+            </w:r>
+          </w:p>
+          <w:p>
+            <w:pPr>
+              <w:rPr>
+                <w:sz w:val="16"/>
+                <w:szCs w:val="16"/>
+                <w:lang w:val="en-US"/>
+              </w:rPr>
+            </w:pPr>
+          </w:p>
+          <w:p>
+            <w:pPr>
+              <w:rPr>
+                <w:sz w:val="16"/>
+                <w:szCs w:val="16"/>
+                <w:lang w:val="en-US"/>
+              </w:rPr>
+            </w:pPr>
+            <w:r>
+              <w:rPr>
+                <w:sz w:val="16"/>
+                <w:szCs w:val="16"/>
+                <w:lang w:val="en-US"/>
+              </w:rPr>
+              <w:t xml:space="preserve">        </w:t>
+            </w:r>
+            <w:proofErr w:type="spellStart"/>
+            <w:r>
+              <w:rPr>
+                <w:sz w:val="16"/>
+                <w:szCs w:val="16"/>
+                <w:lang w:val="en-US"/>
+              </w:rPr>
+              <w:t>lv_data_decendial</w:t>
+            </w:r>
+            <w:proofErr w:type="spellEnd"/>
+            <w:r>
+              <w:rPr>
+                <w:sz w:val="16"/>
+                <w:szCs w:val="16"/>
+                <w:lang w:val="en-US"/>
+              </w:rPr>
+              <w:t xml:space="preserve"> = </w:t>
+            </w:r>
+            <w:proofErr w:type="spellStart"/>
+            <w:r>
+              <w:rPr>
+                <w:sz w:val="16"/>
+                <w:szCs w:val="16"/>
+                <w:lang w:val="en-US"/>
+              </w:rPr>
+              <w:t>ycl_condpag_util</w:t>
+            </w:r>
+            <w:proofErr w:type="spellEnd"/>
+            <w:r>
+              <w:rPr>
+                <w:sz w:val="16"/>
+                <w:szCs w:val="16"/>
+                <w:lang w:val="en-US"/>
+              </w:rPr>
+              <w:t>=&gt;</w:t>
+            </w:r>
+            <w:proofErr w:type="spellStart"/>
+            <w:r>
+              <w:rPr>
+                <w:sz w:val="16"/>
+                <w:szCs w:val="16"/>
+                <w:lang w:val="en-US"/>
+              </w:rPr>
+              <w:t>get_</w:t>
+            </w:r>
+            <w:proofErr w:type="gramStart"/>
+            <w:r>
+              <w:rPr>
+                <w:sz w:val="16"/>
+                <w:szCs w:val="16"/>
+                <w:lang w:val="en-US"/>
+              </w:rPr>
+              <w:t>instance</w:t>
+            </w:r>
+            <w:proofErr w:type="spellEnd"/>
+            <w:r>
+              <w:rPr>
+                <w:sz w:val="16"/>
+                <w:szCs w:val="16"/>
+                <w:lang w:val="en-US"/>
+              </w:rPr>
+              <w:t>( )</w:t>
+            </w:r>
+            <w:proofErr w:type="gramEnd"/>
+            <w:r>
+              <w:rPr>
+                <w:sz w:val="16"/>
+                <w:szCs w:val="16"/>
+                <w:lang w:val="en-US"/>
+              </w:rPr>
+              <w:t>-&gt;</w:t>
+            </w:r>
+            <w:proofErr w:type="spellStart"/>
+            <w:r>
+              <w:rPr>
+                <w:sz w:val="16"/>
+                <w:szCs w:val="16"/>
+                <w:lang w:val="en-US"/>
+              </w:rPr>
+              <w:t>get_data_</w:t>
+            </w:r>
+            <w:proofErr w:type="gramStart"/>
+            <w:r>
+              <w:rPr>
+                <w:sz w:val="16"/>
+                <w:szCs w:val="16"/>
+                <w:lang w:val="en-US"/>
+              </w:rPr>
+              <w:t>decendial</w:t>
+            </w:r>
+            <w:proofErr w:type="spellEnd"/>
+            <w:r>
+              <w:rPr>
+                <w:sz w:val="16"/>
+                <w:szCs w:val="16"/>
+                <w:lang w:val="en-US"/>
+              </w:rPr>
+              <w:t>( EXPORTING</w:t>
+            </w:r>
+            <w:proofErr w:type="gramEnd"/>
+            <w:r>
+              <w:rPr>
+                <w:sz w:val="16"/>
+                <w:szCs w:val="16"/>
+                <w:lang w:val="en-US"/>
+              </w:rPr>
+              <w:t xml:space="preserve"> </w:t>
+            </w:r>
+            <w:proofErr w:type="spellStart"/>
+            <w:r>
+              <w:rPr>
+                <w:sz w:val="16"/>
+                <w:szCs w:val="16"/>
+                <w:lang w:val="en-US"/>
+              </w:rPr>
+              <w:t>vi_data</w:t>
+            </w:r>
+            <w:proofErr w:type="spellEnd"/>
+            <w:r>
+              <w:rPr>
+                <w:sz w:val="16"/>
+                <w:szCs w:val="16"/>
+                <w:lang w:val="en-US"/>
+              </w:rPr>
+              <w:t xml:space="preserve"> = </w:t>
+            </w:r>
+            <w:proofErr w:type="spellStart"/>
+            <w:r>
+              <w:rPr>
+                <w:sz w:val="16"/>
+                <w:szCs w:val="16"/>
+                <w:lang w:val="en-US"/>
+              </w:rPr>
+              <w:t>lv_</w:t>
+            </w:r>
+            <w:proofErr w:type="gramStart"/>
+            <w:r>
+              <w:rPr>
+                <w:sz w:val="16"/>
+                <w:szCs w:val="16"/>
+                <w:lang w:val="en-US"/>
+              </w:rPr>
+              <w:t>data</w:t>
+            </w:r>
+            <w:proofErr w:type="spellEnd"/>
+            <w:r>
+              <w:rPr>
+                <w:sz w:val="16"/>
+                <w:szCs w:val="16"/>
+                <w:lang w:val="en-US"/>
+              </w:rPr>
+              <w:t xml:space="preserve"> )</w:t>
+            </w:r>
+            <w:proofErr w:type="gramEnd"/>
+            <w:r>
+              <w:rPr>
+                <w:sz w:val="16"/>
+                <w:szCs w:val="16"/>
+                <w:lang w:val="en-US"/>
+              </w:rPr>
+              <w:t>.</w:t>
+            </w:r>
+          </w:p>
+          <w:p>
+            <w:pPr>
+              <w:rPr>
+                <w:sz w:val="16"/>
+                <w:szCs w:val="16"/>
+                <w:lang w:val="en-US"/>
+              </w:rPr>
+            </w:pPr>
+          </w:p>
+          <w:p>
+            <w:pPr>
+              <w:rPr>
+                <w:sz w:val="16"/>
+                <w:szCs w:val="16"/>
+                <w:lang w:val="en-US"/>
+              </w:rPr>
+            </w:pPr>
+            <w:r>
+              <w:rPr>
+                <w:sz w:val="16"/>
+                <w:szCs w:val="16"/>
+                <w:lang w:val="en-US"/>
+              </w:rPr>
+              <w:t xml:space="preserve">        </w:t>
+            </w:r>
+            <w:proofErr w:type="spellStart"/>
+            <w:r>
+              <w:rPr>
+                <w:sz w:val="16"/>
+                <w:szCs w:val="16"/>
+                <w:lang w:val="en-US"/>
+              </w:rPr>
+              <w:t>ls_invfo_condpgt-zfbdt</w:t>
+            </w:r>
+            <w:proofErr w:type="spellEnd"/>
+            <w:r>
+              <w:rPr>
+                <w:sz w:val="16"/>
+                <w:szCs w:val="16"/>
+                <w:lang w:val="en-US"/>
+              </w:rPr>
+              <w:t xml:space="preserve"> = COND </w:t>
+            </w:r>
+            <w:proofErr w:type="gramStart"/>
+            <w:r>
+              <w:rPr>
+                <w:sz w:val="16"/>
+                <w:szCs w:val="16"/>
+                <w:lang w:val="en-US"/>
+              </w:rPr>
+              <w:t>#( WHEN</w:t>
+            </w:r>
+            <w:proofErr w:type="gramEnd"/>
+            <w:r>
+              <w:rPr>
+                <w:sz w:val="16"/>
+                <w:szCs w:val="16"/>
+                <w:lang w:val="en-US"/>
+              </w:rPr>
+              <w:t xml:space="preserve"> </w:t>
+            </w:r>
+            <w:proofErr w:type="spellStart"/>
+            <w:r>
+              <w:rPr>
+                <w:sz w:val="16"/>
+                <w:szCs w:val="16"/>
+                <w:lang w:val="en-US"/>
+              </w:rPr>
+              <w:t>lv_data_decendial</w:t>
+            </w:r>
+            <w:proofErr w:type="spellEnd"/>
+            <w:r>
+              <w:rPr>
+                <w:sz w:val="16"/>
+                <w:szCs w:val="16"/>
+                <w:lang w:val="en-US"/>
+              </w:rPr>
+              <w:t xml:space="preserve"> GT </w:t>
+            </w:r>
+            <w:proofErr w:type="spellStart"/>
+            <w:r>
+              <w:rPr>
+                <w:sz w:val="16"/>
+                <w:szCs w:val="16"/>
+                <w:lang w:val="en-US"/>
+              </w:rPr>
+              <w:t>lv_data</w:t>
+            </w:r>
+            <w:proofErr w:type="spellEnd"/>
+            <w:r>
+              <w:rPr>
+                <w:sz w:val="16"/>
+                <w:szCs w:val="16"/>
+                <w:lang w:val="en-US"/>
+              </w:rPr>
+              <w:t xml:space="preserve"> THEN </w:t>
+            </w:r>
+            <w:proofErr w:type="spellStart"/>
+            <w:r>
+              <w:rPr>
+                <w:sz w:val="16"/>
+                <w:szCs w:val="16"/>
+                <w:lang w:val="en-US"/>
+              </w:rPr>
+              <w:t>lv_data_decendial</w:t>
+            </w:r>
+            <w:proofErr w:type="spellEnd"/>
+            <w:r>
+              <w:rPr>
+                <w:sz w:val="16"/>
+                <w:szCs w:val="16"/>
+                <w:lang w:val="en-US"/>
+              </w:rPr>
+              <w:t xml:space="preserve"> ELSE </w:t>
+            </w:r>
+            <w:proofErr w:type="spellStart"/>
+            <w:r>
+              <w:rPr>
+                <w:sz w:val="16"/>
+                <w:szCs w:val="16"/>
+                <w:lang w:val="en-US"/>
+              </w:rPr>
+              <w:t>lv_</w:t>
+            </w:r>
+            <w:proofErr w:type="gramStart"/>
+            <w:r>
+              <w:rPr>
+                <w:sz w:val="16"/>
+                <w:szCs w:val="16"/>
+                <w:lang w:val="en-US"/>
+              </w:rPr>
+              <w:t>data</w:t>
+            </w:r>
+            <w:proofErr w:type="spellEnd"/>
+            <w:r>
+              <w:rPr>
+                <w:sz w:val="16"/>
+                <w:szCs w:val="16"/>
+                <w:lang w:val="en-US"/>
+              </w:rPr>
+              <w:t xml:space="preserve"> )</w:t>
+            </w:r>
+            <w:proofErr w:type="gramEnd"/>
+            <w:r>
+              <w:rPr>
+                <w:sz w:val="16"/>
+                <w:szCs w:val="16"/>
+                <w:lang w:val="en-US"/>
+              </w:rPr>
+              <w:t>.</w:t>
+            </w:r>
+          </w:p>
+          <w:p>
+            <w:pPr>
+              <w:rPr>
+                <w:sz w:val="16"/>
+                <w:szCs w:val="16"/>
+                <w:lang w:val="en-US"/>
+              </w:rPr>
+            </w:pPr>
+          </w:p>
+          <w:p>
+            <w:pPr>
+              <w:rPr>
+                <w:sz w:val="16"/>
+                <w:szCs w:val="16"/>
+                <w:lang w:val="en-US"/>
+              </w:rPr>
+            </w:pPr>
+            <w:r>
+              <w:rPr>
+                <w:sz w:val="16"/>
+                <w:szCs w:val="16"/>
+                <w:lang w:val="en-US"/>
+              </w:rPr>
+              <w:t xml:space="preserve">        &lt;</w:t>
+            </w:r>
+            <w:proofErr w:type="spellStart"/>
+            <w:r>
+              <w:rPr>
+                <w:sz w:val="16"/>
+                <w:szCs w:val="16"/>
+                <w:lang w:val="en-US"/>
+              </w:rPr>
+              <w:t>fs_invfo_condpgt</w:t>
+            </w:r>
+            <w:proofErr w:type="spellEnd"/>
+            <w:r>
+              <w:rPr>
+                <w:sz w:val="16"/>
+                <w:szCs w:val="16"/>
+                <w:lang w:val="en-US"/>
+              </w:rPr>
+              <w:t xml:space="preserve">&gt; = </w:t>
+            </w:r>
+            <w:proofErr w:type="spellStart"/>
+            <w:r>
+              <w:rPr>
+                <w:sz w:val="16"/>
+                <w:szCs w:val="16"/>
+                <w:lang w:val="en-US"/>
+              </w:rPr>
+              <w:t>ls_invfo_condpgt</w:t>
+            </w:r>
+            <w:proofErr w:type="spellEnd"/>
+            <w:r>
+              <w:rPr>
+                <w:sz w:val="16"/>
+                <w:szCs w:val="16"/>
+                <w:lang w:val="en-US"/>
+              </w:rPr>
+              <w:t>.</w:t>
+            </w:r>
+          </w:p>
+          <w:p>
+            <w:pPr>
+              <w:rPr>
+                <w:sz w:val="16"/>
+                <w:szCs w:val="16"/>
+                <w:lang w:val="en-US"/>
+              </w:rPr>
+            </w:pPr>
+          </w:p>
+          <w:p>
+            <w:pPr>
+              <w:rPr>
+                <w:sz w:val="16"/>
+                <w:szCs w:val="16"/>
+                <w:lang w:val="en-US"/>
+              </w:rPr>
+            </w:pPr>
+            <w:r>
+              <w:rPr>
+                <w:sz w:val="16"/>
+                <w:szCs w:val="16"/>
+                <w:lang w:val="en-US"/>
+              </w:rPr>
+              <w:t xml:space="preserve">      ENDIF.</w:t>
+            </w:r>
+          </w:p>
+          <w:p>
+            <w:pPr>
+              <w:rPr>
+                <w:sz w:val="16"/>
+                <w:szCs w:val="16"/>
+                <w:lang w:val="en-US"/>
+              </w:rPr>
+            </w:pPr>
+          </w:p>
+          <w:p>
+            <w:pPr>
+              <w:rPr>
+                <w:sz w:val="16"/>
+                <w:szCs w:val="16"/>
+                <w:lang w:val="en-US"/>
+              </w:rPr>
+            </w:pPr>
+            <w:r>
+              <w:rPr>
+                <w:sz w:val="16"/>
+                <w:szCs w:val="16"/>
+                <w:lang w:val="en-US"/>
+              </w:rPr>
+              <w:lastRenderedPageBreak/>
+              <w:t xml:space="preserve">    ENDIF.</w:t>
+            </w:r>
+          </w:p>
+          <w:p>
+            <w:pPr>
+              <w:rPr>
+                <w:sz w:val="16"/>
+                <w:szCs w:val="16"/>
+                <w:lang w:val="en-US"/>
+              </w:rPr>
+            </w:pPr>
+          </w:p>
+          <w:p>
+            <w:pPr>
+              <w:rPr>
+                <w:sz w:val="16"/>
+                <w:szCs w:val="16"/>
+                <w:lang w:val="en-US"/>
+              </w:rPr>
+            </w:pPr>
+            <w:r>
+              <w:rPr>
+                <w:sz w:val="16"/>
+                <w:szCs w:val="16"/>
+                <w:lang w:val="en-US"/>
+              </w:rPr>
+              <w:t xml:space="preserve">    IF </w:t>
+            </w:r>
+            <w:proofErr w:type="spellStart"/>
+            <w:r>
+              <w:rPr>
+                <w:sz w:val="16"/>
+                <w:szCs w:val="16"/>
+                <w:lang w:val="en-US"/>
+              </w:rPr>
+              <w:t>ls_invfo_condpgt-zterm</w:t>
+            </w:r>
+            <w:proofErr w:type="spellEnd"/>
+            <w:r>
+              <w:rPr>
+                <w:sz w:val="16"/>
+                <w:szCs w:val="16"/>
+                <w:lang w:val="en-US"/>
+              </w:rPr>
+              <w:t xml:space="preserve"> = 'A015'.</w:t>
+            </w:r>
+          </w:p>
+          <w:p>
+            <w:pPr>
+              <w:rPr>
+                <w:sz w:val="16"/>
+                <w:szCs w:val="16"/>
+              </w:rPr>
+            </w:pPr>
+            <w:r>
+              <w:rPr>
+                <w:sz w:val="16"/>
+                <w:szCs w:val="16"/>
+                <w:lang w:val="en-US"/>
+              </w:rPr>
+              <w:t xml:space="preserve">      </w:t>
+            </w:r>
+            <w:r>
+              <w:rPr>
+                <w:sz w:val="16"/>
+                <w:szCs w:val="16"/>
+              </w:rPr>
+              <w:t xml:space="preserve">CLEAR: lv_data_CONDA015, </w:t>
+            </w:r>
+            <w:proofErr w:type="spellStart"/>
+            <w:r>
+              <w:rPr>
+                <w:sz w:val="16"/>
+                <w:szCs w:val="16"/>
+              </w:rPr>
+              <w:t>lv_data</w:t>
+            </w:r>
+            <w:proofErr w:type="spellEnd"/>
+            <w:r>
+              <w:rPr>
+                <w:sz w:val="16"/>
+                <w:szCs w:val="16"/>
+              </w:rPr>
+              <w:t>.</w:t>
+            </w:r>
+          </w:p>
+          <w:p>
+            <w:pPr>
+              <w:rPr>
+                <w:sz w:val="16"/>
+                <w:szCs w:val="16"/>
+              </w:rPr>
+            </w:pPr>
+          </w:p>
+          <w:p>
+            <w:pPr>
+              <w:rPr>
+                <w:sz w:val="16"/>
+                <w:szCs w:val="16"/>
+                <w:lang w:val="en-US"/>
+              </w:rPr>
+            </w:pPr>
+            <w:r>
+              <w:rPr>
+                <w:sz w:val="16"/>
+                <w:szCs w:val="16"/>
+              </w:rPr>
+              <w:t xml:space="preserve">      </w:t>
+            </w:r>
+            <w:proofErr w:type="spellStart"/>
+            <w:r>
+              <w:rPr>
+                <w:sz w:val="16"/>
+                <w:szCs w:val="16"/>
+                <w:lang w:val="en-US"/>
+              </w:rPr>
+              <w:t>lv_data</w:t>
+            </w:r>
+            <w:proofErr w:type="spellEnd"/>
+            <w:r>
+              <w:rPr>
+                <w:sz w:val="16"/>
+                <w:szCs w:val="16"/>
+                <w:lang w:val="en-US"/>
+              </w:rPr>
+              <w:t xml:space="preserve"> = </w:t>
+            </w:r>
+            <w:proofErr w:type="spellStart"/>
+            <w:r>
+              <w:rPr>
+                <w:sz w:val="16"/>
+                <w:szCs w:val="16"/>
+                <w:lang w:val="en-US"/>
+              </w:rPr>
+              <w:t>ls_invfo_condpgt-bldat</w:t>
+            </w:r>
+            <w:proofErr w:type="spellEnd"/>
+            <w:r>
+              <w:rPr>
+                <w:sz w:val="16"/>
+                <w:szCs w:val="16"/>
+                <w:lang w:val="en-US"/>
+              </w:rPr>
+              <w:t>.</w:t>
+            </w:r>
+          </w:p>
+          <w:p>
+            <w:pPr>
+              <w:rPr>
+                <w:sz w:val="16"/>
+                <w:szCs w:val="16"/>
+                <w:lang w:val="en-US"/>
+              </w:rPr>
+            </w:pPr>
+          </w:p>
+          <w:p>
+            <w:pPr>
+              <w:rPr>
+                <w:sz w:val="16"/>
+                <w:szCs w:val="16"/>
+                <w:lang w:val="en-US"/>
+              </w:rPr>
+            </w:pPr>
+            <w:r>
+              <w:rPr>
+                <w:sz w:val="16"/>
+                <w:szCs w:val="16"/>
+                <w:lang w:val="en-US"/>
+              </w:rPr>
+              <w:t xml:space="preserve">      IF NOT </w:t>
+            </w:r>
+            <w:proofErr w:type="spellStart"/>
+            <w:r>
+              <w:rPr>
+                <w:sz w:val="16"/>
+                <w:szCs w:val="16"/>
+                <w:lang w:val="en-US"/>
+              </w:rPr>
+              <w:t>lv_data</w:t>
+            </w:r>
+            <w:proofErr w:type="spellEnd"/>
+            <w:r>
+              <w:rPr>
+                <w:sz w:val="16"/>
+                <w:szCs w:val="16"/>
+                <w:lang w:val="en-US"/>
+              </w:rPr>
+              <w:t xml:space="preserve"> IS INITIAL.</w:t>
+            </w:r>
+          </w:p>
+          <w:p>
+            <w:pPr>
+              <w:rPr>
+                <w:sz w:val="16"/>
+                <w:szCs w:val="16"/>
+                <w:lang w:val="en-US"/>
+              </w:rPr>
+            </w:pPr>
+          </w:p>
+          <w:p>
+            <w:pPr>
+              <w:rPr>
+                <w:sz w:val="16"/>
+                <w:szCs w:val="16"/>
+                <w:lang w:val="en-US"/>
+              </w:rPr>
+            </w:pPr>
+            <w:r>
+              <w:rPr>
+                <w:sz w:val="16"/>
+                <w:szCs w:val="16"/>
+                <w:lang w:val="en-US"/>
+              </w:rPr>
+              <w:t xml:space="preserve">        lv_data_CONDA015 = </w:t>
+            </w:r>
+            <w:proofErr w:type="spellStart"/>
+            <w:r>
+              <w:rPr>
+                <w:sz w:val="16"/>
+                <w:szCs w:val="16"/>
+                <w:lang w:val="en-US"/>
+              </w:rPr>
+              <w:t>ycl_condpag_util</w:t>
+            </w:r>
+            <w:proofErr w:type="spellEnd"/>
+            <w:r>
+              <w:rPr>
+                <w:sz w:val="16"/>
+                <w:szCs w:val="16"/>
+                <w:lang w:val="en-US"/>
+              </w:rPr>
+              <w:t>=&gt;</w:t>
+            </w:r>
+            <w:proofErr w:type="spellStart"/>
+            <w:r>
+              <w:rPr>
+                <w:sz w:val="16"/>
+                <w:szCs w:val="16"/>
+                <w:lang w:val="en-US"/>
+              </w:rPr>
+              <w:t>get_</w:t>
+            </w:r>
+            <w:proofErr w:type="gramStart"/>
+            <w:r>
+              <w:rPr>
+                <w:sz w:val="16"/>
+                <w:szCs w:val="16"/>
+                <w:lang w:val="en-US"/>
+              </w:rPr>
+              <w:t>instance</w:t>
+            </w:r>
+            <w:proofErr w:type="spellEnd"/>
+            <w:r>
+              <w:rPr>
+                <w:sz w:val="16"/>
+                <w:szCs w:val="16"/>
+                <w:lang w:val="en-US"/>
+              </w:rPr>
+              <w:t>( )</w:t>
+            </w:r>
+            <w:proofErr w:type="gramEnd"/>
+            <w:r>
+              <w:rPr>
+                <w:sz w:val="16"/>
+                <w:szCs w:val="16"/>
+                <w:lang w:val="en-US"/>
+              </w:rPr>
+              <w:t>-&gt;get_data_conda</w:t>
+            </w:r>
+            <w:proofErr w:type="gramStart"/>
+            <w:r>
+              <w:rPr>
+                <w:sz w:val="16"/>
+                <w:szCs w:val="16"/>
+                <w:lang w:val="en-US"/>
+              </w:rPr>
+              <w:t>015( EXPORTING</w:t>
+            </w:r>
+            <w:proofErr w:type="gramEnd"/>
+            <w:r>
+              <w:rPr>
+                <w:sz w:val="16"/>
+                <w:szCs w:val="16"/>
+                <w:lang w:val="en-US"/>
+              </w:rPr>
+              <w:t xml:space="preserve"> </w:t>
+            </w:r>
+            <w:proofErr w:type="spellStart"/>
+            <w:r>
+              <w:rPr>
+                <w:sz w:val="16"/>
+                <w:szCs w:val="16"/>
+                <w:lang w:val="en-US"/>
+              </w:rPr>
+              <w:t>vi_data</w:t>
+            </w:r>
+            <w:proofErr w:type="spellEnd"/>
+            <w:r>
+              <w:rPr>
+                <w:sz w:val="16"/>
+                <w:szCs w:val="16"/>
+                <w:lang w:val="en-US"/>
+              </w:rPr>
+              <w:t xml:space="preserve"> = </w:t>
+            </w:r>
+            <w:proofErr w:type="spellStart"/>
+            <w:r>
+              <w:rPr>
+                <w:sz w:val="16"/>
+                <w:szCs w:val="16"/>
+                <w:lang w:val="en-US"/>
+              </w:rPr>
+              <w:t>lv_</w:t>
+            </w:r>
+            <w:proofErr w:type="gramStart"/>
+            <w:r>
+              <w:rPr>
+                <w:sz w:val="16"/>
+                <w:szCs w:val="16"/>
+                <w:lang w:val="en-US"/>
+              </w:rPr>
+              <w:t>data</w:t>
+            </w:r>
+            <w:proofErr w:type="spellEnd"/>
+            <w:r>
+              <w:rPr>
+                <w:sz w:val="16"/>
+                <w:szCs w:val="16"/>
+                <w:lang w:val="en-US"/>
+              </w:rPr>
+              <w:t xml:space="preserve"> )</w:t>
+            </w:r>
+            <w:proofErr w:type="gramEnd"/>
+            <w:r>
+              <w:rPr>
+                <w:sz w:val="16"/>
+                <w:szCs w:val="16"/>
+                <w:lang w:val="en-US"/>
+              </w:rPr>
+              <w:t>.</w:t>
+            </w:r>
+          </w:p>
+          <w:p>
+            <w:pPr>
+              <w:rPr>
+                <w:sz w:val="16"/>
+                <w:szCs w:val="16"/>
+                <w:lang w:val="en-US"/>
+              </w:rPr>
+            </w:pPr>
+          </w:p>
+          <w:p>
+            <w:pPr>
+              <w:rPr>
+                <w:sz w:val="16"/>
+                <w:szCs w:val="16"/>
+                <w:lang w:val="en-US"/>
+              </w:rPr>
+            </w:pPr>
+            <w:r>
+              <w:rPr>
+                <w:sz w:val="16"/>
+                <w:szCs w:val="16"/>
+                <w:lang w:val="en-US"/>
+              </w:rPr>
+              <w:t xml:space="preserve">        </w:t>
+            </w:r>
+            <w:proofErr w:type="spellStart"/>
+            <w:r>
+              <w:rPr>
+                <w:sz w:val="16"/>
+                <w:szCs w:val="16"/>
+                <w:lang w:val="en-US"/>
+              </w:rPr>
+              <w:t>ls_invfo_condpgt-zfbdt</w:t>
+            </w:r>
+            <w:proofErr w:type="spellEnd"/>
+            <w:r>
+              <w:rPr>
+                <w:sz w:val="16"/>
+                <w:szCs w:val="16"/>
+                <w:lang w:val="en-US"/>
+              </w:rPr>
+              <w:t xml:space="preserve"> = COND </w:t>
+            </w:r>
+            <w:proofErr w:type="gramStart"/>
+            <w:r>
+              <w:rPr>
+                <w:sz w:val="16"/>
+                <w:szCs w:val="16"/>
+                <w:lang w:val="en-US"/>
+              </w:rPr>
+              <w:t>#( WHEN</w:t>
+            </w:r>
+            <w:proofErr w:type="gramEnd"/>
+            <w:r>
+              <w:rPr>
+                <w:sz w:val="16"/>
+                <w:szCs w:val="16"/>
+                <w:lang w:val="en-US"/>
+              </w:rPr>
+              <w:t xml:space="preserve"> lv_data_CONDA015 GT </w:t>
+            </w:r>
+            <w:proofErr w:type="spellStart"/>
+            <w:r>
+              <w:rPr>
+                <w:sz w:val="16"/>
+                <w:szCs w:val="16"/>
+                <w:lang w:val="en-US"/>
+              </w:rPr>
+              <w:t>lv_data</w:t>
+            </w:r>
+            <w:proofErr w:type="spellEnd"/>
+            <w:r>
+              <w:rPr>
+                <w:sz w:val="16"/>
+                <w:szCs w:val="16"/>
+                <w:lang w:val="en-US"/>
+              </w:rPr>
+              <w:t xml:space="preserve"> THEN lv_data_CONDA015 ELSE </w:t>
+            </w:r>
+            <w:proofErr w:type="spellStart"/>
+            <w:r>
+              <w:rPr>
+                <w:sz w:val="16"/>
+                <w:szCs w:val="16"/>
+                <w:lang w:val="en-US"/>
+              </w:rPr>
+              <w:t>lv_</w:t>
+            </w:r>
+            <w:proofErr w:type="gramStart"/>
+            <w:r>
+              <w:rPr>
+                <w:sz w:val="16"/>
+                <w:szCs w:val="16"/>
+                <w:lang w:val="en-US"/>
+              </w:rPr>
+              <w:t>data</w:t>
+            </w:r>
+            <w:proofErr w:type="spellEnd"/>
+            <w:r>
+              <w:rPr>
+                <w:sz w:val="16"/>
+                <w:szCs w:val="16"/>
+                <w:lang w:val="en-US"/>
+              </w:rPr>
+              <w:t xml:space="preserve"> )</w:t>
+            </w:r>
+            <w:proofErr w:type="gramEnd"/>
+            <w:r>
+              <w:rPr>
+                <w:sz w:val="16"/>
+                <w:szCs w:val="16"/>
+                <w:lang w:val="en-US"/>
+              </w:rPr>
+              <w:t>.</w:t>
+            </w:r>
+          </w:p>
+          <w:p>
+            <w:pPr>
+              <w:rPr>
+                <w:sz w:val="16"/>
+                <w:szCs w:val="16"/>
+                <w:lang w:val="en-US"/>
+              </w:rPr>
+            </w:pPr>
+          </w:p>
+          <w:p>
+            <w:pPr>
+              <w:rPr>
+                <w:sz w:val="16"/>
+                <w:szCs w:val="16"/>
+                <w:lang w:val="en-US"/>
+              </w:rPr>
+            </w:pPr>
+            <w:r>
+              <w:rPr>
+                <w:sz w:val="16"/>
+                <w:szCs w:val="16"/>
+                <w:lang w:val="en-US"/>
+              </w:rPr>
+              <w:t xml:space="preserve">        &lt;</w:t>
+            </w:r>
+            <w:proofErr w:type="spellStart"/>
+            <w:r>
+              <w:rPr>
+                <w:sz w:val="16"/>
+                <w:szCs w:val="16"/>
+                <w:lang w:val="en-US"/>
+              </w:rPr>
+              <w:t>fs_invfo_condpgt</w:t>
+            </w:r>
+            <w:proofErr w:type="spellEnd"/>
+            <w:r>
+              <w:rPr>
+                <w:sz w:val="16"/>
+                <w:szCs w:val="16"/>
+                <w:lang w:val="en-US"/>
+              </w:rPr>
+              <w:t xml:space="preserve">&gt; = </w:t>
+            </w:r>
+            <w:proofErr w:type="spellStart"/>
+            <w:r>
+              <w:rPr>
+                <w:sz w:val="16"/>
+                <w:szCs w:val="16"/>
+                <w:lang w:val="en-US"/>
+              </w:rPr>
+              <w:t>ls_invfo_condpgt</w:t>
+            </w:r>
+            <w:proofErr w:type="spellEnd"/>
+            <w:r>
+              <w:rPr>
+                <w:sz w:val="16"/>
+                <w:szCs w:val="16"/>
+                <w:lang w:val="en-US"/>
+              </w:rPr>
+              <w:t>.</w:t>
+            </w:r>
+          </w:p>
+          <w:p>
+            <w:pPr>
+              <w:rPr>
+                <w:sz w:val="16"/>
+                <w:szCs w:val="16"/>
+                <w:lang w:val="en-US"/>
+              </w:rPr>
+            </w:pPr>
+          </w:p>
+          <w:p>
+            <w:pPr>
+              <w:rPr>
+                <w:sz w:val="16"/>
+                <w:szCs w:val="16"/>
+                <w:lang w:val="en-US"/>
+              </w:rPr>
+            </w:pPr>
+            <w:r>
+              <w:rPr>
+                <w:sz w:val="16"/>
+                <w:szCs w:val="16"/>
+                <w:lang w:val="en-US"/>
+              </w:rPr>
+              <w:t xml:space="preserve">      ENDIF.</w:t>
+            </w:r>
+          </w:p>
+          <w:p>
+            <w:pPr>
+              <w:rPr>
+                <w:sz w:val="16"/>
+                <w:szCs w:val="16"/>
+                <w:lang w:val="en-US"/>
+              </w:rPr>
+            </w:pPr>
+          </w:p>
+          <w:p>
+            <w:pPr>
+              <w:rPr>
+                <w:sz w:val="16"/>
+                <w:szCs w:val="16"/>
+                <w:lang w:val="en-US"/>
+              </w:rPr>
+            </w:pPr>
+            <w:r>
+              <w:rPr>
+                <w:sz w:val="16"/>
+                <w:szCs w:val="16"/>
+                <w:lang w:val="en-US"/>
+              </w:rPr>
+              <w:t xml:space="preserve">    ENDIF.</w:t>
+            </w:r>
+          </w:p>
+          <w:p>
+            <w:pPr>
+              <w:rPr>
+                <w:sz w:val="16"/>
+                <w:szCs w:val="16"/>
+                <w:lang w:val="en-US"/>
+              </w:rPr>
+            </w:pPr>
+          </w:p>
+          <w:p>
+            <w:pPr>
+              <w:rPr>
+                <w:sz w:val="16"/>
+                <w:szCs w:val="16"/>
+                <w:lang w:val="en-US"/>
+              </w:rPr>
+            </w:pPr>
+            <w:r>
+              <w:rPr>
+                <w:sz w:val="16"/>
+                <w:szCs w:val="16"/>
+                <w:lang w:val="en-US"/>
+              </w:rPr>
+              <w:t xml:space="preserve">    IF </w:t>
+            </w:r>
+            <w:proofErr w:type="spellStart"/>
+            <w:r>
+              <w:rPr>
+                <w:sz w:val="16"/>
+                <w:szCs w:val="16"/>
+                <w:lang w:val="en-US"/>
+              </w:rPr>
+              <w:t>ls_invfo_condpgt-zterm</w:t>
+            </w:r>
+            <w:proofErr w:type="spellEnd"/>
+            <w:r>
+              <w:rPr>
+                <w:sz w:val="16"/>
+                <w:szCs w:val="16"/>
+                <w:lang w:val="en-US"/>
+              </w:rPr>
+              <w:t xml:space="preserve"> = 'A011'.</w:t>
+            </w:r>
+          </w:p>
+          <w:p>
+            <w:pPr>
+              <w:rPr>
+                <w:sz w:val="16"/>
+                <w:szCs w:val="16"/>
+              </w:rPr>
+            </w:pPr>
+            <w:r>
+              <w:rPr>
+                <w:sz w:val="16"/>
+                <w:szCs w:val="16"/>
+                <w:lang w:val="en-US"/>
+              </w:rPr>
+              <w:t xml:space="preserve">      </w:t>
+            </w:r>
+            <w:r>
+              <w:rPr>
+                <w:sz w:val="16"/>
+                <w:szCs w:val="16"/>
+              </w:rPr>
+              <w:t xml:space="preserve">CLEAR: lv_data_CONDA011, </w:t>
+            </w:r>
+            <w:proofErr w:type="spellStart"/>
+            <w:r>
+              <w:rPr>
+                <w:sz w:val="16"/>
+                <w:szCs w:val="16"/>
+              </w:rPr>
+              <w:t>lv_data</w:t>
+            </w:r>
+            <w:proofErr w:type="spellEnd"/>
+            <w:r>
+              <w:rPr>
+                <w:sz w:val="16"/>
+                <w:szCs w:val="16"/>
+              </w:rPr>
+              <w:t>.</w:t>
+            </w:r>
+          </w:p>
+          <w:p>
+            <w:pPr>
+              <w:rPr>
+                <w:sz w:val="16"/>
+                <w:szCs w:val="16"/>
+              </w:rPr>
+            </w:pPr>
+          </w:p>
+          <w:p>
+            <w:pPr>
+              <w:rPr>
+                <w:sz w:val="16"/>
+                <w:szCs w:val="16"/>
+                <w:lang w:val="en-US"/>
+              </w:rPr>
+            </w:pPr>
+            <w:r>
+              <w:rPr>
+                <w:sz w:val="16"/>
+                <w:szCs w:val="16"/>
+              </w:rPr>
+              <w:t xml:space="preserve">      </w:t>
+            </w:r>
+            <w:proofErr w:type="spellStart"/>
+            <w:r>
+              <w:rPr>
+                <w:sz w:val="16"/>
+                <w:szCs w:val="16"/>
+                <w:lang w:val="en-US"/>
+              </w:rPr>
+              <w:t>lv_data</w:t>
+            </w:r>
+            <w:proofErr w:type="spellEnd"/>
+            <w:r>
+              <w:rPr>
+                <w:sz w:val="16"/>
+                <w:szCs w:val="16"/>
+                <w:lang w:val="en-US"/>
+              </w:rPr>
+              <w:t xml:space="preserve"> = </w:t>
+            </w:r>
+            <w:proofErr w:type="spellStart"/>
+            <w:r>
+              <w:rPr>
+                <w:sz w:val="16"/>
+                <w:szCs w:val="16"/>
+                <w:lang w:val="en-US"/>
+              </w:rPr>
+              <w:t>ls_invfo_condpgt-bldat</w:t>
+            </w:r>
+            <w:proofErr w:type="spellEnd"/>
+            <w:r>
+              <w:rPr>
+                <w:sz w:val="16"/>
+                <w:szCs w:val="16"/>
+                <w:lang w:val="en-US"/>
+              </w:rPr>
+              <w:t>.</w:t>
+            </w:r>
+          </w:p>
+          <w:p>
+            <w:pPr>
+              <w:rPr>
+                <w:sz w:val="16"/>
+                <w:szCs w:val="16"/>
+                <w:lang w:val="en-US"/>
+              </w:rPr>
+            </w:pPr>
+          </w:p>
+          <w:p>
+            <w:pPr>
+              <w:rPr>
+                <w:sz w:val="16"/>
+                <w:szCs w:val="16"/>
+                <w:lang w:val="en-US"/>
+              </w:rPr>
+            </w:pPr>
+            <w:r>
+              <w:rPr>
+                <w:sz w:val="16"/>
+                <w:szCs w:val="16"/>
+                <w:lang w:val="en-US"/>
+              </w:rPr>
+              <w:t xml:space="preserve">      IF NOT </w:t>
+            </w:r>
+            <w:proofErr w:type="spellStart"/>
+            <w:r>
+              <w:rPr>
+                <w:sz w:val="16"/>
+                <w:szCs w:val="16"/>
+                <w:lang w:val="en-US"/>
+              </w:rPr>
+              <w:t>lv_data</w:t>
+            </w:r>
+            <w:proofErr w:type="spellEnd"/>
+            <w:r>
+              <w:rPr>
+                <w:sz w:val="16"/>
+                <w:szCs w:val="16"/>
+                <w:lang w:val="en-US"/>
+              </w:rPr>
+              <w:t xml:space="preserve"> IS INITIAL.</w:t>
+            </w:r>
+          </w:p>
+          <w:p>
+            <w:pPr>
+              <w:rPr>
+                <w:sz w:val="16"/>
+                <w:szCs w:val="16"/>
+                <w:lang w:val="en-US"/>
+              </w:rPr>
+            </w:pPr>
+          </w:p>
+          <w:p>
+            <w:pPr>
+              <w:rPr>
+                <w:sz w:val="16"/>
+                <w:szCs w:val="16"/>
+                <w:lang w:val="en-US"/>
+              </w:rPr>
+            </w:pPr>
+            <w:r>
+              <w:rPr>
+                <w:sz w:val="16"/>
+                <w:szCs w:val="16"/>
+                <w:lang w:val="en-US"/>
+              </w:rPr>
+              <w:t xml:space="preserve">        lv_data_CONDA011 = </w:t>
+            </w:r>
+            <w:proofErr w:type="spellStart"/>
+            <w:r>
+              <w:rPr>
+                <w:sz w:val="16"/>
+                <w:szCs w:val="16"/>
+                <w:lang w:val="en-US"/>
+              </w:rPr>
+              <w:t>ycl_condpag_util</w:t>
+            </w:r>
+            <w:proofErr w:type="spellEnd"/>
+            <w:r>
+              <w:rPr>
+                <w:sz w:val="16"/>
+                <w:szCs w:val="16"/>
+                <w:lang w:val="en-US"/>
+              </w:rPr>
+              <w:t>=&gt;</w:t>
+            </w:r>
+            <w:proofErr w:type="spellStart"/>
+            <w:r>
+              <w:rPr>
+                <w:sz w:val="16"/>
+                <w:szCs w:val="16"/>
+                <w:lang w:val="en-US"/>
+              </w:rPr>
+              <w:t>get_</w:t>
+            </w:r>
+            <w:proofErr w:type="gramStart"/>
+            <w:r>
+              <w:rPr>
+                <w:sz w:val="16"/>
+                <w:szCs w:val="16"/>
+                <w:lang w:val="en-US"/>
+              </w:rPr>
+              <w:t>instance</w:t>
+            </w:r>
+            <w:proofErr w:type="spellEnd"/>
+            <w:r>
+              <w:rPr>
+                <w:sz w:val="16"/>
+                <w:szCs w:val="16"/>
+                <w:lang w:val="en-US"/>
+              </w:rPr>
+              <w:t>( )</w:t>
+            </w:r>
+            <w:proofErr w:type="gramEnd"/>
+            <w:r>
+              <w:rPr>
+                <w:sz w:val="16"/>
+                <w:szCs w:val="16"/>
+                <w:lang w:val="en-US"/>
+              </w:rPr>
+              <w:t>-&gt;get_data_conda</w:t>
+            </w:r>
+            <w:proofErr w:type="gramStart"/>
+            <w:r>
+              <w:rPr>
+                <w:sz w:val="16"/>
+                <w:szCs w:val="16"/>
+                <w:lang w:val="en-US"/>
+              </w:rPr>
+              <w:t>011( EXPORTING</w:t>
+            </w:r>
+            <w:proofErr w:type="gramEnd"/>
+            <w:r>
+              <w:rPr>
+                <w:sz w:val="16"/>
+                <w:szCs w:val="16"/>
+                <w:lang w:val="en-US"/>
+              </w:rPr>
+              <w:t xml:space="preserve"> </w:t>
+            </w:r>
+            <w:proofErr w:type="spellStart"/>
+            <w:r>
+              <w:rPr>
+                <w:sz w:val="16"/>
+                <w:szCs w:val="16"/>
+                <w:lang w:val="en-US"/>
+              </w:rPr>
+              <w:t>vi_data</w:t>
+            </w:r>
+            <w:proofErr w:type="spellEnd"/>
+            <w:r>
+              <w:rPr>
+                <w:sz w:val="16"/>
+                <w:szCs w:val="16"/>
+                <w:lang w:val="en-US"/>
+              </w:rPr>
+              <w:t xml:space="preserve"> = </w:t>
+            </w:r>
+            <w:proofErr w:type="spellStart"/>
+            <w:r>
+              <w:rPr>
+                <w:sz w:val="16"/>
+                <w:szCs w:val="16"/>
+                <w:lang w:val="en-US"/>
+              </w:rPr>
+              <w:t>lv_</w:t>
+            </w:r>
+            <w:proofErr w:type="gramStart"/>
+            <w:r>
+              <w:rPr>
+                <w:sz w:val="16"/>
+                <w:szCs w:val="16"/>
+                <w:lang w:val="en-US"/>
+              </w:rPr>
+              <w:t>data</w:t>
+            </w:r>
+            <w:proofErr w:type="spellEnd"/>
+            <w:r>
+              <w:rPr>
+                <w:sz w:val="16"/>
+                <w:szCs w:val="16"/>
+                <w:lang w:val="en-US"/>
+              </w:rPr>
+              <w:t xml:space="preserve"> )</w:t>
+            </w:r>
+            <w:proofErr w:type="gramEnd"/>
+            <w:r>
+              <w:rPr>
+                <w:sz w:val="16"/>
+                <w:szCs w:val="16"/>
+                <w:lang w:val="en-US"/>
+              </w:rPr>
+              <w:t>.</w:t>
+            </w:r>
+          </w:p>
+          <w:p>
+            <w:pPr>
+              <w:rPr>
+                <w:sz w:val="16"/>
+                <w:szCs w:val="16"/>
+                <w:lang w:val="en-US"/>
+              </w:rPr>
+            </w:pPr>
+          </w:p>
+          <w:p>
+            <w:pPr>
+              <w:rPr>
+                <w:sz w:val="16"/>
+                <w:szCs w:val="16"/>
+                <w:lang w:val="en-US"/>
+              </w:rPr>
+            </w:pPr>
+            <w:r>
+              <w:rPr>
+                <w:sz w:val="16"/>
+                <w:szCs w:val="16"/>
+                <w:lang w:val="en-US"/>
+              </w:rPr>
+              <w:t xml:space="preserve">        </w:t>
+            </w:r>
+            <w:proofErr w:type="spellStart"/>
+            <w:r>
+              <w:rPr>
+                <w:sz w:val="16"/>
+                <w:szCs w:val="16"/>
+                <w:lang w:val="en-US"/>
+              </w:rPr>
+              <w:t>ls_invfo_condpgt-zfbdt</w:t>
+            </w:r>
+            <w:proofErr w:type="spellEnd"/>
+            <w:r>
+              <w:rPr>
+                <w:sz w:val="16"/>
+                <w:szCs w:val="16"/>
+                <w:lang w:val="en-US"/>
+              </w:rPr>
+              <w:t xml:space="preserve"> = COND </w:t>
+            </w:r>
+            <w:proofErr w:type="gramStart"/>
+            <w:r>
+              <w:rPr>
+                <w:sz w:val="16"/>
+                <w:szCs w:val="16"/>
+                <w:lang w:val="en-US"/>
+              </w:rPr>
+              <w:t>#( WHEN</w:t>
+            </w:r>
+            <w:proofErr w:type="gramEnd"/>
+            <w:r>
+              <w:rPr>
+                <w:sz w:val="16"/>
+                <w:szCs w:val="16"/>
+                <w:lang w:val="en-US"/>
+              </w:rPr>
+              <w:t xml:space="preserve"> lv_data_CONDA011 GT </w:t>
+            </w:r>
+            <w:proofErr w:type="spellStart"/>
+            <w:r>
+              <w:rPr>
+                <w:sz w:val="16"/>
+                <w:szCs w:val="16"/>
+                <w:lang w:val="en-US"/>
+              </w:rPr>
+              <w:t>lv_data</w:t>
+            </w:r>
+            <w:proofErr w:type="spellEnd"/>
+            <w:r>
+              <w:rPr>
+                <w:sz w:val="16"/>
+                <w:szCs w:val="16"/>
+                <w:lang w:val="en-US"/>
+              </w:rPr>
+              <w:t xml:space="preserve"> THEN lv_data_CONDA011 ELSE </w:t>
+            </w:r>
+            <w:proofErr w:type="spellStart"/>
+            <w:r>
+              <w:rPr>
+                <w:sz w:val="16"/>
+                <w:szCs w:val="16"/>
+                <w:lang w:val="en-US"/>
+              </w:rPr>
+              <w:t>lv_</w:t>
+            </w:r>
+            <w:proofErr w:type="gramStart"/>
+            <w:r>
+              <w:rPr>
+                <w:sz w:val="16"/>
+                <w:szCs w:val="16"/>
+                <w:lang w:val="en-US"/>
+              </w:rPr>
+              <w:t>data</w:t>
+            </w:r>
+            <w:proofErr w:type="spellEnd"/>
+            <w:r>
+              <w:rPr>
+                <w:sz w:val="16"/>
+                <w:szCs w:val="16"/>
+                <w:lang w:val="en-US"/>
+              </w:rPr>
+              <w:t xml:space="preserve"> )</w:t>
+            </w:r>
+            <w:proofErr w:type="gramEnd"/>
+            <w:r>
+              <w:rPr>
+                <w:sz w:val="16"/>
+                <w:szCs w:val="16"/>
+                <w:lang w:val="en-US"/>
+              </w:rPr>
+              <w:t>.</w:t>
+            </w:r>
+          </w:p>
+          <w:p>
+            <w:pPr>
+              <w:rPr>
+                <w:sz w:val="16"/>
+                <w:szCs w:val="16"/>
+                <w:lang w:val="en-US"/>
+              </w:rPr>
+            </w:pPr>
+          </w:p>
+          <w:p>
+            <w:pPr>
+              <w:rPr>
+                <w:sz w:val="16"/>
+                <w:szCs w:val="16"/>
+                <w:lang w:val="en-US"/>
+              </w:rPr>
+            </w:pPr>
+            <w:r>
+              <w:rPr>
+                <w:sz w:val="16"/>
+                <w:szCs w:val="16"/>
+                <w:lang w:val="en-US"/>
+              </w:rPr>
+              <w:t xml:space="preserve">        &lt;</w:t>
+            </w:r>
+            <w:proofErr w:type="spellStart"/>
+            <w:r>
+              <w:rPr>
+                <w:sz w:val="16"/>
+                <w:szCs w:val="16"/>
+                <w:lang w:val="en-US"/>
+              </w:rPr>
+              <w:t>fs_invfo_condpgt</w:t>
+            </w:r>
+            <w:proofErr w:type="spellEnd"/>
+            <w:r>
+              <w:rPr>
+                <w:sz w:val="16"/>
+                <w:szCs w:val="16"/>
+                <w:lang w:val="en-US"/>
+              </w:rPr>
+              <w:t xml:space="preserve">&gt; = </w:t>
+            </w:r>
+            <w:proofErr w:type="spellStart"/>
+            <w:r>
+              <w:rPr>
+                <w:sz w:val="16"/>
+                <w:szCs w:val="16"/>
+                <w:lang w:val="en-US"/>
+              </w:rPr>
+              <w:t>ls_invfo_condpgt</w:t>
+            </w:r>
+            <w:proofErr w:type="spellEnd"/>
+            <w:r>
+              <w:rPr>
+                <w:sz w:val="16"/>
+                <w:szCs w:val="16"/>
+                <w:lang w:val="en-US"/>
+              </w:rPr>
+              <w:t>.</w:t>
+            </w:r>
+          </w:p>
+          <w:p>
+            <w:pPr>
+              <w:rPr>
+                <w:sz w:val="16"/>
+                <w:szCs w:val="16"/>
+                <w:lang w:val="en-US"/>
+              </w:rPr>
+            </w:pPr>
+          </w:p>
+          <w:p>
+            <w:pPr>
+              <w:rPr>
+                <w:sz w:val="16"/>
+                <w:szCs w:val="16"/>
+                <w:lang w:val="en-US"/>
+              </w:rPr>
+            </w:pPr>
+            <w:r>
+              <w:rPr>
+                <w:sz w:val="16"/>
+                <w:szCs w:val="16"/>
+                <w:lang w:val="en-US"/>
+              </w:rPr>
+              <w:t xml:space="preserve">      ENDIF.</w:t>
+            </w:r>
+          </w:p>
+          <w:p>
+            <w:pPr>
+              <w:rPr>
+                <w:sz w:val="16"/>
+                <w:szCs w:val="16"/>
+                <w:lang w:val="en-US"/>
+              </w:rPr>
+            </w:pPr>
+          </w:p>
+          <w:p>
+            <w:pPr>
+              <w:rPr>
+                <w:sz w:val="16"/>
+                <w:szCs w:val="16"/>
+                <w:lang w:val="en-US"/>
+              </w:rPr>
+            </w:pPr>
+            <w:r>
+              <w:rPr>
+                <w:sz w:val="16"/>
+                <w:szCs w:val="16"/>
+                <w:lang w:val="en-US"/>
+              </w:rPr>
+              <w:t xml:space="preserve">    ENDIF.</w:t>
+            </w:r>
+          </w:p>
+          <w:p>
+            <w:pPr>
+              <w:rPr>
+                <w:sz w:val="16"/>
+                <w:szCs w:val="16"/>
+                <w:lang w:val="en-US"/>
+              </w:rPr>
+            </w:pPr>
+          </w:p>
+          <w:p>
+            <w:pPr>
+              <w:rPr>
+                <w:sz w:val="16"/>
+                <w:szCs w:val="16"/>
+                <w:lang w:val="en-US"/>
+              </w:rPr>
+            </w:pPr>
+            <w:r>
+              <w:rPr>
+                <w:sz w:val="16"/>
+                <w:szCs w:val="16"/>
+                <w:lang w:val="en-US"/>
+              </w:rPr>
+              <w:t xml:space="preserve">    IF </w:t>
+            </w:r>
+            <w:proofErr w:type="spellStart"/>
+            <w:r>
+              <w:rPr>
+                <w:sz w:val="16"/>
+                <w:szCs w:val="16"/>
+                <w:lang w:val="en-US"/>
+              </w:rPr>
+              <w:t>ls_invfo_condpgt-zterm</w:t>
+            </w:r>
+            <w:proofErr w:type="spellEnd"/>
+            <w:r>
+              <w:rPr>
+                <w:sz w:val="16"/>
+                <w:szCs w:val="16"/>
+                <w:lang w:val="en-US"/>
+              </w:rPr>
+              <w:t xml:space="preserve"> = 'A013'.</w:t>
+            </w:r>
+          </w:p>
+          <w:p>
+            <w:pPr>
+              <w:rPr>
+                <w:sz w:val="16"/>
+                <w:szCs w:val="16"/>
+              </w:rPr>
+            </w:pPr>
+            <w:r>
+              <w:rPr>
+                <w:sz w:val="16"/>
+                <w:szCs w:val="16"/>
+                <w:lang w:val="en-US"/>
+              </w:rPr>
+              <w:t xml:space="preserve">      </w:t>
+            </w:r>
+            <w:r>
+              <w:rPr>
+                <w:sz w:val="16"/>
+                <w:szCs w:val="16"/>
+              </w:rPr>
+              <w:t xml:space="preserve">CLEAR: lv_data_CONDA013, </w:t>
+            </w:r>
+            <w:proofErr w:type="spellStart"/>
+            <w:r>
+              <w:rPr>
+                <w:sz w:val="16"/>
+                <w:szCs w:val="16"/>
+              </w:rPr>
+              <w:t>lv_data</w:t>
+            </w:r>
+            <w:proofErr w:type="spellEnd"/>
+            <w:r>
+              <w:rPr>
+                <w:sz w:val="16"/>
+                <w:szCs w:val="16"/>
+              </w:rPr>
+              <w:t>.</w:t>
+            </w:r>
+          </w:p>
+          <w:p>
+            <w:pPr>
+              <w:rPr>
+                <w:sz w:val="16"/>
+                <w:szCs w:val="16"/>
+              </w:rPr>
+            </w:pPr>
+          </w:p>
+          <w:p>
+            <w:pPr>
+              <w:rPr>
+                <w:sz w:val="16"/>
+                <w:szCs w:val="16"/>
+                <w:lang w:val="en-US"/>
+              </w:rPr>
+            </w:pPr>
+            <w:r>
+              <w:rPr>
+                <w:sz w:val="16"/>
+                <w:szCs w:val="16"/>
+              </w:rPr>
+              <w:t xml:space="preserve">      </w:t>
+            </w:r>
+            <w:proofErr w:type="spellStart"/>
+            <w:r>
+              <w:rPr>
+                <w:sz w:val="16"/>
+                <w:szCs w:val="16"/>
+                <w:lang w:val="en-US"/>
+              </w:rPr>
+              <w:t>lv_data</w:t>
+            </w:r>
+            <w:proofErr w:type="spellEnd"/>
+            <w:r>
+              <w:rPr>
+                <w:sz w:val="16"/>
+                <w:szCs w:val="16"/>
+                <w:lang w:val="en-US"/>
+              </w:rPr>
+              <w:t xml:space="preserve"> = </w:t>
+            </w:r>
+            <w:proofErr w:type="spellStart"/>
+            <w:r>
+              <w:rPr>
+                <w:sz w:val="16"/>
+                <w:szCs w:val="16"/>
+                <w:lang w:val="en-US"/>
+              </w:rPr>
+              <w:t>ls_invfo_condpgt-bldat</w:t>
+            </w:r>
+            <w:proofErr w:type="spellEnd"/>
+            <w:r>
+              <w:rPr>
+                <w:sz w:val="16"/>
+                <w:szCs w:val="16"/>
+                <w:lang w:val="en-US"/>
+              </w:rPr>
+              <w:t>.</w:t>
+            </w:r>
+          </w:p>
+          <w:p>
+            <w:pPr>
+              <w:rPr>
+                <w:sz w:val="16"/>
+                <w:szCs w:val="16"/>
+                <w:lang w:val="en-US"/>
+              </w:rPr>
+            </w:pPr>
+          </w:p>
+          <w:p>
+            <w:pPr>
+              <w:rPr>
+                <w:sz w:val="16"/>
+                <w:szCs w:val="16"/>
+                <w:lang w:val="en-US"/>
+              </w:rPr>
+            </w:pPr>
+            <w:r>
+              <w:rPr>
+                <w:sz w:val="16"/>
+                <w:szCs w:val="16"/>
+                <w:lang w:val="en-US"/>
+              </w:rPr>
+              <w:t xml:space="preserve">      IF NOT </w:t>
+            </w:r>
+            <w:proofErr w:type="spellStart"/>
+            <w:r>
+              <w:rPr>
+                <w:sz w:val="16"/>
+                <w:szCs w:val="16"/>
+                <w:lang w:val="en-US"/>
+              </w:rPr>
+              <w:t>lv_data</w:t>
+            </w:r>
+            <w:proofErr w:type="spellEnd"/>
+            <w:r>
+              <w:rPr>
+                <w:sz w:val="16"/>
+                <w:szCs w:val="16"/>
+                <w:lang w:val="en-US"/>
+              </w:rPr>
+              <w:t xml:space="preserve"> IS INITIAL.</w:t>
+            </w:r>
+          </w:p>
+          <w:p>
+            <w:pPr>
+              <w:rPr>
+                <w:sz w:val="16"/>
+                <w:szCs w:val="16"/>
+                <w:lang w:val="en-US"/>
+              </w:rPr>
+            </w:pPr>
+          </w:p>
+          <w:p>
+            <w:pPr>
+              <w:rPr>
+                <w:sz w:val="16"/>
+                <w:szCs w:val="16"/>
+                <w:lang w:val="en-US"/>
+              </w:rPr>
+            </w:pPr>
+            <w:r>
+              <w:rPr>
+                <w:sz w:val="16"/>
+                <w:szCs w:val="16"/>
+                <w:lang w:val="en-US"/>
+              </w:rPr>
+              <w:t xml:space="preserve">        lv_data_CONDA013 = </w:t>
+            </w:r>
+            <w:proofErr w:type="spellStart"/>
+            <w:r>
+              <w:rPr>
+                <w:sz w:val="16"/>
+                <w:szCs w:val="16"/>
+                <w:lang w:val="en-US"/>
+              </w:rPr>
+              <w:t>ycl_condpag_util</w:t>
+            </w:r>
+            <w:proofErr w:type="spellEnd"/>
+            <w:r>
+              <w:rPr>
+                <w:sz w:val="16"/>
+                <w:szCs w:val="16"/>
+                <w:lang w:val="en-US"/>
+              </w:rPr>
+              <w:t>=&gt;</w:t>
+            </w:r>
+            <w:proofErr w:type="spellStart"/>
+            <w:r>
+              <w:rPr>
+                <w:sz w:val="16"/>
+                <w:szCs w:val="16"/>
+                <w:lang w:val="en-US"/>
+              </w:rPr>
+              <w:t>get_</w:t>
+            </w:r>
+            <w:proofErr w:type="gramStart"/>
+            <w:r>
+              <w:rPr>
+                <w:sz w:val="16"/>
+                <w:szCs w:val="16"/>
+                <w:lang w:val="en-US"/>
+              </w:rPr>
+              <w:t>instance</w:t>
+            </w:r>
+            <w:proofErr w:type="spellEnd"/>
+            <w:r>
+              <w:rPr>
+                <w:sz w:val="16"/>
+                <w:szCs w:val="16"/>
+                <w:lang w:val="en-US"/>
+              </w:rPr>
+              <w:t>( )</w:t>
+            </w:r>
+            <w:proofErr w:type="gramEnd"/>
+            <w:r>
+              <w:rPr>
+                <w:sz w:val="16"/>
+                <w:szCs w:val="16"/>
+                <w:lang w:val="en-US"/>
+              </w:rPr>
+              <w:t>-&gt;get_data_conda</w:t>
+            </w:r>
+            <w:proofErr w:type="gramStart"/>
+            <w:r>
+              <w:rPr>
+                <w:sz w:val="16"/>
+                <w:szCs w:val="16"/>
+                <w:lang w:val="en-US"/>
+              </w:rPr>
+              <w:t>013( EXPORTING</w:t>
+            </w:r>
+            <w:proofErr w:type="gramEnd"/>
+            <w:r>
+              <w:rPr>
+                <w:sz w:val="16"/>
+                <w:szCs w:val="16"/>
+                <w:lang w:val="en-US"/>
+              </w:rPr>
+              <w:t xml:space="preserve"> </w:t>
+            </w:r>
+            <w:proofErr w:type="spellStart"/>
+            <w:r>
+              <w:rPr>
+                <w:sz w:val="16"/>
+                <w:szCs w:val="16"/>
+                <w:lang w:val="en-US"/>
+              </w:rPr>
+              <w:t>vi_data</w:t>
+            </w:r>
+            <w:proofErr w:type="spellEnd"/>
+            <w:r>
+              <w:rPr>
+                <w:sz w:val="16"/>
+                <w:szCs w:val="16"/>
+                <w:lang w:val="en-US"/>
+              </w:rPr>
+              <w:t xml:space="preserve"> = </w:t>
+            </w:r>
+            <w:proofErr w:type="spellStart"/>
+            <w:r>
+              <w:rPr>
+                <w:sz w:val="16"/>
+                <w:szCs w:val="16"/>
+                <w:lang w:val="en-US"/>
+              </w:rPr>
+              <w:t>lv_</w:t>
+            </w:r>
+            <w:proofErr w:type="gramStart"/>
+            <w:r>
+              <w:rPr>
+                <w:sz w:val="16"/>
+                <w:szCs w:val="16"/>
+                <w:lang w:val="en-US"/>
+              </w:rPr>
+              <w:t>data</w:t>
+            </w:r>
+            <w:proofErr w:type="spellEnd"/>
+            <w:r>
+              <w:rPr>
+                <w:sz w:val="16"/>
+                <w:szCs w:val="16"/>
+                <w:lang w:val="en-US"/>
+              </w:rPr>
+              <w:t xml:space="preserve"> )</w:t>
+            </w:r>
+            <w:proofErr w:type="gramEnd"/>
+            <w:r>
+              <w:rPr>
+                <w:sz w:val="16"/>
+                <w:szCs w:val="16"/>
+                <w:lang w:val="en-US"/>
+              </w:rPr>
+              <w:t>.</w:t>
+            </w:r>
+          </w:p>
+          <w:p>
+            <w:pPr>
+              <w:rPr>
+                <w:sz w:val="16"/>
+                <w:szCs w:val="16"/>
+                <w:lang w:val="en-US"/>
+              </w:rPr>
+            </w:pPr>
+          </w:p>
+          <w:p>
+            <w:pPr>
+              <w:rPr>
+                <w:sz w:val="16"/>
+                <w:szCs w:val="16"/>
+                <w:lang w:val="en-US"/>
+              </w:rPr>
+            </w:pPr>
+            <w:r>
+              <w:rPr>
+                <w:sz w:val="16"/>
+                <w:szCs w:val="16"/>
+                <w:lang w:val="en-US"/>
+              </w:rPr>
+              <w:t xml:space="preserve">        </w:t>
+            </w:r>
+            <w:proofErr w:type="spellStart"/>
+            <w:r>
+              <w:rPr>
+                <w:sz w:val="16"/>
+                <w:szCs w:val="16"/>
+                <w:lang w:val="en-US"/>
+              </w:rPr>
+              <w:t>ls_invfo_condpgt-zfbdt</w:t>
+            </w:r>
+            <w:proofErr w:type="spellEnd"/>
+            <w:r>
+              <w:rPr>
+                <w:sz w:val="16"/>
+                <w:szCs w:val="16"/>
+                <w:lang w:val="en-US"/>
+              </w:rPr>
+              <w:t xml:space="preserve"> = COND </w:t>
+            </w:r>
+            <w:proofErr w:type="gramStart"/>
+            <w:r>
+              <w:rPr>
+                <w:sz w:val="16"/>
+                <w:szCs w:val="16"/>
+                <w:lang w:val="en-US"/>
+              </w:rPr>
+              <w:t>#( WHEN</w:t>
+            </w:r>
+            <w:proofErr w:type="gramEnd"/>
+            <w:r>
+              <w:rPr>
+                <w:sz w:val="16"/>
+                <w:szCs w:val="16"/>
+                <w:lang w:val="en-US"/>
+              </w:rPr>
+              <w:t xml:space="preserve"> lv_data_CONDA013 GT </w:t>
+            </w:r>
+            <w:proofErr w:type="spellStart"/>
+            <w:r>
+              <w:rPr>
+                <w:sz w:val="16"/>
+                <w:szCs w:val="16"/>
+                <w:lang w:val="en-US"/>
+              </w:rPr>
+              <w:t>lv_data</w:t>
+            </w:r>
+            <w:proofErr w:type="spellEnd"/>
+            <w:r>
+              <w:rPr>
+                <w:sz w:val="16"/>
+                <w:szCs w:val="16"/>
+                <w:lang w:val="en-US"/>
+              </w:rPr>
+              <w:t xml:space="preserve"> THEN lv_data_CONDA013 ELSE </w:t>
+            </w:r>
+            <w:proofErr w:type="spellStart"/>
+            <w:r>
+              <w:rPr>
+                <w:sz w:val="16"/>
+                <w:szCs w:val="16"/>
+                <w:lang w:val="en-US"/>
+              </w:rPr>
+              <w:t>lv_</w:t>
+            </w:r>
+            <w:proofErr w:type="gramStart"/>
+            <w:r>
+              <w:rPr>
+                <w:sz w:val="16"/>
+                <w:szCs w:val="16"/>
+                <w:lang w:val="en-US"/>
+              </w:rPr>
+              <w:t>data</w:t>
+            </w:r>
+            <w:proofErr w:type="spellEnd"/>
+            <w:r>
+              <w:rPr>
+                <w:sz w:val="16"/>
+                <w:szCs w:val="16"/>
+                <w:lang w:val="en-US"/>
+              </w:rPr>
+              <w:t xml:space="preserve"> )</w:t>
+            </w:r>
+            <w:proofErr w:type="gramEnd"/>
+            <w:r>
+              <w:rPr>
+                <w:sz w:val="16"/>
+                <w:szCs w:val="16"/>
+                <w:lang w:val="en-US"/>
+              </w:rPr>
+              <w:t>.</w:t>
+            </w:r>
+          </w:p>
+          <w:p>
+            <w:pPr>
+              <w:rPr>
+                <w:sz w:val="16"/>
+                <w:szCs w:val="16"/>
+                <w:lang w:val="en-US"/>
+              </w:rPr>
+            </w:pPr>
+          </w:p>
+          <w:p>
+            <w:pPr>
+              <w:rPr>
+                <w:sz w:val="16"/>
+                <w:szCs w:val="16"/>
+                <w:lang w:val="en-US"/>
+              </w:rPr>
+            </w:pPr>
+            <w:r>
+              <w:rPr>
+                <w:sz w:val="16"/>
+                <w:szCs w:val="16"/>
+                <w:lang w:val="en-US"/>
+              </w:rPr>
+              <w:t xml:space="preserve">        &lt;</w:t>
+            </w:r>
+            <w:proofErr w:type="spellStart"/>
+            <w:r>
+              <w:rPr>
+                <w:sz w:val="16"/>
+                <w:szCs w:val="16"/>
+                <w:lang w:val="en-US"/>
+              </w:rPr>
+              <w:t>fs_invfo_condpgt</w:t>
+            </w:r>
+            <w:proofErr w:type="spellEnd"/>
+            <w:r>
+              <w:rPr>
+                <w:sz w:val="16"/>
+                <w:szCs w:val="16"/>
+                <w:lang w:val="en-US"/>
+              </w:rPr>
+              <w:t xml:space="preserve">&gt; = </w:t>
+            </w:r>
+            <w:proofErr w:type="spellStart"/>
+            <w:r>
+              <w:rPr>
+                <w:sz w:val="16"/>
+                <w:szCs w:val="16"/>
+                <w:lang w:val="en-US"/>
+              </w:rPr>
+              <w:t>ls_invfo_condpgt</w:t>
+            </w:r>
+            <w:proofErr w:type="spellEnd"/>
+            <w:r>
+              <w:rPr>
+                <w:sz w:val="16"/>
+                <w:szCs w:val="16"/>
+                <w:lang w:val="en-US"/>
+              </w:rPr>
+              <w:t>.</w:t>
+            </w:r>
+          </w:p>
+          <w:p>
+            <w:pPr>
+              <w:rPr>
+                <w:sz w:val="16"/>
+                <w:szCs w:val="16"/>
+                <w:lang w:val="en-US"/>
+              </w:rPr>
+            </w:pPr>
+          </w:p>
+          <w:p>
+            <w:pPr>
+              <w:rPr>
+                <w:sz w:val="16"/>
+                <w:szCs w:val="16"/>
+                <w:lang w:val="en-US"/>
+              </w:rPr>
+            </w:pPr>
+            <w:r>
+              <w:rPr>
+                <w:sz w:val="16"/>
+                <w:szCs w:val="16"/>
+                <w:lang w:val="en-US"/>
+              </w:rPr>
+              <w:t xml:space="preserve">      ENDIF.</w:t>
+            </w:r>
+          </w:p>
+          <w:p>
+            <w:pPr>
+              <w:rPr>
+                <w:sz w:val="16"/>
+                <w:szCs w:val="16"/>
+                <w:lang w:val="en-US"/>
+              </w:rPr>
+            </w:pPr>
+          </w:p>
+          <w:p>
+            <w:pPr>
+              <w:rPr>
+                <w:sz w:val="16"/>
+                <w:szCs w:val="16"/>
+                <w:lang w:val="en-US"/>
+              </w:rPr>
+            </w:pPr>
+            <w:r>
+              <w:rPr>
+                <w:sz w:val="16"/>
+                <w:szCs w:val="16"/>
+                <w:lang w:val="en-US"/>
+              </w:rPr>
+              <w:t xml:space="preserve">    ENDIF.</w:t>
+            </w:r>
+          </w:p>
+          <w:p>
+            <w:pPr>
+              <w:rPr>
+                <w:sz w:val="16"/>
+                <w:szCs w:val="16"/>
+                <w:lang w:val="en-US"/>
+              </w:rPr>
+            </w:pPr>
+          </w:p>
+          <w:p>
+            <w:pPr>
+              <w:rPr>
+                <w:sz w:val="16"/>
+                <w:szCs w:val="16"/>
+                <w:highlight w:val="yellow"/>
+                <w:lang w:val="en-US"/>
+              </w:rPr>
+            </w:pPr>
+            <w:r>
+              <w:rPr>
+                <w:sz w:val="16"/>
+                <w:szCs w:val="16"/>
+                <w:lang w:val="en-US"/>
+              </w:rPr>
+              <w:t xml:space="preserve">    </w:t>
+            </w:r>
+            <w:r>
+              <w:rPr>
+                <w:sz w:val="16"/>
+                <w:szCs w:val="16"/>
+                <w:highlight w:val="yellow"/>
+                <w:lang w:val="en-US"/>
+              </w:rPr>
+              <w:t xml:space="preserve">IF </w:t>
+            </w:r>
+            <w:proofErr w:type="spellStart"/>
+            <w:r>
+              <w:rPr>
+                <w:sz w:val="16"/>
+                <w:szCs w:val="16"/>
+                <w:highlight w:val="yellow"/>
+                <w:lang w:val="en-US"/>
+              </w:rPr>
+              <w:t>ls_invfo_condpgt-zterm</w:t>
+            </w:r>
+            <w:proofErr w:type="spellEnd"/>
+            <w:r>
+              <w:rPr>
+                <w:sz w:val="16"/>
+                <w:szCs w:val="16"/>
+                <w:highlight w:val="yellow"/>
+                <w:lang w:val="en-US"/>
+              </w:rPr>
+              <w:t xml:space="preserve"> = 'A014'.</w:t>
+            </w:r>
+          </w:p>
+          <w:p>
+            <w:pPr>
+              <w:rPr>
+                <w:sz w:val="16"/>
+                <w:szCs w:val="16"/>
+                <w:highlight w:val="yellow"/>
+              </w:rPr>
+            </w:pPr>
+            <w:r>
+              <w:rPr>
+                <w:sz w:val="16"/>
+                <w:szCs w:val="16"/>
+                <w:highlight w:val="yellow"/>
+                <w:lang w:val="en-US"/>
+              </w:rPr>
+              <w:t xml:space="preserve">      </w:t>
+            </w:r>
+            <w:r>
+              <w:rPr>
+                <w:sz w:val="16"/>
+                <w:szCs w:val="16"/>
+                <w:highlight w:val="yellow"/>
+              </w:rPr>
+              <w:t xml:space="preserve">CLEAR: lv_data_CONDA014, </w:t>
+            </w:r>
+            <w:proofErr w:type="spellStart"/>
+            <w:r>
+              <w:rPr>
+                <w:sz w:val="16"/>
+                <w:szCs w:val="16"/>
+                <w:highlight w:val="yellow"/>
+              </w:rPr>
+              <w:t>lv_data</w:t>
+            </w:r>
+            <w:proofErr w:type="spellEnd"/>
+            <w:r>
+              <w:rPr>
+                <w:sz w:val="16"/>
+                <w:szCs w:val="16"/>
+                <w:highlight w:val="yellow"/>
+              </w:rPr>
+              <w:t>.</w:t>
+            </w:r>
+          </w:p>
+          <w:p>
+            <w:pPr>
+              <w:rPr>
+                <w:sz w:val="16"/>
+                <w:szCs w:val="16"/>
+                <w:highlight w:val="yellow"/>
+              </w:rPr>
+            </w:pPr>
+          </w:p>
+          <w:p>
+            <w:pPr>
+              <w:rPr>
+                <w:sz w:val="16"/>
+                <w:szCs w:val="16"/>
+                <w:highlight w:val="yellow"/>
+                <w:lang w:val="en-US"/>
+              </w:rPr>
+            </w:pPr>
+            <w:r>
+              <w:rPr>
+                <w:sz w:val="16"/>
+                <w:szCs w:val="16"/>
+                <w:highlight w:val="yellow"/>
+              </w:rPr>
+              <w:t xml:space="preserve">      </w:t>
+            </w:r>
+            <w:proofErr w:type="spellStart"/>
+            <w:r>
+              <w:rPr>
+                <w:sz w:val="16"/>
+                <w:szCs w:val="16"/>
+                <w:highlight w:val="yellow"/>
+                <w:lang w:val="en-US"/>
+              </w:rPr>
+              <w:t>lv_data</w:t>
+            </w:r>
+            <w:proofErr w:type="spellEnd"/>
+            <w:r>
+              <w:rPr>
+                <w:sz w:val="16"/>
+                <w:szCs w:val="16"/>
+                <w:highlight w:val="yellow"/>
+                <w:lang w:val="en-US"/>
+              </w:rPr>
+              <w:t xml:space="preserve"> = </w:t>
+            </w:r>
+            <w:proofErr w:type="spellStart"/>
+            <w:r>
+              <w:rPr>
+                <w:sz w:val="16"/>
+                <w:szCs w:val="16"/>
+                <w:highlight w:val="yellow"/>
+                <w:lang w:val="en-US"/>
+              </w:rPr>
+              <w:t>ls_invfo_condpgt-bldat</w:t>
+            </w:r>
+            <w:proofErr w:type="spellEnd"/>
+            <w:r>
+              <w:rPr>
+                <w:sz w:val="16"/>
+                <w:szCs w:val="16"/>
+                <w:highlight w:val="yellow"/>
+                <w:lang w:val="en-US"/>
+              </w:rPr>
+              <w:t>.</w:t>
+            </w:r>
+          </w:p>
+          <w:p>
+            <w:pPr>
+              <w:rPr>
+                <w:sz w:val="16"/>
+                <w:szCs w:val="16"/>
+                <w:highlight w:val="yellow"/>
+                <w:lang w:val="en-US"/>
+              </w:rPr>
+            </w:pPr>
+          </w:p>
+          <w:p>
+            <w:pPr>
+              <w:rPr>
+                <w:sz w:val="16"/>
+                <w:szCs w:val="16"/>
+                <w:highlight w:val="yellow"/>
+                <w:lang w:val="en-US"/>
+              </w:rPr>
+            </w:pPr>
+            <w:r>
+              <w:rPr>
+                <w:sz w:val="16"/>
+                <w:szCs w:val="16"/>
+                <w:highlight w:val="yellow"/>
+                <w:lang w:val="en-US"/>
+              </w:rPr>
+              <w:t xml:space="preserve">      IF NOT </w:t>
+            </w:r>
+            <w:proofErr w:type="spellStart"/>
+            <w:r>
+              <w:rPr>
+                <w:sz w:val="16"/>
+                <w:szCs w:val="16"/>
+                <w:highlight w:val="yellow"/>
+                <w:lang w:val="en-US"/>
+              </w:rPr>
+              <w:t>lv_data</w:t>
+            </w:r>
+            <w:proofErr w:type="spellEnd"/>
+            <w:r>
+              <w:rPr>
+                <w:sz w:val="16"/>
+                <w:szCs w:val="16"/>
+                <w:highlight w:val="yellow"/>
+                <w:lang w:val="en-US"/>
+              </w:rPr>
+              <w:t xml:space="preserve"> IS INITIAL.</w:t>
+            </w:r>
+          </w:p>
+          <w:p>
+            <w:pPr>
+              <w:rPr>
+                <w:sz w:val="16"/>
+                <w:szCs w:val="16"/>
+                <w:highlight w:val="yellow"/>
+                <w:lang w:val="en-US"/>
+              </w:rPr>
+            </w:pPr>
+          </w:p>
+          <w:p>
+            <w:pPr>
+              <w:rPr>
+                <w:sz w:val="16"/>
+                <w:szCs w:val="16"/>
+                <w:highlight w:val="yellow"/>
+              </w:rPr>
+            </w:pPr>
+            <w:r>
+              <w:rPr>
+                <w:sz w:val="16"/>
+                <w:szCs w:val="16"/>
+                <w:highlight w:val="yellow"/>
+                <w:lang w:val="en-US"/>
+              </w:rPr>
+              <w:t xml:space="preserve">        </w:t>
+            </w:r>
+            <w:r>
+              <w:rPr>
+                <w:sz w:val="16"/>
+                <w:szCs w:val="16"/>
+                <w:highlight w:val="yellow"/>
+              </w:rPr>
+              <w:t xml:space="preserve">lv_data_CONDA014 = </w:t>
+            </w:r>
+            <w:proofErr w:type="spellStart"/>
+            <w:r>
+              <w:rPr>
+                <w:sz w:val="16"/>
+                <w:szCs w:val="16"/>
+                <w:highlight w:val="yellow"/>
+              </w:rPr>
+              <w:t>ycl_condpag_util</w:t>
+            </w:r>
+            <w:proofErr w:type="spellEnd"/>
+            <w:r>
+              <w:rPr>
+                <w:sz w:val="16"/>
+                <w:szCs w:val="16"/>
+                <w:highlight w:val="yellow"/>
+              </w:rPr>
+              <w:t>=&gt;</w:t>
+            </w:r>
+            <w:proofErr w:type="spellStart"/>
+            <w:r>
+              <w:rPr>
+                <w:sz w:val="16"/>
+                <w:szCs w:val="16"/>
+                <w:highlight w:val="yellow"/>
+              </w:rPr>
+              <w:t>get_</w:t>
+            </w:r>
+            <w:proofErr w:type="gramStart"/>
+            <w:r>
+              <w:rPr>
+                <w:sz w:val="16"/>
+                <w:szCs w:val="16"/>
+                <w:highlight w:val="yellow"/>
+              </w:rPr>
+              <w:t>instance</w:t>
+            </w:r>
+            <w:proofErr w:type="spellEnd"/>
+            <w:r>
+              <w:rPr>
+                <w:sz w:val="16"/>
+                <w:szCs w:val="16"/>
+                <w:highlight w:val="yellow"/>
+              </w:rPr>
+              <w:t>( )</w:t>
+            </w:r>
+            <w:proofErr w:type="gramEnd"/>
+            <w:r>
+              <w:rPr>
+                <w:sz w:val="16"/>
+                <w:szCs w:val="16"/>
+                <w:highlight w:val="yellow"/>
+              </w:rPr>
+              <w:t>-&gt;get_data_conda</w:t>
+            </w:r>
+            <w:proofErr w:type="gramStart"/>
+            <w:r>
+              <w:rPr>
+                <w:sz w:val="16"/>
+                <w:szCs w:val="16"/>
+                <w:highlight w:val="yellow"/>
+              </w:rPr>
+              <w:t>014( EXPORTING</w:t>
+            </w:r>
+            <w:proofErr w:type="gramEnd"/>
+            <w:r>
+              <w:rPr>
+                <w:sz w:val="16"/>
+                <w:szCs w:val="16"/>
+                <w:highlight w:val="yellow"/>
+              </w:rPr>
+              <w:t xml:space="preserve"> </w:t>
+            </w:r>
+            <w:proofErr w:type="spellStart"/>
+            <w:r>
+              <w:rPr>
+                <w:sz w:val="16"/>
+                <w:szCs w:val="16"/>
+                <w:highlight w:val="yellow"/>
+              </w:rPr>
+              <w:t>vi_data</w:t>
+            </w:r>
+            <w:proofErr w:type="spellEnd"/>
+            <w:r>
+              <w:rPr>
+                <w:sz w:val="16"/>
+                <w:szCs w:val="16"/>
+                <w:highlight w:val="yellow"/>
+              </w:rPr>
+              <w:t xml:space="preserve"> = </w:t>
+            </w:r>
+            <w:proofErr w:type="spellStart"/>
+            <w:r>
+              <w:rPr>
+                <w:sz w:val="16"/>
+                <w:szCs w:val="16"/>
+                <w:highlight w:val="yellow"/>
+              </w:rPr>
+              <w:t>lv_</w:t>
+            </w:r>
+            <w:proofErr w:type="gramStart"/>
+            <w:r>
+              <w:rPr>
+                <w:sz w:val="16"/>
+                <w:szCs w:val="16"/>
+                <w:highlight w:val="yellow"/>
+              </w:rPr>
+              <w:t>data</w:t>
+            </w:r>
+            <w:proofErr w:type="spellEnd"/>
+            <w:r>
+              <w:rPr>
+                <w:sz w:val="16"/>
+                <w:szCs w:val="16"/>
+                <w:highlight w:val="yellow"/>
+              </w:rPr>
+              <w:t xml:space="preserve"> )</w:t>
+            </w:r>
+            <w:proofErr w:type="gramEnd"/>
+            <w:r>
+              <w:rPr>
+                <w:sz w:val="16"/>
+                <w:szCs w:val="16"/>
+                <w:highlight w:val="yellow"/>
+              </w:rPr>
+              <w:t>.</w:t>
+            </w:r>
+          </w:p>
+          <w:p>
+            <w:pPr>
+              <w:rPr>
+                <w:sz w:val="16"/>
+                <w:szCs w:val="16"/>
+                <w:highlight w:val="yellow"/>
+              </w:rPr>
+            </w:pPr>
+          </w:p>
+          <w:p>
+            <w:pPr>
+              <w:rPr>
+                <w:sz w:val="16"/>
+                <w:szCs w:val="16"/>
+                <w:highlight w:val="yellow"/>
+              </w:rPr>
+            </w:pPr>
+            <w:r>
+              <w:rPr>
+                <w:sz w:val="16"/>
+                <w:szCs w:val="16"/>
+                <w:highlight w:val="yellow"/>
+              </w:rPr>
+              <w:t xml:space="preserve">        </w:t>
+            </w:r>
+            <w:proofErr w:type="spellStart"/>
+            <w:r>
+              <w:rPr>
+                <w:sz w:val="16"/>
+                <w:szCs w:val="16"/>
+                <w:highlight w:val="yellow"/>
+              </w:rPr>
+              <w:t>ls_invfo_condpgt-zfbdt</w:t>
+            </w:r>
+            <w:proofErr w:type="spellEnd"/>
+            <w:r>
+              <w:rPr>
+                <w:sz w:val="16"/>
+                <w:szCs w:val="16"/>
+                <w:highlight w:val="yellow"/>
+              </w:rPr>
+              <w:t xml:space="preserve"> = COND </w:t>
+            </w:r>
+            <w:proofErr w:type="gramStart"/>
+            <w:r>
+              <w:rPr>
+                <w:sz w:val="16"/>
+                <w:szCs w:val="16"/>
+                <w:highlight w:val="yellow"/>
+              </w:rPr>
+              <w:t>#( WHEN</w:t>
+            </w:r>
+            <w:proofErr w:type="gramEnd"/>
+            <w:r>
+              <w:rPr>
+                <w:sz w:val="16"/>
+                <w:szCs w:val="16"/>
+                <w:highlight w:val="yellow"/>
+              </w:rPr>
+              <w:t xml:space="preserve"> lv_data_CONDA014 GT </w:t>
+            </w:r>
+            <w:proofErr w:type="spellStart"/>
+            <w:r>
+              <w:rPr>
+                <w:sz w:val="16"/>
+                <w:szCs w:val="16"/>
+                <w:highlight w:val="yellow"/>
+              </w:rPr>
+              <w:t>lv_data</w:t>
+            </w:r>
+            <w:proofErr w:type="spellEnd"/>
+            <w:r>
+              <w:rPr>
+                <w:sz w:val="16"/>
+                <w:szCs w:val="16"/>
+                <w:highlight w:val="yellow"/>
+              </w:rPr>
+              <w:t xml:space="preserve"> THEN lv_data_CONDA014 ELSE </w:t>
+            </w:r>
+            <w:proofErr w:type="spellStart"/>
+            <w:r>
+              <w:rPr>
+                <w:sz w:val="16"/>
+                <w:szCs w:val="16"/>
+                <w:highlight w:val="yellow"/>
+              </w:rPr>
+              <w:t>lv_</w:t>
+            </w:r>
+            <w:proofErr w:type="gramStart"/>
+            <w:r>
+              <w:rPr>
+                <w:sz w:val="16"/>
+                <w:szCs w:val="16"/>
+                <w:highlight w:val="yellow"/>
+              </w:rPr>
+              <w:t>data</w:t>
+            </w:r>
+            <w:proofErr w:type="spellEnd"/>
+            <w:r>
+              <w:rPr>
+                <w:sz w:val="16"/>
+                <w:szCs w:val="16"/>
+                <w:highlight w:val="yellow"/>
+              </w:rPr>
+              <w:t xml:space="preserve"> )</w:t>
+            </w:r>
+            <w:proofErr w:type="gramEnd"/>
+            <w:r>
+              <w:rPr>
+                <w:sz w:val="16"/>
+                <w:szCs w:val="16"/>
+                <w:highlight w:val="yellow"/>
+              </w:rPr>
+              <w:t>.</w:t>
+            </w:r>
+          </w:p>
+          <w:p>
+            <w:pPr>
+              <w:rPr>
+                <w:sz w:val="16"/>
+                <w:szCs w:val="16"/>
+                <w:highlight w:val="yellow"/>
+              </w:rPr>
+            </w:pPr>
+          </w:p>
+          <w:p>
+            <w:pPr>
+              <w:rPr>
+                <w:sz w:val="16"/>
+                <w:szCs w:val="16"/>
+                <w:highlight w:val="yellow"/>
+                <w:lang w:val="en-US"/>
+              </w:rPr>
+            </w:pPr>
+            <w:r>
+              <w:rPr>
+                <w:sz w:val="16"/>
+                <w:szCs w:val="16"/>
+                <w:highlight w:val="yellow"/>
+              </w:rPr>
+              <w:t xml:space="preserve">        </w:t>
+            </w:r>
+            <w:r>
+              <w:rPr>
+                <w:sz w:val="16"/>
+                <w:szCs w:val="16"/>
+                <w:highlight w:val="yellow"/>
+                <w:lang w:val="en-US"/>
+              </w:rPr>
+              <w:t>&lt;</w:t>
+            </w:r>
+            <w:proofErr w:type="spellStart"/>
+            <w:r>
+              <w:rPr>
+                <w:sz w:val="16"/>
+                <w:szCs w:val="16"/>
+                <w:highlight w:val="yellow"/>
+                <w:lang w:val="en-US"/>
+              </w:rPr>
+              <w:t>fs_invfo_condpgt</w:t>
+            </w:r>
+            <w:proofErr w:type="spellEnd"/>
+            <w:r>
+              <w:rPr>
+                <w:sz w:val="16"/>
+                <w:szCs w:val="16"/>
+                <w:highlight w:val="yellow"/>
+                <w:lang w:val="en-US"/>
+              </w:rPr>
+              <w:t xml:space="preserve">&gt; = </w:t>
+            </w:r>
+            <w:proofErr w:type="spellStart"/>
+            <w:r>
+              <w:rPr>
+                <w:sz w:val="16"/>
+                <w:szCs w:val="16"/>
+                <w:highlight w:val="yellow"/>
+                <w:lang w:val="en-US"/>
+              </w:rPr>
+              <w:t>ls_invfo_condpgt</w:t>
+            </w:r>
+            <w:proofErr w:type="spellEnd"/>
+            <w:r>
+              <w:rPr>
+                <w:sz w:val="16"/>
+                <w:szCs w:val="16"/>
+                <w:highlight w:val="yellow"/>
+                <w:lang w:val="en-US"/>
+              </w:rPr>
+              <w:t>.</w:t>
+            </w:r>
+          </w:p>
+          <w:p>
+            <w:pPr>
+              <w:rPr>
+                <w:sz w:val="16"/>
+                <w:szCs w:val="16"/>
+                <w:highlight w:val="yellow"/>
+                <w:lang w:val="en-US"/>
+              </w:rPr>
+            </w:pPr>
+          </w:p>
+          <w:p>
+            <w:pPr>
+              <w:rPr>
+                <w:sz w:val="16"/>
+                <w:szCs w:val="16"/>
+                <w:lang w:val="en-US"/>
+              </w:rPr>
+            </w:pPr>
+            <w:r>
+              <w:rPr>
+                <w:sz w:val="16"/>
+                <w:szCs w:val="16"/>
+                <w:highlight w:val="yellow"/>
+                <w:lang w:val="en-US"/>
+              </w:rPr>
+              <w:lastRenderedPageBreak/>
+              <w:t xml:space="preserve">      ENDIF.</w:t>
+            </w:r>
+          </w:p>
+          <w:p>
+            <w:pPr>
+              <w:rPr>
+                <w:sz w:val="16"/>
+                <w:szCs w:val="16"/>
+                <w:lang w:val="en-US"/>
+              </w:rPr>
+            </w:pPr>
+          </w:p>
+          <w:p>
+            <w:pPr>
+              <w:rPr>
+                <w:sz w:val="16"/>
+                <w:szCs w:val="16"/>
+                <w:lang w:val="en-US"/>
+              </w:rPr>
+            </w:pPr>
+            <w:r>
+              <w:rPr>
+                <w:sz w:val="16"/>
+                <w:szCs w:val="16"/>
+                <w:lang w:val="en-US"/>
+              </w:rPr>
+              <w:t xml:space="preserve">    ENDIF.</w:t>
+            </w:r>
+          </w:p>
+          <w:p>
+            <w:pPr>
+              <w:rPr>
+                <w:sz w:val="16"/>
+                <w:szCs w:val="16"/>
+              </w:rPr>
+            </w:pPr>
+            <w:r>
+              <w:rPr>
+                <w:sz w:val="16"/>
+                <w:szCs w:val="16"/>
+              </w:rPr>
+              <w:t xml:space="preserve">* Fim da </w:t>
+            </w:r>
+            <w:proofErr w:type="spellStart"/>
+            <w:proofErr w:type="gramStart"/>
+            <w:r>
+              <w:rPr>
+                <w:sz w:val="16"/>
+                <w:szCs w:val="16"/>
+              </w:rPr>
+              <w:t>inclusao</w:t>
+            </w:r>
+            <w:proofErr w:type="spellEnd"/>
+            <w:r>
+              <w:rPr>
+                <w:sz w:val="16"/>
+                <w:szCs w:val="16"/>
+              </w:rPr>
+              <w:t xml:space="preserve">  16</w:t>
+            </w:r>
+            <w:proofErr w:type="gramEnd"/>
+            <w:r>
+              <w:rPr>
+                <w:sz w:val="16"/>
+                <w:szCs w:val="16"/>
+              </w:rPr>
+              <w:t>/09/2026 FIN10740</w:t>
+            </w:r>
+          </w:p>
+          <w:p>
+            <w:pPr>
+              <w:rPr>
+                <w:sz w:val="16"/>
+                <w:szCs w:val="16"/>
+              </w:rPr>
+            </w:pPr>
+            <w:r>
+              <w:rPr>
+                <w:sz w:val="16"/>
+                <w:szCs w:val="16"/>
+              </w:rPr>
+              <w:t xml:space="preserve">  ENDIF.</w:t>
+            </w:r>
+          </w:p>
+          <w:p>
+            <w:pPr>
+              <w:rPr>
+                <w:sz w:val="16"/>
+                <w:szCs w:val="16"/>
+              </w:rPr>
+            </w:pPr>
+            <w:r>
+              <w:rPr>
+                <w:sz w:val="16"/>
+                <w:szCs w:val="16"/>
+              </w:rPr>
+              <w:t>ENDIF.</w:t>
+            </w:r>
+          </w:p>
+        </w:tc>
+      </w:tr>
+    </w:tbl>
+    <w:p>
+      <w:pPr>
+        <w:spacing w:after="240"/>
+        <w:ind w:left="391" w:hanging="391"/>
+      </w:pPr>
+    </w:p>
+    <w:p>
+      <w:pPr>
+        <w:spacing w:after="240"/>
+        <w:ind w:left="391" w:hanging="391"/>
+      </w:pPr>
+    </w:p>
+    <w:p>
+      <w:pPr>
         <w:numPr>
           <w:ilvl w:val="0"/>
           <w:numId w:val="12"/>
@@ -5636,7 +10891,7 @@
 </file>
 
 <file path=word/endnotes.xml><?xml version="1.0" encoding="utf-8"?>
-<w:endnotes xmlns:wpc="http://schemas.microsoft.com/office/word/2010/wordprocessingCanvas" xmlns:cx="http://schemas.microsoft.com/office/drawing/2014/chartex" xmlns:cx1="http://schemas.microsoft.com/office/drawing/2015/9/8/chartex" xmlns:cx2="http://schemas.microsoft.com/office/drawing/2015/10/21/chartex" xmlns:cx3="http://schemas.microsoft.com/office/drawing/2016/5/9/chartex" xmlns:cx4="http://schemas.microsoft.com/office/drawing/2016/5/10/chartex" xmlns:cx5="http://schemas.microsoft.com/office/drawing/2016/5/11/chartex" xmlns:cx6="http://schemas.microsoft.com/office/drawing/2016/5/12/chartex" xmlns:cx7="http://schemas.microsoft.com/office/drawing/2016/5/13/chartex" xmlns:cx8="http://schemas.microsoft.com/office/drawing/2016/5/14/chartex" xmlns:mc="http://schemas.openxmlformats.org/markup-compatibility/2006" xmlns:aink="http://schemas.microsoft.com/office/drawing/2016/ink" xmlns:am3d="http://schemas.microsoft.com/office/drawing/2017/model3d" xmlns:o="urn:schemas-microsoft-com:office:office" xmlns:oel="http://schemas.microsoft.com/office/2019/extlst" xmlns:r="http://schemas.openxmlformats.org/officeDocument/2006/relationships" xmlns:m="http://schemas.openxmlformats.org/officeDocument/2006/math" xmlns:v="urn:schemas-microsoft-com:vml" xmlns:wp14="http://schemas.microsoft.com/office/word/2010/wordprocessingDrawing" xmlns:wp="http://schemas.openxmlformats.org/drawingml/2006/wordprocessingDrawing" xmlns:w10="urn:schemas-microsoft-com:office:word" xmlns:w="http://schemas.openxmlformats.org/wordprocessingml/2006/main" xmlns:w14="http://schemas.microsoft.com/office/word/2010/wordml" xmlns:w15="http://schemas.microsoft.com/office/word/2012/wordml" xmlns:w16cex="http://schemas.microsoft.com/office/word/2018/wordml/cex" xmlns:w16cid="http://schemas.microsoft.com/office/word/2016/wordml/cid" xmlns:w16="http://schemas.microsoft.com/office/word/2018/wordml" xmlns:w16sdtdh="http://schemas.microsoft.com/office/word/2020/wordml/sdtdatahash" xmlns:w16se="http://schemas.microsoft.com/office/word/2015/wordml/symex" xmlns:wpg="http://schemas.microsoft.com/office/word/2010/wordprocessingGroup" xmlns:wpi="http://schemas.microsoft.com/office/word/2010/wordprocessingInk" xmlns:wne="http://schemas.microsoft.com/office/word/2006/wordml" xmlns:wps="http://schemas.microsoft.com/office/word/2010/wordprocessingShape" mc:Ignorable="w14 w15 w16se w16cid w16 w16cex w16sdtdh wp14">
+<w:endnotes xmlns:wpc="http://schemas.microsoft.com/office/word/2010/wordprocessingCanvas" xmlns:cx="http://schemas.microsoft.com/office/drawing/2014/chartex" xmlns:cx1="http://schemas.microsoft.com/office/drawing/2015/9/8/chartex" xmlns:cx2="http://schemas.microsoft.com/office/drawing/2015/10/21/chartex" xmlns:cx3="http://schemas.microsoft.com/office/drawing/2016/5/9/chartex" xmlns:cx4="http://schemas.microsoft.com/office/drawing/2016/5/10/chartex" xmlns:cx5="http://schemas.microsoft.com/office/drawing/2016/5/11/chartex" xmlns:cx6="http://schemas.microsoft.com/office/drawing/2016/5/12/chartex" xmlns:cx7="http://schemas.microsoft.com/office/drawing/2016/5/13/chartex" xmlns:cx8="http://schemas.microsoft.com/office/drawing/2016/5/14/chartex" xmlns:mc="http://schemas.openxmlformats.org/markup-compatibility/2006" xmlns:aink="http://schemas.microsoft.com/office/drawing/2016/ink" xmlns:am3d="http://schemas.microsoft.com/office/drawing/2017/model3d" xmlns:o="urn:schemas-microsoft-com:office:office" xmlns:oel="http://schemas.microsoft.com/office/2019/extlst" xmlns:r="http://schemas.openxmlformats.org/officeDocument/2006/relationships" xmlns:m="http://schemas.openxmlformats.org/officeDocument/2006/math" xmlns:v="urn:schemas-microsoft-com:vml" xmlns:wp14="http://schemas.microsoft.com/office/word/2010/wordprocessingDrawing" xmlns:wp="http://schemas.openxmlformats.org/drawingml/2006/wordprocessingDrawing" xmlns:w10="urn:schemas-microsoft-com:office:word" xmlns:w="http://schemas.openxmlformats.org/wordprocessingml/2006/main" xmlns:w14="http://schemas.microsoft.com/office/word/2010/wordml" xmlns:w15="http://schemas.microsoft.com/office/word/2012/wordml" xmlns:w16cex="http://schemas.microsoft.com/office/word/2018/wordml/cex" xmlns:w16cid="http://schemas.microsoft.com/office/word/2016/wordml/cid" xmlns:w16="http://schemas.microsoft.com/office/word/2018/wordml" xmlns:w16du="http://schemas.microsoft.com/office/word/2023/wordml/word16du" xmlns:w16sdtdh="http://schemas.microsoft.com/office/word/2020/wordml/sdtdatahash" xmlns:w16sdtfl="http://schemas.microsoft.com/office/word/2024/wordml/sdtformatlock" xmlns:w16se="http://schemas.microsoft.com/office/word/2015/wordml/symex" xmlns:wpg="http://schemas.microsoft.com/office/word/2010/wordprocessingGroup" xmlns:wpi="http://schemas.microsoft.com/office/word/2010/wordprocessingInk" xmlns:wne="http://schemas.microsoft.com/office/word/2006/wordml" xmlns:wps="http://schemas.microsoft.com/office/word/2010/wordprocessingShape" mc:Ignorable="w14 w15 w16se w16cid w16 w16cex w16sdtdh w16sdtfl w16du wp14">
   <w:endnote w:type="separator" w:id="-1">
     <w:p>
       <w:r>
@@ -5655,7 +10910,7 @@
 </file>
 
 <file path=word/footer1.xml><?xml version="1.0" encoding="utf-8"?>
-<w:ftr xmlns:wpc="http://schemas.microsoft.com/office/word/2010/wordprocessingCanvas" xmlns:cx="http://schemas.microsoft.com/office/drawing/2014/chartex" xmlns:cx1="http://schemas.microsoft.com/office/drawing/2015/9/8/chartex" xmlns:cx2="http://schemas.microsoft.com/office/drawing/2015/10/21/chartex" xmlns:cx3="http://schemas.microsoft.com/office/drawing/2016/5/9/chartex" xmlns:cx4="http://schemas.microsoft.com/office/drawing/2016/5/10/chartex" xmlns:cx5="http://schemas.microsoft.com/office/drawing/2016/5/11/chartex" xmlns:cx6="http://schemas.microsoft.com/office/drawing/2016/5/12/chartex" xmlns:cx7="http://schemas.microsoft.com/office/drawing/2016/5/13/chartex" xmlns:cx8="http://schemas.microsoft.com/office/drawing/2016/5/14/chartex" xmlns:mc="http://schemas.openxmlformats.org/markup-compatibility/2006" xmlns:aink="http://schemas.microsoft.com/office/drawing/2016/ink" xmlns:am3d="http://schemas.microsoft.com/office/drawing/2017/model3d" xmlns:o="urn:schemas-microsoft-com:office:office" xmlns:oel="http://schemas.microsoft.com/office/2019/extlst" xmlns:r="http://schemas.openxmlformats.org/officeDocument/2006/relationships" xmlns:m="http://schemas.openxmlformats.org/officeDocument/2006/math" xmlns:v="urn:schemas-microsoft-com:vml" xmlns:wp14="http://schemas.microsoft.com/office/word/2010/wordprocessingDrawing" xmlns:wp="http://schemas.openxmlformats.org/drawingml/2006/wordprocessingDrawing" xmlns:w10="urn:schemas-microsoft-com:office:word" xmlns:w="http://schemas.openxmlformats.org/wordprocessingml/2006/main" xmlns:w14="http://schemas.microsoft.com/office/word/2010/wordml" xmlns:w15="http://schemas.microsoft.com/office/word/2012/wordml" xmlns:w16cex="http://schemas.microsoft.com/office/word/2018/wordml/cex" xmlns:w16cid="http://schemas.microsoft.com/office/word/2016/wordml/cid" xmlns:w16="http://schemas.microsoft.com/office/word/2018/wordml" xmlns:w16sdtdh="http://schemas.microsoft.com/office/word/2020/wordml/sdtdatahash" xmlns:w16se="http://schemas.microsoft.com/office/word/2015/wordml/symex" xmlns:wpg="http://schemas.microsoft.com/office/word/2010/wordprocessingGroup" xmlns:wpi="http://schemas.microsoft.com/office/word/2010/wordprocessingInk" xmlns:wne="http://schemas.microsoft.com/office/word/2006/wordml" xmlns:wps="http://schemas.microsoft.com/office/word/2010/wordprocessingShape" mc:Ignorable="w14 w15 w16se w16cid w16 w16cex w16sdtdh wp14">
+<w:ftr xmlns:wpc="http://schemas.microsoft.com/office/word/2010/wordprocessingCanvas" xmlns:cx="http://schemas.microsoft.com/office/drawing/2014/chartex" xmlns:cx1="http://schemas.microsoft.com/office/drawing/2015/9/8/chartex" xmlns:cx2="http://schemas.microsoft.com/office/drawing/2015/10/21/chartex" xmlns:cx3="http://schemas.microsoft.com/office/drawing/2016/5/9/chartex" xmlns:cx4="http://schemas.microsoft.com/office/drawing/2016/5/10/chartex" xmlns:cx5="http://schemas.microsoft.com/office/drawing/2016/5/11/chartex" xmlns:cx6="http://schemas.microsoft.com/office/drawing/2016/5/12/chartex" xmlns:cx7="http://schemas.microsoft.com/office/drawing/2016/5/13/chartex" xmlns:cx8="http://schemas.microsoft.com/office/drawing/2016/5/14/chartex" xmlns:mc="http://schemas.openxmlformats.org/markup-compatibility/2006" xmlns:aink="http://schemas.microsoft.com/office/drawing/2016/ink" xmlns:am3d="http://schemas.microsoft.com/office/drawing/2017/model3d" xmlns:o="urn:schemas-microsoft-com:office:office" xmlns:oel="http://schemas.microsoft.com/office/2019/extlst" xmlns:r="http://schemas.openxmlformats.org/officeDocument/2006/relationships" xmlns:m="http://schemas.openxmlformats.org/officeDocument/2006/math" xmlns:v="urn:schemas-microsoft-com:vml" xmlns:wp14="http://schemas.microsoft.com/office/word/2010/wordprocessingDrawing" xmlns:wp="http://schemas.openxmlformats.org/drawingml/2006/wordprocessingDrawing" xmlns:w10="urn:schemas-microsoft-com:office:word" xmlns:w="http://schemas.openxmlformats.org/wordprocessingml/2006/main" xmlns:w14="http://schemas.microsoft.com/office/word/2010/wordml" xmlns:w15="http://schemas.microsoft.com/office/word/2012/wordml" xmlns:w16cex="http://schemas.microsoft.com/office/word/2018/wordml/cex" xmlns:w16cid="http://schemas.microsoft.com/office/word/2016/wordml/cid" xmlns:w16="http://schemas.microsoft.com/office/word/2018/wordml" xmlns:w16du="http://schemas.microsoft.com/office/word/2023/wordml/word16du" xmlns:w16sdtdh="http://schemas.microsoft.com/office/word/2020/wordml/sdtdatahash" xmlns:w16sdtfl="http://schemas.microsoft.com/office/word/2024/wordml/sdtformatlock" xmlns:w16se="http://schemas.microsoft.com/office/word/2015/wordml/symex" xmlns:wpg="http://schemas.microsoft.com/office/word/2010/wordprocessingGroup" xmlns:wpi="http://schemas.microsoft.com/office/word/2010/wordprocessingInk" xmlns:wne="http://schemas.microsoft.com/office/word/2006/wordml" xmlns:wps="http://schemas.microsoft.com/office/word/2010/wordprocessingShape" mc:Ignorable="w14 w15 w16se w16cid w16 w16cex w16sdtdh w16sdtfl w16du wp14">
   <w:p>
     <w:pPr>
       <w:pStyle w:val="Rodap"/>
@@ -5789,7 +11044,7 @@
 </file>
 
 <file path=word/footnotes.xml><?xml version="1.0" encoding="utf-8"?>
-<w:footnotes xmlns:wpc="http://schemas.microsoft.com/office/word/2010/wordprocessingCanvas" xmlns:cx="http://schemas.microsoft.com/office/drawing/2014/chartex" xmlns:cx1="http://schemas.microsoft.com/office/drawing/2015/9/8/chartex" xmlns:cx2="http://schemas.microsoft.com/office/drawing/2015/10/21/chartex" xmlns:cx3="http://schemas.microsoft.com/office/drawing/2016/5/9/chartex" xmlns:cx4="http://schemas.microsoft.com/office/drawing/2016/5/10/chartex" xmlns:cx5="http://schemas.microsoft.com/office/drawing/2016/5/11/chartex" xmlns:cx6="http://schemas.microsoft.com/office/drawing/2016/5/12/chartex" xmlns:cx7="http://schemas.microsoft.com/office/drawing/2016/5/13/chartex" xmlns:cx8="http://schemas.microsoft.com/office/drawing/2016/5/14/chartex" xmlns:mc="http://schemas.openxmlformats.org/markup-compatibility/2006" xmlns:aink="http://schemas.microsoft.com/office/drawing/2016/ink" xmlns:am3d="http://schemas.microsoft.com/office/drawing/2017/model3d" xmlns:o="urn:schemas-microsoft-com:office:office" xmlns:oel="http://schemas.microsoft.com/office/2019/extlst" xmlns:r="http://schemas.openxmlformats.org/officeDocument/2006/relationships" xmlns:m="http://schemas.openxmlformats.org/officeDocument/2006/math" xmlns:v="urn:schemas-microsoft-com:vml" xmlns:wp14="http://schemas.microsoft.com/office/word/2010/wordprocessingDrawing" xmlns:wp="http://schemas.openxmlformats.org/drawingml/2006/wordprocessingDrawing" xmlns:w10="urn:schemas-microsoft-com:office:word" xmlns:w="http://schemas.openxmlformats.org/wordprocessingml/2006/main" xmlns:w14="http://schemas.microsoft.com/office/word/2010/wordml" xmlns:w15="http://schemas.microsoft.com/office/word/2012/wordml" xmlns:w16cex="http://schemas.microsoft.com/office/word/2018/wordml/cex" xmlns:w16cid="http://schemas.microsoft.com/office/word/2016/wordml/cid" xmlns:w16="http://schemas.microsoft.com/office/word/2018/wordml" xmlns:w16sdtdh="http://schemas.microsoft.com/office/word/2020/wordml/sdtdatahash" xmlns:w16se="http://schemas.microsoft.com/office/word/2015/wordml/symex" xmlns:wpg="http://schemas.microsoft.com/office/word/2010/wordprocessingGroup" xmlns:wpi="http://schemas.microsoft.com/office/word/2010/wordprocessingInk" xmlns:wne="http://schemas.microsoft.com/office/word/2006/wordml" xmlns:wps="http://schemas.microsoft.com/office/word/2010/wordprocessingShape" mc:Ignorable="w14 w15 w16se w16cid w16 w16cex w16sdtdh wp14">
+<w:footnotes xmlns:wpc="http://schemas.microsoft.com/office/word/2010/wordprocessingCanvas" xmlns:cx="http://schemas.microsoft.com/office/drawing/2014/chartex" xmlns:cx1="http://schemas.microsoft.com/office/drawing/2015/9/8/chartex" xmlns:cx2="http://schemas.microsoft.com/office/drawing/2015/10/21/chartex" xmlns:cx3="http://schemas.microsoft.com/office/drawing/2016/5/9/chartex" xmlns:cx4="http://schemas.microsoft.com/office/drawing/2016/5/10/chartex" xmlns:cx5="http://schemas.microsoft.com/office/drawing/2016/5/11/chartex" xmlns:cx6="http://schemas.microsoft.com/office/drawing/2016/5/12/chartex" xmlns:cx7="http://schemas.microsoft.com/office/drawing/2016/5/13/chartex" xmlns:cx8="http://schemas.microsoft.com/office/drawing/2016/5/14/chartex" xmlns:mc="http://schemas.openxmlformats.org/markup-compatibility/2006" xmlns:aink="http://schemas.microsoft.com/office/drawing/2016/ink" xmlns:am3d="http://schemas.microsoft.com/office/drawing/2017/model3d" xmlns:o="urn:schemas-microsoft-com:office:office" xmlns:oel="http://schemas.microsoft.com/office/2019/extlst" xmlns:r="http://schemas.openxmlformats.org/officeDocument/2006/relationships" xmlns:m="http://schemas.openxmlformats.org/officeDocument/2006/math" xmlns:v="urn:schemas-microsoft-com:vml" xmlns:wp14="http://schemas.microsoft.com/office/word/2010/wordprocessingDrawing" xmlns:wp="http://schemas.openxmlformats.org/drawingml/2006/wordprocessingDrawing" xmlns:w10="urn:schemas-microsoft-com:office:word" xmlns:w="http://schemas.openxmlformats.org/wordprocessingml/2006/main" xmlns:w14="http://schemas.microsoft.com/office/word/2010/wordml" xmlns:w15="http://schemas.microsoft.com/office/word/2012/wordml" xmlns:w16cex="http://schemas.microsoft.com/office/word/2018/wordml/cex" xmlns:w16cid="http://schemas.microsoft.com/office/word/2016/wordml/cid" xmlns:w16="http://schemas.microsoft.com/office/word/2018/wordml" xmlns:w16du="http://schemas.microsoft.com/office/word/2023/wordml/word16du" xmlns:w16sdtdh="http://schemas.microsoft.com/office/word/2020/wordml/sdtdatahash" xmlns:w16sdtfl="http://schemas.microsoft.com/office/word/2024/wordml/sdtformatlock" xmlns:w16se="http://schemas.microsoft.com/office/word/2015/wordml/symex" xmlns:wpg="http://schemas.microsoft.com/office/word/2010/wordprocessingGroup" xmlns:wpi="http://schemas.microsoft.com/office/word/2010/wordprocessingInk" xmlns:wne="http://schemas.microsoft.com/office/word/2006/wordml" xmlns:wps="http://schemas.microsoft.com/office/word/2010/wordprocessingShape" mc:Ignorable="w14 w15 w16se w16cid w16 w16cex w16sdtdh w16sdtfl w16du wp14">
   <w:footnote w:type="separator" w:id="-1">
     <w:p>
       <w:r>
@@ -5808,7 +11063,7 @@
 </file>
 
 <file path=word/header1.xml><?xml version="1.0" encoding="utf-8"?>
-<w:hdr xmlns:wpc="http://schemas.microsoft.com/office/word/2010/wordprocessingCanvas" xmlns:cx="http://schemas.microsoft.com/office/drawing/2014/chartex" xmlns:cx1="http://schemas.microsoft.com/office/drawing/2015/9/8/chartex" xmlns:cx2="http://schemas.microsoft.com/office/drawing/2015/10/21/chartex" xmlns:cx3="http://schemas.microsoft.com/office/drawing/2016/5/9/chartex" xmlns:cx4="http://schemas.microsoft.com/office/drawing/2016/5/10/chartex" xmlns:cx5="http://schemas.microsoft.com/office/drawing/2016/5/11/chartex" xmlns:cx6="http://schemas.microsoft.com/office/drawing/2016/5/12/chartex" xmlns:cx7="http://schemas.microsoft.com/office/drawing/2016/5/13/chartex" xmlns:cx8="http://schemas.microsoft.com/office/drawing/2016/5/14/chartex" xmlns:mc="http://schemas.openxmlformats.org/markup-compatibility/2006" xmlns:aink="http://schemas.microsoft.com/office/drawing/2016/ink" xmlns:am3d="http://schemas.microsoft.com/office/drawing/2017/model3d" xmlns:o="urn:schemas-microsoft-com:office:office" xmlns:oel="http://schemas.microsoft.com/office/2019/extlst" xmlns:r="http://schemas.openxmlformats.org/officeDocument/2006/relationships" xmlns:m="http://schemas.openxmlformats.org/officeDocument/2006/math" xmlns:v="urn:schemas-microsoft-com:vml" xmlns:wp14="http://schemas.microsoft.com/office/word/2010/wordprocessingDrawing" xmlns:wp="http://schemas.openxmlformats.org/drawingml/2006/wordprocessingDrawing" xmlns:w10="urn:schemas-microsoft-com:office:word" xmlns:w="http://schemas.openxmlformats.org/wordprocessingml/2006/main" xmlns:w14="http://schemas.microsoft.com/office/word/2010/wordml" xmlns:w15="http://schemas.microsoft.com/office/word/2012/wordml" xmlns:w16cex="http://schemas.microsoft.com/office/word/2018/wordml/cex" xmlns:w16cid="http://schemas.microsoft.com/office/word/2016/wordml/cid" xmlns:w16="http://schemas.microsoft.com/office/word/2018/wordml" xmlns:w16sdtdh="http://schemas.microsoft.com/office/word/2020/wordml/sdtdatahash" xmlns:w16se="http://schemas.microsoft.com/office/word/2015/wordml/symex" xmlns:wpg="http://schemas.microsoft.com/office/word/2010/wordprocessingGroup" xmlns:wpi="http://schemas.microsoft.com/office/word/2010/wordprocessingInk" xmlns:wne="http://schemas.microsoft.com/office/word/2006/wordml" xmlns:wps="http://schemas.microsoft.com/office/word/2010/wordprocessingShape" mc:Ignorable="w14 w15 w16se w16cid w16 w16cex w16sdtdh wp14">
+<w:hdr xmlns:wpc="http://schemas.microsoft.com/office/word/2010/wordprocessingCanvas" xmlns:cx="http://schemas.microsoft.com/office/drawing/2014/chartex" xmlns:cx1="http://schemas.microsoft.com/office/drawing/2015/9/8/chartex" xmlns:cx2="http://schemas.microsoft.com/office/drawing/2015/10/21/chartex" xmlns:cx3="http://schemas.microsoft.com/office/drawing/2016/5/9/chartex" xmlns:cx4="http://schemas.microsoft.com/office/drawing/2016/5/10/chartex" xmlns:cx5="http://schemas.microsoft.com/office/drawing/2016/5/11/chartex" xmlns:cx6="http://schemas.microsoft.com/office/drawing/2016/5/12/chartex" xmlns:cx7="http://schemas.microsoft.com/office/drawing/2016/5/13/chartex" xmlns:cx8="http://schemas.microsoft.com/office/drawing/2016/5/14/chartex" xmlns:mc="http://schemas.openxmlformats.org/markup-compatibility/2006" xmlns:aink="http://schemas.microsoft.com/office/drawing/2016/ink" xmlns:am3d="http://schemas.microsoft.com/office/drawing/2017/model3d" xmlns:o="urn:schemas-microsoft-com:office:office" xmlns:oel="http://schemas.microsoft.com/office/2019/extlst" xmlns:r="http://schemas.openxmlformats.org/officeDocument/2006/relationships" xmlns:m="http://schemas.openxmlformats.org/officeDocument/2006/math" xmlns:v="urn:schemas-microsoft-com:vml" xmlns:wp14="http://schemas.microsoft.com/office/word/2010/wordprocessingDrawing" xmlns:wp="http://schemas.openxmlformats.org/drawingml/2006/wordprocessingDrawing" xmlns:w10="urn:schemas-microsoft-com:office:word" xmlns:w="http://schemas.openxmlformats.org/wordprocessingml/2006/main" xmlns:w14="http://schemas.microsoft.com/office/word/2010/wordml" xmlns:w15="http://schemas.microsoft.com/office/word/2012/wordml" xmlns:w16cex="http://schemas.microsoft.com/office/word/2018/wordml/cex" xmlns:w16cid="http://schemas.microsoft.com/office/word/2016/wordml/cid" xmlns:w16="http://schemas.microsoft.com/office/word/2018/wordml" xmlns:w16du="http://schemas.microsoft.com/office/word/2023/wordml/word16du" xmlns:w16sdtdh="http://schemas.microsoft.com/office/word/2020/wordml/sdtdatahash" xmlns:w16sdtfl="http://schemas.microsoft.com/office/word/2024/wordml/sdtformatlock" xmlns:w16se="http://schemas.microsoft.com/office/word/2015/wordml/symex" xmlns:wpg="http://schemas.microsoft.com/office/word/2010/wordprocessingGroup" xmlns:wpi="http://schemas.microsoft.com/office/word/2010/wordprocessingInk" xmlns:wne="http://schemas.microsoft.com/office/word/2006/wordml" xmlns:wps="http://schemas.microsoft.com/office/word/2010/wordprocessingShape" mc:Ignorable="w14 w15 w16se w16cid w16 w16cex w16sdtdh w16sdtfl w16du wp14">
   <w:tbl>
     <w:tblPr>
       <w:tblW w:w="10632" w:type="dxa"/>
@@ -5847,7 +11102,6 @@
             <w:bottom w:val="single" w:sz="4" w:space="0" w:color="00000A"/>
             <w:right w:val="single" w:sz="4" w:space="0" w:color="00000A"/>
           </w:tcBorders>
-          <w:shd w:val="clear" w:color="auto" w:fill="auto"/>
           <w:tcMar>
             <w:left w:w="66" w:type="dxa"/>
           </w:tcMar>
@@ -5924,7 +11178,6 @@
             <w:top w:val="single" w:sz="6" w:space="0" w:color="00000A"/>
             <w:bottom w:val="single" w:sz="6" w:space="0" w:color="00000A"/>
           </w:tcBorders>
-          <w:shd w:val="clear" w:color="auto" w:fill="auto"/>
         </w:tcPr>
         <w:p>
           <w:pPr>
@@ -5995,7 +11248,6 @@
             <w:bottom w:val="single" w:sz="4" w:space="0" w:color="00000A"/>
             <w:right w:val="single" w:sz="4" w:space="0" w:color="00000A"/>
           </w:tcBorders>
-          <w:shd w:val="clear" w:color="auto" w:fill="auto"/>
           <w:tcMar>
             <w:left w:w="66" w:type="dxa"/>
           </w:tcMar>
@@ -6056,7 +11308,6 @@
             <w:bottom w:val="single" w:sz="4" w:space="0" w:color="00000A"/>
             <w:right w:val="single" w:sz="4" w:space="0" w:color="00000A"/>
           </w:tcBorders>
-          <w:shd w:val="clear" w:color="auto" w:fill="auto"/>
           <w:tcMar>
             <w:left w:w="66" w:type="dxa"/>
           </w:tcMar>
@@ -6074,7 +11325,6 @@
             <w:top w:val="single" w:sz="6" w:space="0" w:color="00000A"/>
             <w:bottom w:val="single" w:sz="6" w:space="0" w:color="00000A"/>
           </w:tcBorders>
-          <w:shd w:val="clear" w:color="auto" w:fill="auto"/>
           <w:vAlign w:val="center"/>
         </w:tcPr>
         <w:p>
@@ -6099,7 +11349,6 @@
             <w:bottom w:val="single" w:sz="4" w:space="0" w:color="00000A"/>
             <w:right w:val="single" w:sz="4" w:space="0" w:color="00000A"/>
           </w:tcBorders>
-          <w:shd w:val="clear" w:color="auto" w:fill="auto"/>
           <w:tcMar>
             <w:left w:w="66" w:type="dxa"/>
           </w:tcMar>
@@ -6124,7 +11373,7 @@
 </file>
 
 <file path=word/numbering.xml><?xml version="1.0" encoding="utf-8"?>
-<w:numbering xmlns:wpc="http://schemas.microsoft.com/office/word/2010/wordprocessingCanvas" xmlns:cx="http://schemas.microsoft.com/office/drawing/2014/chartex" xmlns:cx1="http://schemas.microsoft.com/office/drawing/2015/9/8/chartex" xmlns:cx2="http://schemas.microsoft.com/office/drawing/2015/10/21/chartex" xmlns:cx3="http://schemas.microsoft.com/office/drawing/2016/5/9/chartex" xmlns:cx4="http://schemas.microsoft.com/office/drawing/2016/5/10/chartex" xmlns:cx5="http://schemas.microsoft.com/office/drawing/2016/5/11/chartex" xmlns:cx6="http://schemas.microsoft.com/office/drawing/2016/5/12/chartex" xmlns:cx7="http://schemas.microsoft.com/office/drawing/2016/5/13/chartex" xmlns:cx8="http://schemas.microsoft.com/office/drawing/2016/5/14/chartex" xmlns:mc="http://schemas.openxmlformats.org/markup-compatibility/2006" xmlns:aink="http://schemas.microsoft.com/office/drawing/2016/ink" xmlns:am3d="http://schemas.microsoft.com/office/drawing/2017/model3d" xmlns:o="urn:schemas-microsoft-com:office:office" xmlns:oel="http://schemas.microsoft.com/office/2019/extlst" xmlns:r="http://schemas.openxmlformats.org/officeDocument/2006/relationships" xmlns:m="http://schemas.openxmlformats.org/officeDocument/2006/math" xmlns:v="urn:schemas-microsoft-com:vml" xmlns:wp14="http://schemas.microsoft.com/office/word/2010/wordprocessingDrawing" xmlns:wp="http://schemas.openxmlformats.org/drawingml/2006/wordprocessingDrawing" xmlns:w10="urn:schemas-microsoft-com:office:word" xmlns:w="http://schemas.openxmlformats.org/wordprocessingml/2006/main" xmlns:w14="http://schemas.microsoft.com/office/word/2010/wordml" xmlns:w15="http://schemas.microsoft.com/office/word/2012/wordml" xmlns:w16cex="http://schemas.microsoft.com/office/word/2018/wordml/cex" xmlns:w16cid="http://schemas.microsoft.com/office/word/2016/wordml/cid" xmlns:w16="http://schemas.microsoft.com/office/word/2018/wordml" xmlns:w16sdtdh="http://schemas.microsoft.com/office/word/2020/wordml/sdtdatahash" xmlns:w16se="http://schemas.microsoft.com/office/word/2015/wordml/symex" xmlns:wpg="http://schemas.microsoft.com/office/word/2010/wordprocessingGroup" xmlns:wpi="http://schemas.microsoft.com/office/word/2010/wordprocessingInk" xmlns:wne="http://schemas.microsoft.com/office/word/2006/wordml" xmlns:wps="http://schemas.microsoft.com/office/word/2010/wordprocessingShape" mc:Ignorable="w14 w15 w16se w16cid w16 w16cex w16sdtdh wp14">
+<w:numbering xmlns:wpc="http://schemas.microsoft.com/office/word/2010/wordprocessingCanvas" xmlns:cx="http://schemas.microsoft.com/office/drawing/2014/chartex" xmlns:cx1="http://schemas.microsoft.com/office/drawing/2015/9/8/chartex" xmlns:cx2="http://schemas.microsoft.com/office/drawing/2015/10/21/chartex" xmlns:cx3="http://schemas.microsoft.com/office/drawing/2016/5/9/chartex" xmlns:cx4="http://schemas.microsoft.com/office/drawing/2016/5/10/chartex" xmlns:cx5="http://schemas.microsoft.com/office/drawing/2016/5/11/chartex" xmlns:cx6="http://schemas.microsoft.com/office/drawing/2016/5/12/chartex" xmlns:cx7="http://schemas.microsoft.com/office/drawing/2016/5/13/chartex" xmlns:cx8="http://schemas.microsoft.com/office/drawing/2016/5/14/chartex" xmlns:mc="http://schemas.openxmlformats.org/markup-compatibility/2006" xmlns:aink="http://schemas.microsoft.com/office/drawing/2016/ink" xmlns:am3d="http://schemas.microsoft.com/office/drawing/2017/model3d" xmlns:o="urn:schemas-microsoft-com:office:office" xmlns:oel="http://schemas.microsoft.com/office/2019/extlst" xmlns:r="http://schemas.openxmlformats.org/officeDocument/2006/relationships" xmlns:m="http://schemas.openxmlformats.org/officeDocument/2006/math" xmlns:v="urn:schemas-microsoft-com:vml" xmlns:wp14="http://schemas.microsoft.com/office/word/2010/wordprocessingDrawing" xmlns:wp="http://schemas.openxmlformats.org/drawingml/2006/wordprocessingDrawing" xmlns:w10="urn:schemas-microsoft-com:office:word" xmlns:w="http://schemas.openxmlformats.org/wordprocessingml/2006/main" xmlns:w14="http://schemas.microsoft.com/office/word/2010/wordml" xmlns:w15="http://schemas.microsoft.com/office/word/2012/wordml" xmlns:w16cex="http://schemas.microsoft.com/office/word/2018/wordml/cex" xmlns:w16cid="http://schemas.microsoft.com/office/word/2016/wordml/cid" xmlns:w16="http://schemas.microsoft.com/office/word/2018/wordml" xmlns:w16du="http://schemas.microsoft.com/office/word/2023/wordml/word16du" xmlns:w16sdtdh="http://schemas.microsoft.com/office/word/2020/wordml/sdtdatahash" xmlns:w16sdtfl="http://schemas.microsoft.com/office/word/2024/wordml/sdtformatlock" xmlns:w16se="http://schemas.microsoft.com/office/word/2015/wordml/symex" xmlns:wpg="http://schemas.microsoft.com/office/word/2010/wordprocessingGroup" xmlns:wpi="http://schemas.microsoft.com/office/word/2010/wordprocessingInk" xmlns:wne="http://schemas.microsoft.com/office/word/2006/wordml" xmlns:wps="http://schemas.microsoft.com/office/word/2010/wordprocessingShape" mc:Ignorable="w14 w15 w16se w16cid w16 w16cex w16sdtdh w16sdtfl w16du wp14">
   <w:numPicBullet w:numPicBulletId="0">
     <w:pict>
       <v:shapetype id="_x0000_t75" coordsize="21600,21600" o:spt="75" o:preferrelative="t" path="m@4@5l@4@11@9@11@9@5xe" filled="f" stroked="f">
@@ -6146,7 +11395,7 @@
         <v:path o:extrusionok="f" gradientshapeok="t" o:connecttype="rect"/>
         <o:lock v:ext="edit" aspectratio="t"/>
       </v:shapetype>
-      <v:shape id="_x0000_i1026" type="#_x0000_t75" style="width:11.4pt;height:11.4pt;visibility:visible;mso-wrap-style:square" o:bullet="t">
+      <v:shape id="_x0000_i1025" type="#_x0000_t75" style="width:11.4pt;height:11.4pt;visibility:visible;mso-wrap-style:square" o:bullet="t">
         <v:imagedata r:id="rId1" o:title=""/>
       </v:shape>
     </w:pict>
@@ -9921,7 +15170,7 @@
 </file>
 
 <file path=word/styles.xml><?xml version="1.0" encoding="utf-8"?>
-<w:styles xmlns:mc="http://schemas.openxmlformats.org/markup-compatibility/2006" xmlns:r="http://schemas.openxmlformats.org/officeDocument/2006/relationships" xmlns:w="http://schemas.openxmlformats.org/wordprocessingml/2006/main" xmlns:w14="http://schemas.microsoft.com/office/word/2010/wordml" xmlns:w15="http://schemas.microsoft.com/office/word/2012/wordml" xmlns:w16cex="http://schemas.microsoft.com/office/word/2018/wordml/cex" xmlns:w16cid="http://schemas.microsoft.com/office/word/2016/wordml/cid" xmlns:w16="http://schemas.microsoft.com/office/word/2018/wordml" xmlns:w16sdtdh="http://schemas.microsoft.com/office/word/2020/wordml/sdtdatahash" xmlns:w16se="http://schemas.microsoft.com/office/word/2015/wordml/symex" mc:Ignorable="w14 w15 w16se w16cid w16 w16cex w16sdtdh">
+<w:styles xmlns:mc="http://schemas.openxmlformats.org/markup-compatibility/2006" xmlns:r="http://schemas.openxmlformats.org/officeDocument/2006/relationships" xmlns:w="http://schemas.openxmlformats.org/wordprocessingml/2006/main" xmlns:w14="http://schemas.microsoft.com/office/word/2010/wordml" xmlns:w15="http://schemas.microsoft.com/office/word/2012/wordml" xmlns:w16cex="http://schemas.microsoft.com/office/word/2018/wordml/cex" xmlns:w16cid="http://schemas.microsoft.com/office/word/2016/wordml/cid" xmlns:w16="http://schemas.microsoft.com/office/word/2018/wordml" xmlns:w16du="http://schemas.microsoft.com/office/word/2023/wordml/word16du" xmlns:w16sdtdh="http://schemas.microsoft.com/office/word/2020/wordml/sdtdatahash" xmlns:w16sdtfl="http://schemas.microsoft.com/office/word/2024/wordml/sdtformatlock" xmlns:w16se="http://schemas.microsoft.com/office/word/2015/wordml/symex" mc:Ignorable="w14 w15 w16se w16cid w16 w16cex w16sdtdh w16sdtfl w16du">
   <w:docDefaults>
     <w:rPrDefault>
       <w:rPr>
@@ -10327,7 +15576,7 @@
     <w:name w:val="heading 1"/>
     <w:basedOn w:val="Normal"/>
     <w:next w:val="Normal"/>
-    <w:link w:val="Ttulo1Carter"/>
+    <w:link w:val="Ttulo1Char"/>
     <w:uiPriority w:val="99"/>
     <w:qFormat/>
     <w:rsid w:val="00665A54"/>
@@ -10349,7 +15598,7 @@
     <w:name w:val="heading 2"/>
     <w:basedOn w:val="Normal"/>
     <w:next w:val="Normal"/>
-    <w:link w:val="Ttulo2Carter"/>
+    <w:link w:val="Ttulo2Char"/>
     <w:uiPriority w:val="99"/>
     <w:qFormat/>
     <w:rsid w:val="00665A54"/>
@@ -10366,7 +15615,7 @@
     <w:name w:val="heading 3"/>
     <w:basedOn w:val="Normal"/>
     <w:next w:val="Normal"/>
-    <w:link w:val="Ttulo3Carter"/>
+    <w:link w:val="Ttulo3Char"/>
     <w:uiPriority w:val="99"/>
     <w:qFormat/>
     <w:rsid w:val="00665A54"/>
@@ -10387,7 +15636,7 @@
     <w:name w:val="heading 4"/>
     <w:basedOn w:val="Normal"/>
     <w:next w:val="Normal"/>
-    <w:link w:val="Ttulo4Carter"/>
+    <w:link w:val="Ttulo4Char"/>
     <w:uiPriority w:val="99"/>
     <w:qFormat/>
     <w:rsid w:val="00665A54"/>
@@ -10407,7 +15656,7 @@
     <w:name w:val="heading 8"/>
     <w:basedOn w:val="Normal"/>
     <w:next w:val="Normal"/>
-    <w:link w:val="Ttulo8Carter"/>
+    <w:link w:val="Ttulo8Char"/>
     <w:uiPriority w:val="99"/>
     <w:qFormat/>
     <w:rsid w:val="00665A54"/>
@@ -10423,7 +15672,7 @@
       <w:szCs w:val="20"/>
     </w:rPr>
   </w:style>
-  <w:style w:type="character" w:default="1" w:styleId="Tipodeletrapredefinidodopargrafo">
+  <w:style w:type="character" w:default="1" w:styleId="Fontepargpadro">
     <w:name w:val="Default Paragraph Font"/>
     <w:uiPriority w:val="1"/>
     <w:semiHidden/>
@@ -10450,9 +15699,9 @@
     <w:semiHidden/>
     <w:unhideWhenUsed/>
   </w:style>
-  <w:style w:type="character" w:customStyle="1" w:styleId="Ttulo1Carter">
-    <w:name w:val="Título 1 Caráter"/>
-    <w:basedOn w:val="Tipodeletrapredefinidodopargrafo"/>
+  <w:style w:type="character" w:customStyle="1" w:styleId="Ttulo1Char">
+    <w:name w:val="Título 1 Char"/>
+    <w:basedOn w:val="Fontepargpadro"/>
     <w:link w:val="Ttulo1"/>
     <w:uiPriority w:val="99"/>
     <w:locked/>
@@ -10465,9 +15714,9 @@
       <w:szCs w:val="32"/>
     </w:rPr>
   </w:style>
-  <w:style w:type="character" w:customStyle="1" w:styleId="Ttulo2Carter">
-    <w:name w:val="Título 2 Caráter"/>
-    <w:basedOn w:val="Tipodeletrapredefinidodopargrafo"/>
+  <w:style w:type="character" w:customStyle="1" w:styleId="Ttulo2Char">
+    <w:name w:val="Título 2 Char"/>
+    <w:basedOn w:val="Fontepargpadro"/>
     <w:link w:val="Ttulo2"/>
     <w:uiPriority w:val="99"/>
     <w:semiHidden/>
@@ -10483,9 +15732,9 @@
       <w:szCs w:val="28"/>
     </w:rPr>
   </w:style>
-  <w:style w:type="character" w:customStyle="1" w:styleId="Ttulo3Carter">
-    <w:name w:val="Título 3 Caráter"/>
-    <w:basedOn w:val="Tipodeletrapredefinidodopargrafo"/>
+  <w:style w:type="character" w:customStyle="1" w:styleId="Ttulo3Char">
+    <w:name w:val="Título 3 Char"/>
+    <w:basedOn w:val="Fontepargpadro"/>
     <w:link w:val="Ttulo3"/>
     <w:uiPriority w:val="99"/>
     <w:semiHidden/>
@@ -10499,9 +15748,9 @@
       <w:szCs w:val="26"/>
     </w:rPr>
   </w:style>
-  <w:style w:type="character" w:customStyle="1" w:styleId="Ttulo4Carter">
-    <w:name w:val="Título 4 Caráter"/>
-    <w:basedOn w:val="Tipodeletrapredefinidodopargrafo"/>
+  <w:style w:type="character" w:customStyle="1" w:styleId="Ttulo4Char">
+    <w:name w:val="Título 4 Char"/>
+    <w:basedOn w:val="Fontepargpadro"/>
     <w:link w:val="Ttulo4"/>
     <w:uiPriority w:val="99"/>
     <w:semiHidden/>
@@ -10515,9 +15764,9 @@
       <w:szCs w:val="28"/>
     </w:rPr>
   </w:style>
-  <w:style w:type="character" w:customStyle="1" w:styleId="Ttulo8Carter">
-    <w:name w:val="Título 8 Caráter"/>
-    <w:basedOn w:val="Tipodeletrapredefinidodopargrafo"/>
+  <w:style w:type="character" w:customStyle="1" w:styleId="Ttulo8Char">
+    <w:name w:val="Título 8 Char"/>
+    <w:basedOn w:val="Fontepargpadro"/>
     <w:link w:val="Ttulo8"/>
     <w:uiPriority w:val="99"/>
     <w:semiHidden/>
@@ -10531,9 +15780,9 @@
       <w:szCs w:val="24"/>
     </w:rPr>
   </w:style>
-  <w:style w:type="character" w:customStyle="1" w:styleId="CabealhoCarter">
-    <w:name w:val="Cabeçalho Caráter"/>
-    <w:basedOn w:val="Tipodeletrapredefinidodopargrafo"/>
+  <w:style w:type="character" w:customStyle="1" w:styleId="CabealhoChar">
+    <w:name w:val="Cabeçalho Char"/>
+    <w:basedOn w:val="Fontepargpadro"/>
     <w:link w:val="Cabealho"/>
     <w:locked/>
     <w:rsid w:val="00553E06"/>
@@ -10543,9 +15792,9 @@
       <w:szCs w:val="24"/>
     </w:rPr>
   </w:style>
-  <w:style w:type="character" w:customStyle="1" w:styleId="RodapCarter">
-    <w:name w:val="Rodapé Caráter"/>
-    <w:basedOn w:val="Tipodeletrapredefinidodopargrafo"/>
+  <w:style w:type="character" w:customStyle="1" w:styleId="RodapChar">
+    <w:name w:val="Rodapé Char"/>
+    <w:basedOn w:val="Fontepargpadro"/>
     <w:link w:val="Rodap"/>
     <w:uiPriority w:val="99"/>
     <w:semiHidden/>
@@ -10557,9 +15806,9 @@
       <w:szCs w:val="24"/>
     </w:rPr>
   </w:style>
-  <w:style w:type="character" w:customStyle="1" w:styleId="TextodenotaderodapCarter">
-    <w:name w:val="Texto de nota de rodapé Caráter"/>
-    <w:basedOn w:val="Tipodeletrapredefinidodopargrafo"/>
+  <w:style w:type="character" w:customStyle="1" w:styleId="TextodenotaderodapChar">
+    <w:name w:val="Texto de nota de rodapé Char"/>
+    <w:basedOn w:val="Fontepargpadro"/>
     <w:link w:val="Textodenotaderodap"/>
     <w:uiPriority w:val="99"/>
     <w:semiHidden/>
@@ -10573,7 +15822,7 @@
   </w:style>
   <w:style w:type="character" w:customStyle="1" w:styleId="RecuodecorpodetextoChar">
     <w:name w:val="Recuo de corpo de texto Char"/>
-    <w:basedOn w:val="Tipodeletrapredefinidodopargrafo"/>
+    <w:basedOn w:val="Fontepargpadro"/>
     <w:link w:val="Corpodetextorecuado"/>
     <w:uiPriority w:val="99"/>
     <w:semiHidden/>
@@ -10585,10 +15834,10 @@
       <w:szCs w:val="24"/>
     </w:rPr>
   </w:style>
-  <w:style w:type="character" w:customStyle="1" w:styleId="Avanodecorpodetexto2Carter">
-    <w:name w:val="Avanço de corpo de texto 2 Caráter"/>
-    <w:basedOn w:val="Tipodeletrapredefinidodopargrafo"/>
-    <w:link w:val="Avanodecorpodetexto2"/>
+  <w:style w:type="character" w:customStyle="1" w:styleId="Recuodecorpodetexto2Char">
+    <w:name w:val="Recuo de corpo de texto 2 Char"/>
+    <w:basedOn w:val="Fontepargpadro"/>
+    <w:link w:val="Recuodecorpodetexto2"/>
     <w:uiPriority w:val="99"/>
     <w:semiHidden/>
     <w:locked/>
@@ -10599,10 +15848,10 @@
       <w:szCs w:val="24"/>
     </w:rPr>
   </w:style>
-  <w:style w:type="character" w:customStyle="1" w:styleId="Avanodecorpodetexto3Carter">
-    <w:name w:val="Avanço de corpo de texto 3 Caráter"/>
-    <w:basedOn w:val="Tipodeletrapredefinidodopargrafo"/>
-    <w:link w:val="Avanodecorpodetexto3"/>
+  <w:style w:type="character" w:customStyle="1" w:styleId="Recuodecorpodetexto3Char">
+    <w:name w:val="Recuo de corpo de texto 3 Char"/>
+    <w:basedOn w:val="Fontepargpadro"/>
+    <w:link w:val="Recuodecorpodetexto3"/>
     <w:uiPriority w:val="99"/>
     <w:semiHidden/>
     <w:locked/>
@@ -10615,7 +15864,7 @@
   </w:style>
   <w:style w:type="character" w:styleId="Nmerodepgina">
     <w:name w:val="page number"/>
-    <w:basedOn w:val="Tipodeletrapredefinidodopargrafo"/>
+    <w:basedOn w:val="Fontepargpadro"/>
     <w:uiPriority w:val="99"/>
     <w:rsid w:val="00665A54"/>
     <w:rPr>
@@ -10624,7 +15873,7 @@
   </w:style>
   <w:style w:type="character" w:customStyle="1" w:styleId="CorpodetextoChar">
     <w:name w:val="Corpo de texto Char"/>
-    <w:basedOn w:val="Tipodeletrapredefinidodopargrafo"/>
+    <w:basedOn w:val="Fontepargpadro"/>
     <w:link w:val="Corpodotexto"/>
     <w:uiPriority w:val="99"/>
     <w:semiHidden/>
@@ -10638,7 +15887,7 @@
   </w:style>
   <w:style w:type="character" w:customStyle="1" w:styleId="LinkdaInternet">
     <w:name w:val="Link da Internet"/>
-    <w:basedOn w:val="Tipodeletrapredefinidodopargrafo"/>
+    <w:basedOn w:val="Fontepargpadro"/>
     <w:uiPriority w:val="99"/>
     <w:rsid w:val="00155A93"/>
     <w:rPr>
@@ -10649,7 +15898,7 @@
   </w:style>
   <w:style w:type="character" w:styleId="Forte">
     <w:name w:val="Strong"/>
-    <w:basedOn w:val="Tipodeletrapredefinidodopargrafo"/>
+    <w:basedOn w:val="Fontepargpadro"/>
     <w:uiPriority w:val="99"/>
     <w:qFormat/>
     <w:rsid w:val="00155A93"/>
@@ -10735,7 +15984,7 @@
   </w:style>
   <w:style w:type="character" w:customStyle="1" w:styleId="PWCCharMenuArrow">
     <w:name w:val="PWC_Char_MenuArrow"/>
-    <w:basedOn w:val="Tipodeletrapredefinidodopargrafo"/>
+    <w:basedOn w:val="Fontepargpadro"/>
     <w:uiPriority w:val="99"/>
     <w:rsid w:val="009F5F3D"/>
     <w:rPr>
@@ -10745,9 +15994,9 @@
       <w:lang w:val="pt-BR"/>
     </w:rPr>
   </w:style>
-  <w:style w:type="character" w:customStyle="1" w:styleId="TtuloCarter">
-    <w:name w:val="Título Caráter"/>
-    <w:basedOn w:val="Tipodeletrapredefinidodopargrafo"/>
+  <w:style w:type="character" w:customStyle="1" w:styleId="TtuloChar">
+    <w:name w:val="Título Char"/>
+    <w:basedOn w:val="Fontepargpadro"/>
     <w:link w:val="Ttulo"/>
     <w:uiPriority w:val="99"/>
     <w:locked/>
@@ -10760,9 +16009,9 @@
       <w:lang w:val="en-US" w:eastAsia="pt-BR" w:bidi="ar-SA"/>
     </w:rPr>
   </w:style>
-  <w:style w:type="character" w:customStyle="1" w:styleId="TextodebaloCarter">
-    <w:name w:val="Texto de balão Caráter"/>
-    <w:basedOn w:val="Tipodeletrapredefinidodopargrafo"/>
+  <w:style w:type="character" w:customStyle="1" w:styleId="TextodebaloChar">
+    <w:name w:val="Texto de balão Char"/>
+    <w:basedOn w:val="Fontepargpadro"/>
     <w:link w:val="Textodebalo"/>
     <w:uiPriority w:val="99"/>
     <w:locked/>
@@ -10795,9 +16044,9 @@
       <w:shd w:val="clear" w:color="auto" w:fill="FFFFFF"/>
     </w:rPr>
   </w:style>
-  <w:style w:type="character" w:customStyle="1" w:styleId="CitaoIntensaCarter">
-    <w:name w:val="Citação Intensa Caráter"/>
-    <w:basedOn w:val="Tipodeletrapredefinidodopargrafo"/>
+  <w:style w:type="character" w:customStyle="1" w:styleId="CitaoIntensaChar">
+    <w:name w:val="Citação Intensa Char"/>
+    <w:basedOn w:val="Fontepargpadro"/>
     <w:link w:val="CitaoIntensa"/>
     <w:uiPriority w:val="30"/>
     <w:rsid w:val="00B7268B"/>
@@ -10812,7 +16061,7 @@
   </w:style>
   <w:style w:type="character" w:styleId="nfaseIntensa">
     <w:name w:val="Intense Emphasis"/>
-    <w:basedOn w:val="Tipodeletrapredefinidodopargrafo"/>
+    <w:basedOn w:val="Fontepargpadro"/>
     <w:uiPriority w:val="21"/>
     <w:qFormat/>
     <w:rsid w:val="00952330"/>
@@ -10865,7 +16114,7 @@
     <w:name w:val="Title"/>
     <w:basedOn w:val="Normal"/>
     <w:next w:val="Corpodotexto"/>
-    <w:link w:val="TtuloCarter"/>
+    <w:link w:val="TtuloChar"/>
     <w:pPr>
       <w:keepNext/>
       <w:spacing w:before="240" w:after="120"/>
@@ -10919,7 +16168,7 @@
   <w:style w:type="paragraph" w:styleId="Cabealho">
     <w:name w:val="header"/>
     <w:basedOn w:val="Normal"/>
-    <w:link w:val="CabealhoCarter"/>
+    <w:link w:val="CabealhoChar"/>
     <w:rsid w:val="00665A54"/>
     <w:pPr>
       <w:tabs>
@@ -10931,7 +16180,7 @@
   <w:style w:type="paragraph" w:styleId="Rodap">
     <w:name w:val="footer"/>
     <w:basedOn w:val="Normal"/>
-    <w:link w:val="RodapCarter"/>
+    <w:link w:val="RodapChar"/>
     <w:uiPriority w:val="99"/>
     <w:rsid w:val="00665A54"/>
     <w:pPr>
@@ -10944,7 +16193,7 @@
   <w:style w:type="paragraph" w:styleId="Textodenotaderodap">
     <w:name w:val="footnote text"/>
     <w:basedOn w:val="Normal"/>
-    <w:link w:val="TextodenotaderodapCarter"/>
+    <w:link w:val="TextodenotaderodapChar"/>
     <w:uiPriority w:val="99"/>
     <w:semiHidden/>
     <w:rsid w:val="00665A54"/>
@@ -10954,7 +16203,7 @@
       <w:szCs w:val="20"/>
     </w:rPr>
   </w:style>
-  <w:style w:type="paragraph" w:styleId="Listadecont2">
+  <w:style w:type="paragraph" w:styleId="Listadecontinuao2">
     <w:name w:val="List Continue 2"/>
     <w:uiPriority w:val="99"/>
     <w:rsid w:val="00665A54"/>
@@ -10971,7 +16220,7 @@
       <w:lang w:eastAsia="en-US"/>
     </w:rPr>
   </w:style>
-  <w:style w:type="paragraph" w:styleId="Listadecont">
+  <w:style w:type="paragraph" w:styleId="Listadecontinuao">
     <w:name w:val="List Continue"/>
     <w:basedOn w:val="Normal"/>
     <w:uiPriority w:val="99"/>
@@ -10996,10 +16245,10 @@
       <w:sz w:val="20"/>
     </w:rPr>
   </w:style>
-  <w:style w:type="paragraph" w:styleId="Avanodecorpodetexto2">
+  <w:style w:type="paragraph" w:styleId="Recuodecorpodetexto2">
     <w:name w:val="Body Text Indent 2"/>
     <w:basedOn w:val="Normal"/>
-    <w:link w:val="Avanodecorpodetexto2Carter"/>
+    <w:link w:val="Recuodecorpodetexto2Char"/>
     <w:uiPriority w:val="99"/>
     <w:rsid w:val="00665A54"/>
     <w:pPr>
@@ -11010,10 +16259,10 @@
       <w:sz w:val="20"/>
     </w:rPr>
   </w:style>
-  <w:style w:type="paragraph" w:styleId="Avanodecorpodetexto3">
+  <w:style w:type="paragraph" w:styleId="Recuodecorpodetexto3">
     <w:name w:val="Body Text Indent 3"/>
     <w:basedOn w:val="Normal"/>
-    <w:link w:val="Avanodecorpodetexto3Carter"/>
+    <w:link w:val="Recuodecorpodetexto3Char"/>
     <w:uiPriority w:val="99"/>
     <w:rsid w:val="00665A54"/>
     <w:pPr>
@@ -11080,7 +16329,7 @@
   <w:style w:type="paragraph" w:styleId="Textodebalo">
     <w:name w:val="Balloon Text"/>
     <w:basedOn w:val="Normal"/>
-    <w:link w:val="TextodebaloCarter"/>
+    <w:link w:val="TextodebaloChar"/>
     <w:uiPriority w:val="99"/>
     <w:rsid w:val="00137D63"/>
     <w:rPr>
@@ -11093,7 +16342,7 @@
     <w:name w:val="Intense Quote"/>
     <w:basedOn w:val="Normal"/>
     <w:next w:val="Normal"/>
-    <w:link w:val="CitaoIntensaCarter"/>
+    <w:link w:val="CitaoIntensaChar"/>
     <w:uiPriority w:val="30"/>
     <w:qFormat/>
     <w:rsid w:val="00B7268B"/>
@@ -11124,7 +16373,7 @@
     <w:name w:val="Título de tabela"/>
     <w:basedOn w:val="Contedodatabela"/>
   </w:style>
-  <w:style w:type="table" w:styleId="TabelacomGrelha">
+  <w:style w:type="table" w:styleId="Tabelacomgrade">
     <w:name w:val="Table Grid"/>
     <w:basedOn w:val="Tabelanormal"/>
     <w:uiPriority w:val="99"/>
@@ -11146,7 +16395,7 @@
   <w:style w:type="paragraph" w:styleId="Corpodetexto">
     <w:name w:val="Body Text"/>
     <w:basedOn w:val="Normal"/>
-    <w:link w:val="CorpodetextoCarter"/>
+    <w:link w:val="CorpodetextoChar1"/>
     <w:uiPriority w:val="99"/>
     <w:semiHidden/>
     <w:unhideWhenUsed/>
@@ -11156,9 +16405,9 @@
       <w:spacing w:after="120"/>
     </w:pPr>
   </w:style>
-  <w:style w:type="character" w:customStyle="1" w:styleId="CorpodetextoCarter">
-    <w:name w:val="Corpo de texto Caráter"/>
-    <w:basedOn w:val="Tipodeletrapredefinidodopargrafo"/>
+  <w:style w:type="character" w:customStyle="1" w:styleId="CorpodetextoChar1">
+    <w:name w:val="Corpo de texto Char1"/>
+    <w:basedOn w:val="Fontepargpadro"/>
     <w:link w:val="Corpodetexto"/>
     <w:uiPriority w:val="99"/>
     <w:semiHidden/>
